--- a/workshop instruction/WS1 - Simulink IoT with ThingSpeak and ESP32_en.docx
+++ b/workshop instruction/WS1 - Simulink IoT with ThingSpeak and ESP32_en.docx
@@ -287,7 +287,7 @@
         <w:pStyle w:val="Heading1"/>
       </w:pPr>
       <w:r>
-        <w:t>0. Workshop Overview</w:t>
+        <w:t>1. Workshop Overview</w:t>
       </w:r>
     </w:p>
     <w:p>
@@ -575,7 +575,7 @@
         <w:pStyle w:val="Heading1"/>
       </w:pPr>
       <w:r>
-        <w:t>1. Learning Objectives</w:t>
+        <w:t>2. Learning Objectives</w:t>
       </w:r>
     </w:p>
     <w:p>
@@ -623,7 +623,7 @@
         <w:pStyle w:val="Heading1"/>
       </w:pPr>
       <w:r>
-        <w:t>2. Step 0 — Verify Toolboxes &amp; Connect the ESP32 (~10 min)</w:t>
+        <w:t>3. Step 1 — Verify Toolboxes &amp; Connect the ESP32 (~10 min)</w:t>
       </w:r>
     </w:p>
     <w:p>
@@ -742,7 +742,7 @@
         <w:pStyle w:val="Heading1"/>
       </w:pPr>
       <w:r>
-        <w:t>3. Step 1 — Create a ThingSpeak Account &amp; Channel (~10 min)</w:t>
+        <w:t>4. Step 2 — Create a ThingSpeak Account &amp; Channel (~10 min)</w:t>
       </w:r>
     </w:p>
     <w:p>
@@ -755,7 +755,7 @@
         <w:pStyle w:val="Heading2"/>
       </w:pPr>
       <w:r>
-        <w:t>3a. Create the account</w:t>
+        <w:t>4a. Create the account</w:t>
       </w:r>
     </w:p>
     <w:p>
@@ -831,7 +831,7 @@
         <w:pStyle w:val="Heading2"/>
       </w:pPr>
       <w:r>
-        <w:t>3b. Create a private channel</w:t>
+        <w:t>4b. Create a private channel</w:t>
       </w:r>
     </w:p>
     <w:p>
@@ -1165,7 +1165,7 @@
         <w:pStyle w:val="Heading2"/>
       </w:pPr>
       <w:r>
-        <w:t>3c. Collect the four credentials</w:t>
+        <w:t>4c. Collect the four credentials</w:t>
       </w:r>
     </w:p>
     <w:p>
@@ -1228,7 +1228,7 @@
     </w:p>
     <w:p>
       <w:r>
-        <w:t>Record these for Step 3/4 — you will enter them into the Simulink model:</w:t>
+        <w:t>Record these for Step 4/5 — you will enter them into the Simulink model:</w:t>
       </w:r>
     </w:p>
     <w:tbl>
@@ -1393,7 +1393,7 @@
         <w:pStyle w:val="Heading1"/>
       </w:pPr>
       <w:r>
-        <w:t>4. Step 2 — Explore the Starter Model (~5 min)</w:t>
+        <w:t>5. Step 3 — Explore the Starter Model (~5 min)</w:t>
       </w:r>
     </w:p>
     <w:p>
@@ -1480,7 +1480,7 @@
     </w:p>
     <w:p>
       <w:r>
-        <w:t>- **Switch / Switch2** — select the **Simulated** input (from the knobs) or the **Hardware** input (from the ESP32 ADC, added in Step 4).</w:t>
+        <w:t>- **Switch / Switch2** — select the **Simulated** input (from the knobs) or the **Hardware** input (from the ESP32 ADC, added in Step 5).</w:t>
       </w:r>
     </w:p>
     <w:p>
@@ -1503,7 +1503,7 @@
         <w:pStyle w:val="Heading1"/>
       </w:pPr>
       <w:r>
-        <w:t>5. Step 3 — Configure the ESP32 Target (~5 min)</w:t>
+        <w:t>6. Step 4 — Configure the ESP32 Target (~5 min)</w:t>
       </w:r>
     </w:p>
     <w:p>
@@ -2175,7 +2175,7 @@
         <w:pStyle w:val="Heading1"/>
       </w:pPr>
       <w:r>
-        <w:t>6. Steps 4–7 — Build the IoT &amp; Hardware Blocks (~40 min)</w:t>
+        <w:t>7. Steps 5–8 — Build the IoT &amp; Hardware Blocks (~40 min)</w:t>
       </w:r>
     </w:p>
     <w:p>
@@ -2188,7 +2188,7 @@
         <w:pStyle w:val="Heading2"/>
       </w:pPr>
       <w:r>
-        <w:t>Step 4: Analog inputs + DAC loop-back</w:t>
+        <w:t>Step 5: Analog inputs + DAC loop-back</w:t>
       </w:r>
     </w:p>
     <w:p>
@@ -2279,7 +2279,7 @@
         <w:pStyle w:val="Heading2"/>
       </w:pPr>
       <w:r>
-        <w:t>Step 5: Publish to ThingSpeak over MQTT</w:t>
+        <w:t>Step 6: Publish to ThingSpeak over MQTT</w:t>
       </w:r>
     </w:p>
     <w:p>
@@ -2493,7 +2493,7 @@
     </w:p>
     <w:p>
       <w:r>
-        <w:t>📡 The block uses the **Wi-Fi** and **ThingSpeak MQTT credentials** you set in **Step 3** (Model Settings → Target hardware resources). ThingSpeak's MQTT broker is `mqtt3.thingspeak.com`, port `1883`; the block keeps a persistent connection and publishes on the interval.</w:t>
+        <w:t>📡 The block uses the **Wi-Fi** and **ThingSpeak MQTT credentials** you set in **Step 4** (Model Settings → Target hardware resources). ThingSpeak's MQTT broker is `mqtt3.thingspeak.com`, port `1883`; the block keeps a persistent connection and publishes on the interval.</w:t>
       </w:r>
     </w:p>
     <w:p>
@@ -2501,7 +2501,7 @@
         <w:pStyle w:val="Heading2"/>
       </w:pPr>
       <w:r>
-        <w:t>Step 6: Fan / activity logic (threshold)</w:t>
+        <w:t>Step 7: Fan / activity logic (threshold)</w:t>
       </w:r>
     </w:p>
     <w:p>
@@ -2645,7 +2645,7 @@
         <w:pStyle w:val="Heading2"/>
       </w:pPr>
       <w:r>
-        <w:t>Step 7: Read your own channel back (closed loop)</w:t>
+        <w:t>Step 8: Read your own channel back (closed loop)</w:t>
       </w:r>
     </w:p>
     <w:p>
@@ -2824,7 +2824,7 @@
         <w:pStyle w:val="Heading1"/>
       </w:pPr>
       <w:r>
-        <w:t>7. Step 8 — Deploy &amp; Stream Live Data (~15 min)</w:t>
+        <w:t>8. Step 9 — Deploy &amp; Stream Live Data (~15 min)</w:t>
       </w:r>
     </w:p>
     <w:p>
@@ -2837,7 +2837,7 @@
         <w:pStyle w:val="Heading2"/>
       </w:pPr>
       <w:r>
-        <w:t>Step 8a — Run with Monitor &amp; Tune (Hardware tab)</w:t>
+        <w:t>Step 9a — Run with Monitor &amp; Tune (Hardware tab)</w:t>
       </w:r>
     </w:p>
     <w:p>
@@ -2905,7 +2905,7 @@
     </w:p>
     <w:p>
       <w:r>
-        <w:t>⚠️ **First run:** the model reads `SensorKnob` / `ThresholdKnob` from the base workspace. If the build fails with an *"undefined variable"* error, run `run('data/TunableParameter.m')` first (Step 0), then click **Monitor &amp; Tune** again.</w:t>
+        <w:t>⚠️ **First run:** the model reads `SensorKnob` / `ThresholdKnob` from the base workspace. If the build fails with an *"undefined variable"* error, run `run('data/TunableParameter.m')` first (Step 1), then click **Monitor &amp; Tune** again.</w:t>
       </w:r>
     </w:p>
     <w:p>
@@ -3006,7 +3006,7 @@
         <w:pStyle w:val="Heading1"/>
       </w:pPr>
       <w:r>
-        <w:t>8. Step 9 — Validate the Field Mapping</w:t>
+        <w:t>9. Step 10 — Validate the Field Mapping</w:t>
       </w:r>
     </w:p>
     <w:tbl>
@@ -3341,7 +3341,7 @@
         <w:pStyle w:val="Heading1"/>
       </w:pPr>
       <w:r>
-        <w:t>9. Challenge (~10 min)</w:t>
+        <w:t>10. Challenge (~10 min)</w:t>
       </w:r>
     </w:p>
     <w:p>
@@ -3354,7 +3354,7 @@
         <w:pStyle w:val="Heading1"/>
       </w:pPr>
       <w:r>
-        <w:t>10. Summary</w:t>
+        <w:t>11. Summary</w:t>
       </w:r>
     </w:p>
     <w:tbl>
@@ -3826,7 +3826,7 @@
         <w:pStyle w:val="Heading1"/>
       </w:pPr>
       <w:r>
-        <w:t>11. Troubleshooting</w:t>
+        <w:t>12. Troubleshooting</w:t>
       </w:r>
     </w:p>
     <w:tbl>
@@ -4333,7 +4333,7 @@
         <w:pStyle w:val="Heading1"/>
       </w:pPr>
       <w:r>
-        <w:t>12. MathWorks References</w:t>
+        <w:t>13. MathWorks References</w:t>
       </w:r>
     </w:p>
     <w:p>

--- a/workshop instruction/WS1 - Simulink IoT with ThingSpeak and ESP32_en.docx
+++ b/workshop instruction/WS1 - Simulink IoT with ThingSpeak and ESP32_en.docx
@@ -183,7 +183,7 @@
                 <w:rFonts w:ascii="Calibri" w:hAnsi="Calibri"/>
                 <w:sz w:val="20"/>
               </w:rPr>
-              <w:t>Simulink Support Package for Arduino Hardware — a support package, not a toolbox (`ver` will not list it)</w:t>
+              <w:t>Simulink Support Package for Arduino Hardware — a support package, not a toolbox (ver will not list it)</w:t>
             </w:r>
           </w:p>
         </w:tc>
@@ -292,7 +292,36 @@
     </w:p>
     <w:p>
       <w:r>
-        <w:t>In this 2-hour hands-on workshop you build a **Simulink® model that runs on an ESP32**, reads sensor data, and publishes it live to a **ThingSpeak™ channel** over MQTT. The model also demonstrates a closed IoT loop: it reads its own channel back and drives both a simulated and a physical output.</w:t>
+        <w:rPr>
+          <w:sz w:val="20"/>
+        </w:rPr>
+        <w:t xml:space="preserve">In this 2-hour hands-on workshop you build a </w:t>
+      </w:r>
+      <w:r>
+        <w:rPr>
+          <w:b/>
+          <w:sz w:val="20"/>
+        </w:rPr>
+        <w:t>Simulink® model that runs on an ESP32</w:t>
+      </w:r>
+      <w:r>
+        <w:rPr>
+          <w:sz w:val="20"/>
+        </w:rPr>
+        <w:t xml:space="preserve">, reads sensor data, and publishes it live to a </w:t>
+      </w:r>
+      <w:r>
+        <w:rPr>
+          <w:b/>
+          <w:sz w:val="20"/>
+        </w:rPr>
+        <w:t>ThingSpeak™ channel</w:t>
+      </w:r>
+      <w:r>
+        <w:rPr>
+          <w:sz w:val="20"/>
+        </w:rPr>
+        <w:t xml:space="preserve"> over MQTT. The model also demonstrates a closed IoT loop: it reads its own channel back and drives both a simulated and a physical output.</w:t>
       </w:r>
     </w:p>
     <w:tbl>
@@ -532,42 +561,183 @@
     </w:tbl>
     <w:p>
       <w:r>
+        <w:rPr>
+          <w:sz w:val="20"/>
+        </w:rPr>
         <w:t>You work through the workshop in six phases:</w:t>
       </w:r>
     </w:p>
     <w:p>
       <w:r>
-        <w:t>1. ✅ **Prepare the tools** — verify MATLAB product set, install the ESP32 hardware support, and connect the board.</w:t>
+        <w:rPr>
+          <w:sz w:val="20"/>
+        </w:rPr>
+        <w:t xml:space="preserve">1. ✅ </w:t>
+      </w:r>
+      <w:r>
+        <w:rPr>
+          <w:b/>
+          <w:sz w:val="20"/>
+        </w:rPr>
+        <w:t>Prepare the tools</w:t>
+      </w:r>
+      <w:r>
+        <w:rPr>
+          <w:sz w:val="20"/>
+        </w:rPr>
+        <w:t xml:space="preserve"> — verify MATLAB product set, install the ESP32 hardware support, and connect the board.</w:t>
       </w:r>
     </w:p>
     <w:p>
       <w:r>
-        <w:t>2. ✅ **Create a ThingSpeak account &amp; channel** — field names, Channel ID, Write/Read/MQTT keys.</w:t>
+        <w:rPr>
+          <w:sz w:val="20"/>
+        </w:rPr>
+        <w:t xml:space="preserve">2. ✅ </w:t>
+      </w:r>
+      <w:r>
+        <w:rPr>
+          <w:b/>
+          <w:sz w:val="20"/>
+        </w:rPr>
+        <w:t>Create a ThingSpeak account &amp; channel</w:t>
+      </w:r>
+      <w:r>
+        <w:rPr>
+          <w:sz w:val="20"/>
+        </w:rPr>
+        <w:t xml:space="preserve"> — field names, Channel ID, Write/Read/MQTT keys.</w:t>
       </w:r>
     </w:p>
     <w:p>
       <w:r>
-        <w:t>3. ✅ **Explore the starter model** — the simulation scaffolding is already wired (knobs, switches, displays).</w:t>
+        <w:rPr>
+          <w:sz w:val="20"/>
+        </w:rPr>
+        <w:t xml:space="preserve">3. ✅ </w:t>
+      </w:r>
+      <w:r>
+        <w:rPr>
+          <w:b/>
+          <w:sz w:val="20"/>
+        </w:rPr>
+        <w:t>Explore the starter model</w:t>
+      </w:r>
+      <w:r>
+        <w:rPr>
+          <w:sz w:val="20"/>
+        </w:rPr>
+        <w:t xml:space="preserve"> — the simulation scaffolding is already wired (knobs, switches, displays).</w:t>
       </w:r>
     </w:p>
     <w:p>
       <w:r>
-        <w:t>4. ✅ **Build the IoT + hardware blocks** — analog inputs, DAC loop-back, threshold logic, MQTT publish and read-back.</w:t>
+        <w:rPr>
+          <w:sz w:val="20"/>
+        </w:rPr>
+        <w:t xml:space="preserve">4. ✅ </w:t>
+      </w:r>
+      <w:r>
+        <w:rPr>
+          <w:b/>
+          <w:sz w:val="20"/>
+        </w:rPr>
+        <w:t>Build the IoT + hardware blocks</w:t>
+      </w:r>
+      <w:r>
+        <w:rPr>
+          <w:sz w:val="20"/>
+        </w:rPr>
+        <w:t xml:space="preserve"> — analog inputs, DAC loop-back, threshold logic, MQTT publish and read-back.</w:t>
       </w:r>
     </w:p>
     <w:p>
       <w:r>
-        <w:t>5. ✅ **Deploy &amp; stream live** — run in external (Monitor &amp; Tune) mode, watch the ThingSpeak charts update.</w:t>
+        <w:rPr>
+          <w:sz w:val="20"/>
+        </w:rPr>
+        <w:t xml:space="preserve">5. ✅ </w:t>
+      </w:r>
+      <w:r>
+        <w:rPr>
+          <w:b/>
+          <w:sz w:val="20"/>
+        </w:rPr>
+        <w:t>Deploy &amp; stream live</w:t>
+      </w:r>
+      <w:r>
+        <w:rPr>
+          <w:sz w:val="20"/>
+        </w:rPr>
+        <w:t xml:space="preserve"> — run in external (Monitor &amp; Tune) mode, watch the ThingSpeak charts update.</w:t>
       </w:r>
     </w:p>
     <w:p>
       <w:r>
-        <w:t>6. ✅ **Challenge** — change the update rate, add a field, and watch the physical output react.</w:t>
+        <w:rPr>
+          <w:sz w:val="20"/>
+        </w:rPr>
+        <w:t xml:space="preserve">6. ✅ </w:t>
+      </w:r>
+      <w:r>
+        <w:rPr>
+          <w:b/>
+          <w:sz w:val="20"/>
+        </w:rPr>
+        <w:t>Challenge</w:t>
+      </w:r>
+      <w:r>
+        <w:rPr>
+          <w:sz w:val="20"/>
+        </w:rPr>
+        <w:t xml:space="preserve"> — change the update rate, add a field, and watch the physical output react.</w:t>
       </w:r>
     </w:p>
     <w:p>
       <w:r>
-        <w:t>💡 The **completed model** (`models/SimulinkIoTThingSpeak_complete.slx`) is your answer key. Use it if you fall behind — but try to build it yourself from the **starter** first.</w:t>
+        <w:rPr>
+          <w:sz w:val="20"/>
+        </w:rPr>
+        <w:t xml:space="preserve">💡 The </w:t>
+      </w:r>
+      <w:r>
+        <w:rPr>
+          <w:b/>
+          <w:sz w:val="20"/>
+        </w:rPr>
+        <w:t>completed model</w:t>
+      </w:r>
+      <w:r>
+        <w:rPr>
+          <w:sz w:val="20"/>
+        </w:rPr>
+        <w:t xml:space="preserve"> (</w:t>
+      </w:r>
+      <w:r>
+        <w:rPr>
+          <w:rFonts w:ascii="Consolas" w:hAnsi="Consolas"/>
+          <w:sz w:val="18"/>
+        </w:rPr>
+        <w:t>models/SimulinkIoTThingSpeak_complete.slx</w:t>
+      </w:r>
+      <w:r>
+        <w:rPr>
+          <w:sz w:val="20"/>
+        </w:rPr>
+        <w:t xml:space="preserve">) is your answer key. Use it if you fall behind — but try to build it yourself from the </w:t>
+      </w:r>
+      <w:r>
+        <w:rPr>
+          <w:b/>
+          <w:sz w:val="20"/>
+        </w:rPr>
+        <w:t>starter</w:t>
+      </w:r>
+      <w:r>
+        <w:rPr>
+          <w:sz w:val="20"/>
+        </w:rPr>
+        <w:t xml:space="preserve"> first.</w:t>
       </w:r>
     </w:p>
     <w:p>
@@ -580,41 +750,143 @@
     </w:p>
     <w:p>
       <w:r>
+        <w:rPr>
+          <w:sz w:val="20"/>
+        </w:rPr>
         <w:t>After this session you will be able to:</w:t>
       </w:r>
     </w:p>
     <w:p>
       <w:r>
+        <w:rPr>
+          <w:sz w:val="20"/>
+        </w:rPr>
         <w:t>1. ✅ Verify the required MathWorks products (MATLAB, Simulink, Embedded Coder) and the ESP32 hardware support package.</w:t>
       </w:r>
     </w:p>
     <w:p>
       <w:r>
-        <w:t>2. ✅ Create a **ThingSpeak account** and a **private channel** with named fields.</w:t>
+        <w:rPr>
+          <w:sz w:val="20"/>
+        </w:rPr>
+        <w:t xml:space="preserve">2. ✅ Create a </w:t>
+      </w:r>
+      <w:r>
+        <w:rPr>
+          <w:b/>
+          <w:sz w:val="20"/>
+        </w:rPr>
+        <w:t>ThingSpeak account</w:t>
+      </w:r>
+      <w:r>
+        <w:rPr>
+          <w:sz w:val="20"/>
+        </w:rPr>
+        <w:t xml:space="preserve"> and a </w:t>
+      </w:r>
+      <w:r>
+        <w:rPr>
+          <w:b/>
+          <w:sz w:val="20"/>
+        </w:rPr>
+        <w:t>private channel</w:t>
+      </w:r>
+      <w:r>
+        <w:rPr>
+          <w:sz w:val="20"/>
+        </w:rPr>
+        <w:t xml:space="preserve"> with named fields.</w:t>
       </w:r>
     </w:p>
     <w:p>
       <w:r>
-        <w:t>3. ✅ Locate a channel's **Channel ID, Write API Key, Read API Key, and MQTT API Key**.</w:t>
+        <w:rPr>
+          <w:sz w:val="20"/>
+        </w:rPr>
+        <w:t xml:space="preserve">3. ✅ Locate a channel's </w:t>
+      </w:r>
+      <w:r>
+        <w:rPr>
+          <w:b/>
+          <w:sz w:val="20"/>
+        </w:rPr>
+        <w:t>Channel ID, Write API Key, Read API Key, and MQTT API Key</w:t>
+      </w:r>
+      <w:r>
+        <w:rPr>
+          <w:sz w:val="20"/>
+        </w:rPr>
+        <w:t>.</w:t>
       </w:r>
     </w:p>
     <w:p>
       <w:r>
+        <w:rPr>
+          <w:sz w:val="20"/>
+        </w:rPr>
         <w:t>4. ✅ Configure the ESP32 target (board selection, external mode, Wi-Fi, ThingSpeak credentials).</w:t>
       </w:r>
     </w:p>
     <w:p>
       <w:r>
-        <w:t>5. ✅ Build an IoT Simulink model: analog input, scaling, threshold logic, **MQTT publish**, **ThingSpeak read-back**.</w:t>
+        <w:rPr>
+          <w:sz w:val="20"/>
+        </w:rPr>
+        <w:t xml:space="preserve">5. ✅ Build an IoT Simulink model: analog input, scaling, threshold logic, </w:t>
+      </w:r>
+      <w:r>
+        <w:rPr>
+          <w:b/>
+          <w:sz w:val="20"/>
+        </w:rPr>
+        <w:t>MQTT publish</w:t>
+      </w:r>
+      <w:r>
+        <w:rPr>
+          <w:sz w:val="20"/>
+        </w:rPr>
+        <w:t xml:space="preserve">, </w:t>
+      </w:r>
+      <w:r>
+        <w:rPr>
+          <w:b/>
+          <w:sz w:val="20"/>
+        </w:rPr>
+        <w:t>ThingSpeak read-back</w:t>
+      </w:r>
+      <w:r>
+        <w:rPr>
+          <w:sz w:val="20"/>
+        </w:rPr>
+        <w:t>.</w:t>
       </w:r>
     </w:p>
     <w:p>
       <w:r>
-        <w:t>6. ✅ Run the model in **external (Monitor &amp; Tune)** mode and watch live data appear in ThingSpeak.</w:t>
+        <w:rPr>
+          <w:sz w:val="20"/>
+        </w:rPr>
+        <w:t xml:space="preserve">6. ✅ Run the model in </w:t>
+      </w:r>
+      <w:r>
+        <w:rPr>
+          <w:b/>
+          <w:sz w:val="20"/>
+        </w:rPr>
+        <w:t>external (Monitor &amp; Tune)</w:t>
+      </w:r>
+      <w:r>
+        <w:rPr>
+          <w:sz w:val="20"/>
+        </w:rPr>
+        <w:t xml:space="preserve"> mode and watch live data appear in ThingSpeak.</w:t>
       </w:r>
     </w:p>
     <w:p>
       <w:r>
+        <w:rPr>
+          <w:sz w:val="20"/>
+        </w:rPr>
         <w:t>7. ✅ Interpret the generated embedded C code path (ERT, XCP on Serial).</w:t>
       </w:r>
     </w:p>
@@ -628,6 +900,9 @@
     </w:p>
     <w:p>
       <w:r>
+        <w:rPr>
+          <w:sz w:val="20"/>
+        </w:rPr>
         <w:t>Open MATLAB and run the project file first so the path and settings are configured:</w:t>
       </w:r>
     </w:p>
@@ -642,7 +917,49 @@
     </w:p>
     <w:p>
       <w:r>
-        <w:t>Define the model's **tunable parameters** before you build or run it — this creates `SensorKnob` and `ThresholdKnob` in the base workspace:</w:t>
+        <w:rPr>
+          <w:sz w:val="20"/>
+        </w:rPr>
+        <w:t xml:space="preserve">Define the model's </w:t>
+      </w:r>
+      <w:r>
+        <w:rPr>
+          <w:b/>
+          <w:sz w:val="20"/>
+        </w:rPr>
+        <w:t>tunable parameters</w:t>
+      </w:r>
+      <w:r>
+        <w:rPr>
+          <w:sz w:val="20"/>
+        </w:rPr>
+        <w:t xml:space="preserve"> before you build or run it — this creates </w:t>
+      </w:r>
+      <w:r>
+        <w:rPr>
+          <w:rFonts w:ascii="Consolas" w:hAnsi="Consolas"/>
+          <w:sz w:val="18"/>
+        </w:rPr>
+        <w:t>SensorKnob</w:t>
+      </w:r>
+      <w:r>
+        <w:rPr>
+          <w:sz w:val="20"/>
+        </w:rPr>
+        <w:t xml:space="preserve"> and </w:t>
+      </w:r>
+      <w:r>
+        <w:rPr>
+          <w:rFonts w:ascii="Consolas" w:hAnsi="Consolas"/>
+          <w:sz w:val="18"/>
+        </w:rPr>
+        <w:t>ThresholdKnob</w:t>
+      </w:r>
+      <w:r>
+        <w:rPr>
+          <w:sz w:val="20"/>
+        </w:rPr>
+        <w:t xml:space="preserve"> in the base workspace:</w:t>
       </w:r>
     </w:p>
     <w:p>
@@ -664,11 +981,71 @@
     </w:p>
     <w:p>
       <w:r>
-        <w:t>`SensorKnob` and `ThresholdKnob` are `Simulink.Parameter` objects with **`ExportedGlobal`** storage. The completed model and the Dashboard knobs read them from the base workspace — if you skip this, the model cannot resolve the parameters. **Re-run the script whenever you reopen MATLAB.**</w:t>
+        <w:rPr>
+          <w:rFonts w:ascii="Consolas" w:hAnsi="Consolas"/>
+          <w:sz w:val="18"/>
+        </w:rPr>
+        <w:t>SensorKnob</w:t>
+      </w:r>
+      <w:r>
+        <w:rPr>
+          <w:sz w:val="20"/>
+        </w:rPr>
+        <w:t xml:space="preserve"> and </w:t>
+      </w:r>
+      <w:r>
+        <w:rPr>
+          <w:rFonts w:ascii="Consolas" w:hAnsi="Consolas"/>
+          <w:sz w:val="18"/>
+        </w:rPr>
+        <w:t>ThresholdKnob</w:t>
+      </w:r>
+      <w:r>
+        <w:rPr>
+          <w:sz w:val="20"/>
+        </w:rPr>
+        <w:t xml:space="preserve"> are </w:t>
+      </w:r>
+      <w:r>
+        <w:rPr>
+          <w:rFonts w:ascii="Consolas" w:hAnsi="Consolas"/>
+          <w:sz w:val="18"/>
+        </w:rPr>
+        <w:t>Simulink.Parameter</w:t>
+      </w:r>
+      <w:r>
+        <w:rPr>
+          <w:sz w:val="20"/>
+        </w:rPr>
+        <w:t xml:space="preserve"> objects with </w:t>
+      </w:r>
+      <w:r>
+        <w:rPr>
+          <w:rFonts w:ascii="Consolas" w:hAnsi="Consolas"/>
+          <w:b/>
+          <w:sz w:val="18"/>
+        </w:rPr>
+        <w:t>ExportedGlobal</w:t>
+      </w:r>
+      <w:r>
+        <w:rPr>
+          <w:sz w:val="20"/>
+        </w:rPr>
+        <w:t xml:space="preserve"> storage. The completed model and the Dashboard knobs read them from the base workspace — if you skip this, the model cannot resolve the parameters. </w:t>
+      </w:r>
+      <w:r>
+        <w:rPr>
+          <w:b/>
+          <w:sz w:val="20"/>
+        </w:rPr>
+        <w:t>Re-run the script whenever you reopen MATLAB.</w:t>
       </w:r>
     </w:p>
     <w:p>
       <w:r>
+        <w:rPr>
+          <w:sz w:val="20"/>
+        </w:rPr>
         <w:t>Verify every required product is installed:</w:t>
       </w:r>
     </w:p>
@@ -691,12 +1068,81 @@
     </w:p>
     <w:p>
       <w:r>
-        <w:t>🪟 **Run these in the MATLAB Command Window.** A version table means the product is installed. If missing, install it from **Home → Add-Ons → Get Add-Ons**.</w:t>
+        <w:rPr>
+          <w:sz w:val="20"/>
+        </w:rPr>
+        <w:t xml:space="preserve">🪟 </w:t>
+      </w:r>
+      <w:r>
+        <w:rPr>
+          <w:b/>
+          <w:sz w:val="20"/>
+        </w:rPr>
+        <w:t>Run these in the MATLAB Command Window.</w:t>
+      </w:r>
+      <w:r>
+        <w:rPr>
+          <w:sz w:val="20"/>
+        </w:rPr>
+        <w:t xml:space="preserve"> A version table means the product is installed. If missing, install it from </w:t>
+      </w:r>
+      <w:r>
+        <w:rPr>
+          <w:b/>
+          <w:sz w:val="20"/>
+        </w:rPr>
+        <w:t>Home → Add-Ons → Get Add-Ons</w:t>
+      </w:r>
+      <w:r>
+        <w:rPr>
+          <w:sz w:val="20"/>
+        </w:rPr>
+        <w:t>.</w:t>
       </w:r>
     </w:p>
     <w:p>
       <w:r>
-        <w:t>**The ESP32 support is a *Support Package*, not a Toolbox — `ver` will NOT list it.** Open the Add-On Explorer:</w:t>
+        <w:rPr>
+          <w:b/>
+          <w:sz w:val="20"/>
+        </w:rPr>
+        <w:t xml:space="preserve">The ESP32 support is a </w:t>
+      </w:r>
+      <w:r>
+        <w:rPr>
+          <w:b/>
+          <w:i/>
+          <w:sz w:val="20"/>
+        </w:rPr>
+        <w:t>Support Package</w:t>
+      </w:r>
+      <w:r>
+        <w:rPr>
+          <w:b/>
+          <w:sz w:val="20"/>
+        </w:rPr>
+        <w:t xml:space="preserve">, not a Toolbox — </w:t>
+      </w:r>
+      <w:r>
+        <w:rPr>
+          <w:rFonts w:ascii="Consolas" w:hAnsi="Consolas"/>
+          <w:b/>
+          <w:sz w:val="18"/>
+        </w:rPr>
+        <w:t>ver</w:t>
+      </w:r>
+      <w:r>
+        <w:rPr>
+          <w:b/>
+          <w:sz w:val="20"/>
+        </w:rPr>
+        <w:t xml:space="preserve"> will NOT list it.</w:t>
+      </w:r>
+      <w:r>
+        <w:rPr>
+          <w:sz w:val="20"/>
+        </w:rPr>
+        <w:t xml:space="preserve"> Open the Add-On Explorer:</w:t>
       </w:r>
     </w:p>
     <w:p>
@@ -710,11 +1156,56 @@
     </w:p>
     <w:p>
       <w:r>
-        <w:t>Confirm **"Simulink Support Package for Arduino Hardware"** is **Installed** (installing it enables the ESP32-WROOM board and the Wi-Fi/MQTT blocks). If not, select it and click **Install** (a MathWorks account is required).</w:t>
+        <w:rPr>
+          <w:sz w:val="20"/>
+        </w:rPr>
+        <w:t xml:space="preserve">Confirm </w:t>
+      </w:r>
+      <w:r>
+        <w:rPr>
+          <w:b/>
+          <w:sz w:val="20"/>
+        </w:rPr>
+        <w:t>"Simulink Support Package for Arduino Hardware"</w:t>
+      </w:r>
+      <w:r>
+        <w:rPr>
+          <w:sz w:val="20"/>
+        </w:rPr>
+        <w:t xml:space="preserve"> is </w:t>
+      </w:r>
+      <w:r>
+        <w:rPr>
+          <w:b/>
+          <w:sz w:val="20"/>
+        </w:rPr>
+        <w:t>Installed</w:t>
+      </w:r>
+      <w:r>
+        <w:rPr>
+          <w:sz w:val="20"/>
+        </w:rPr>
+        <w:t xml:space="preserve"> (installing it enables the ESP32-WROOM board and the Wi-Fi/MQTT blocks). If not, select it and click </w:t>
+      </w:r>
+      <w:r>
+        <w:rPr>
+          <w:b/>
+          <w:sz w:val="20"/>
+        </w:rPr>
+        <w:t>Install</w:t>
+      </w:r>
+      <w:r>
+        <w:rPr>
+          <w:sz w:val="20"/>
+        </w:rPr>
+        <w:t xml:space="preserve"> (a MathWorks account is required).</w:t>
       </w:r>
     </w:p>
     <w:p>
       <w:r>
+        <w:rPr>
+          <w:sz w:val="20"/>
+        </w:rPr>
         <w:t>Connect the ESP32 over USB and confirm the board is seen:</w:t>
       </w:r>
     </w:p>
@@ -729,38 +1220,64 @@
     </w:p>
     <w:p>
       <w:r>
-        <w:t>Record the **COM port** (e.g. `COM8`). The completed model uses **external mode (XCP on Serial) at 921600 baud** on that port.</w:t>
+        <w:rPr>
+          <w:sz w:val="20"/>
+        </w:rPr>
+        <w:t xml:space="preserve">Record the </w:t>
+      </w:r>
+      <w:r>
+        <w:rPr>
+          <w:b/>
+          <w:sz w:val="20"/>
+        </w:rPr>
+        <w:t>COM port</w:t>
+      </w:r>
+      <w:r>
+        <w:rPr>
+          <w:sz w:val="20"/>
+        </w:rPr>
+        <w:t xml:space="preserve"> (e.g. </w:t>
+      </w:r>
+      <w:r>
+        <w:rPr>
+          <w:rFonts w:ascii="Consolas" w:hAnsi="Consolas"/>
+          <w:sz w:val="18"/>
+        </w:rPr>
+        <w:t>COM8</w:t>
+      </w:r>
+      <w:r>
+        <w:rPr>
+          <w:sz w:val="20"/>
+        </w:rPr>
+        <w:t xml:space="preserve">). The completed model uses </w:t>
+      </w:r>
+      <w:r>
+        <w:rPr>
+          <w:b/>
+          <w:sz w:val="20"/>
+        </w:rPr>
+        <w:t>external mode (XCP on Serial) at 921600 baud</w:t>
+      </w:r>
+      <w:r>
+        <w:rPr>
+          <w:sz w:val="20"/>
+        </w:rPr>
+        <w:t xml:space="preserve"> on that port.</w:t>
       </w:r>
     </w:p>
     <w:p>
       <w:r>
-        <w:t>🎤 **Narration (presenter):** "Everything in IoT comes back to three questions: *how do I get data in, where does it go, and how do I get it back?* Today the ESP32 is our gateway — it reads the sensor, publishes over MQTT to ThingSpeak, and reads its own channel back. That is a complete IoT loop."</w:t>
-      </w:r>
-    </w:p>
-    <w:p>
-      <w:pPr>
-        <w:pStyle w:val="Heading1"/>
-      </w:pPr>
-      <w:r>
-        <w:t>4. Step 2 — Create a ThingSpeak Account &amp; Channel (~10 min)</w:t>
-      </w:r>
-    </w:p>
-    <w:p>
-      <w:r>
-        <w:t>🌐 This step is done in a web browser. Use your **own MathWorks / ThingSpeak account** — every group creates its **own channel and its own keys**.</w:t>
-      </w:r>
-    </w:p>
-    <w:p>
-      <w:pPr>
-        <w:pStyle w:val="Heading2"/>
-      </w:pPr>
-      <w:r>
-        <w:t>4a. Create the account</w:t>
-      </w:r>
-    </w:p>
-    <w:p>
-      <w:r>
-        <w:t>1. Open **https://thingspeak.mathworks.com** in a browser.</w:t>
+        <w:rPr>
+          <w:b/>
+          <w:sz w:val="20"/>
+        </w:rPr>
+        <w:t>Wiring reference — ESP32-WROOM-32 DevKit pinout.</w:t>
+      </w:r>
+      <w:r>
+        <w:rPr>
+          <w:sz w:val="20"/>
+        </w:rPr>
+        <w:t xml:space="preserve"> Keep this chart next to the board while you wire the sensor, the DAC loop-back, and the fan output:</w:t>
       </w:r>
     </w:p>
     <w:p>
@@ -771,8 +1288,256 @@
       <w:r>
         <w:drawing>
           <wp:inline xmlns:a="http://schemas.openxmlformats.org/drawingml/2006/main" xmlns:pic="http://schemas.openxmlformats.org/drawingml/2006/picture">
+            <wp:extent cx="5040000" cy="3007742"/>
+            <wp:docPr id="1" name="Picture 1"/>
+            <wp:cNvGraphicFramePr>
+              <a:graphicFrameLocks noChangeAspect="1"/>
+            </wp:cNvGraphicFramePr>
+            <a:graphic>
+              <a:graphicData uri="http://schemas.openxmlformats.org/drawingml/2006/picture">
+                <pic:pic>
+                  <pic:nvPicPr>
+                    <pic:cNvPr id="0" name="screenshot_wiring.png"/>
+                    <pic:cNvPicPr/>
+                  </pic:nvPicPr>
+                  <pic:blipFill>
+                    <a:blip r:embed="rId9"/>
+                    <a:stretch>
+                      <a:fillRect/>
+                    </a:stretch>
+                  </pic:blipFill>
+                  <pic:spPr>
+                    <a:xfrm>
+                      <a:off x="0" y="0"/>
+                      <a:ext cx="5040000" cy="3007742"/>
+                    </a:xfrm>
+                    <a:prstGeom prst="rect"/>
+                  </pic:spPr>
+                </pic:pic>
+              </a:graphicData>
+            </a:graphic>
+          </wp:inline>
+        </w:drawing>
+      </w:r>
+    </w:p>
+    <w:p>
+      <w:pPr>
+        <w:jc w:val="center"/>
+        <w:keepNext/>
+      </w:pPr>
+      <w:r>
+        <w:rPr>
+          <w:i/>
+          <w:sz w:val="18"/>
+        </w:rPr>
+        <w:t xml:space="preserve">Figure 6: </w:t>
+      </w:r>
+      <w:r>
+        <w:rPr>
+          <w:b/>
+          <w:i/>
+          <w:sz w:val="18"/>
+        </w:rPr>
+        <w:t>ESP32-WROOM-32 DevKit pinout.</w:t>
+      </w:r>
+      <w:r>
+        <w:rPr>
+          <w:i/>
+          <w:sz w:val="18"/>
+        </w:rPr>
+        <w:t xml:space="preserve"> The small white numbers along the board edge are physical header positions, </w:t>
+      </w:r>
+      <w:r>
+        <w:rPr>
+          <w:b/>
+          <w:i/>
+          <w:sz w:val="18"/>
+        </w:rPr>
+        <w:t>not</w:t>
+      </w:r>
+      <w:r>
+        <w:rPr>
+          <w:i/>
+          <w:sz w:val="18"/>
+        </w:rPr>
+        <w:t xml:space="preserve"> GPIO numbers — read the GPIO and ADC labels instead. This workshop uses the analogue inputs on </w:t>
+      </w:r>
+      <w:r>
+        <w:rPr>
+          <w:b/>
+          <w:i/>
+          <w:sz w:val="18"/>
+        </w:rPr>
+        <w:t>pins 4 and 5</w:t>
+      </w:r>
+      <w:r>
+        <w:rPr>
+          <w:i/>
+          <w:sz w:val="18"/>
+        </w:rPr>
+        <w:t xml:space="preserve">, the DAC loop-back on </w:t>
+      </w:r>
+      <w:r>
+        <w:rPr>
+          <w:b/>
+          <w:i/>
+          <w:sz w:val="18"/>
+        </w:rPr>
+        <w:t>DAC1/DAC2</w:t>
+      </w:r>
+      <w:r>
+        <w:rPr>
+          <w:i/>
+          <w:sz w:val="18"/>
+        </w:rPr>
+        <w:t xml:space="preserve">, and the digital output on </w:t>
+      </w:r>
+      <w:r>
+        <w:rPr>
+          <w:b/>
+          <w:i/>
+          <w:sz w:val="18"/>
+        </w:rPr>
+        <w:t>pin 2</w:t>
+      </w:r>
+      <w:r>
+        <w:rPr>
+          <w:i/>
+          <w:sz w:val="18"/>
+        </w:rPr>
+        <w:t xml:space="preserve"> (</w:t>
+      </w:r>
+      <w:r>
+        <w:rPr>
+          <w:rFonts w:ascii="Consolas" w:hAnsi="Consolas"/>
+          <w:i/>
+          <w:sz w:val="16"/>
+        </w:rPr>
+        <w:t>D2</w:t>
+      </w:r>
+      <w:r>
+        <w:rPr>
+          <w:i/>
+          <w:sz w:val="18"/>
+        </w:rPr>
+        <w:t>).</w:t>
+      </w:r>
+    </w:p>
+    <w:p>
+      <w:r>
+        <w:rPr>
+          <w:sz w:val="20"/>
+        </w:rPr>
+        <w:t xml:space="preserve">🎤 </w:t>
+      </w:r>
+      <w:r>
+        <w:rPr>
+          <w:b/>
+          <w:sz w:val="20"/>
+        </w:rPr>
+        <w:t>Narration (presenter):</w:t>
+      </w:r>
+      <w:r>
+        <w:rPr>
+          <w:sz w:val="20"/>
+        </w:rPr>
+        <w:t xml:space="preserve"> "Everything in IoT comes back to three questions: </w:t>
+      </w:r>
+      <w:r>
+        <w:rPr>
+          <w:i/>
+          <w:sz w:val="20"/>
+        </w:rPr>
+        <w:t>how do I get data in, where does it go, and how do I get it back?</w:t>
+      </w:r>
+      <w:r>
+        <w:rPr>
+          <w:sz w:val="20"/>
+        </w:rPr>
+        <w:t xml:space="preserve"> Today the ESP32 is our gateway — it reads the sensor, publishes over MQTT to ThingSpeak, and reads its own channel back. That is a complete IoT loop."</w:t>
+      </w:r>
+    </w:p>
+    <w:p>
+      <w:pPr>
+        <w:pStyle w:val="Heading1"/>
+      </w:pPr>
+      <w:r>
+        <w:t>4. Step 2 — Create a ThingSpeak Account &amp; Channel (~10 min)</w:t>
+      </w:r>
+    </w:p>
+    <w:p>
+      <w:r>
+        <w:rPr>
+          <w:sz w:val="20"/>
+        </w:rPr>
+        <w:t xml:space="preserve">🌐 This step is done in a web browser. Use your </w:t>
+      </w:r>
+      <w:r>
+        <w:rPr>
+          <w:b/>
+          <w:sz w:val="20"/>
+        </w:rPr>
+        <w:t>own MathWorks / ThingSpeak account</w:t>
+      </w:r>
+      <w:r>
+        <w:rPr>
+          <w:sz w:val="20"/>
+        </w:rPr>
+        <w:t xml:space="preserve"> — every group creates its </w:t>
+      </w:r>
+      <w:r>
+        <w:rPr>
+          <w:b/>
+          <w:sz w:val="20"/>
+        </w:rPr>
+        <w:t>own channel and its own keys</w:t>
+      </w:r>
+      <w:r>
+        <w:rPr>
+          <w:sz w:val="20"/>
+        </w:rPr>
+        <w:t>.</w:t>
+      </w:r>
+    </w:p>
+    <w:p>
+      <w:pPr>
+        <w:pStyle w:val="Heading2"/>
+      </w:pPr>
+      <w:r>
+        <w:t>4a. Create the account</w:t>
+      </w:r>
+    </w:p>
+    <w:p>
+      <w:r>
+        <w:rPr>
+          <w:sz w:val="20"/>
+        </w:rPr>
+        <w:t xml:space="preserve">1. Open </w:t>
+      </w:r>
+      <w:r>
+        <w:rPr>
+          <w:b/>
+          <w:sz w:val="20"/>
+        </w:rPr>
+        <w:t>https://thingspeak.mathworks.com</w:t>
+      </w:r>
+      <w:r>
+        <w:rPr>
+          <w:sz w:val="20"/>
+        </w:rPr>
+        <w:t xml:space="preserve"> in a browser.</w:t>
+      </w:r>
+    </w:p>
+    <w:p>
+      <w:pPr>
+        <w:jc w:val="center"/>
+        <w:keepNext/>
+      </w:pPr>
+      <w:r>
+        <w:drawing>
+          <wp:inline xmlns:a="http://schemas.openxmlformats.org/drawingml/2006/main" xmlns:pic="http://schemas.openxmlformats.org/drawingml/2006/picture">
             <wp:extent cx="5040000" cy="2492044"/>
-            <wp:docPr id="1" name="Picture 1"/>
+            <wp:docPr id="2" name="Picture 2"/>
             <wp:cNvGraphicFramePr>
               <a:graphicFrameLocks noChangeAspect="1"/>
             </wp:cNvGraphicFramePr>
@@ -784,7 +1549,7 @@
                     <pic:cNvPicPr/>
                   </pic:nvPicPr>
                   <pic:blipFill>
-                    <a:blip r:embed="rId9"/>
+                    <a:blip r:embed="rId10"/>
                     <a:stretch>
                       <a:fillRect/>
                     </a:stretch>
@@ -813,16 +1578,78 @@
           <w:i/>
           <w:sz w:val="18"/>
         </w:rPr>
-        <w:t>Figure 1: The ThingSpeak landing page. From here, click **Sign In** (top-right) or **Get Started For Free**.</w:t>
+        <w:t xml:space="preserve">Figure 1: The ThingSpeak landing page. From here, click </w:t>
+      </w:r>
+      <w:r>
+        <w:rPr>
+          <w:b/>
+          <w:i/>
+          <w:sz w:val="18"/>
+        </w:rPr>
+        <w:t>Sign In</w:t>
+      </w:r>
+      <w:r>
+        <w:rPr>
+          <w:i/>
+          <w:sz w:val="18"/>
+        </w:rPr>
+        <w:t xml:space="preserve"> (top-right) or </w:t>
+      </w:r>
+      <w:r>
+        <w:rPr>
+          <w:b/>
+          <w:i/>
+          <w:sz w:val="18"/>
+        </w:rPr>
+        <w:t>Get Started For Free</w:t>
+      </w:r>
+      <w:r>
+        <w:rPr>
+          <w:i/>
+          <w:sz w:val="18"/>
+        </w:rPr>
+        <w:t>.</w:t>
       </w:r>
     </w:p>
     <w:p>
       <w:r>
-        <w:t>2. Click **Sign In**. If you do not yet have a MathWorks account, click **Create Account** on the MathWorks sign-in page and complete the registration (name, email, password).</w:t>
+        <w:rPr>
+          <w:sz w:val="20"/>
+        </w:rPr>
+        <w:t xml:space="preserve">2. Click </w:t>
+      </w:r>
+      <w:r>
+        <w:rPr>
+          <w:b/>
+          <w:sz w:val="20"/>
+        </w:rPr>
+        <w:t>Sign In</w:t>
+      </w:r>
+      <w:r>
+        <w:rPr>
+          <w:sz w:val="20"/>
+        </w:rPr>
+        <w:t xml:space="preserve">. If you do not yet have a MathWorks account, click </w:t>
+      </w:r>
+      <w:r>
+        <w:rPr>
+          <w:b/>
+          <w:sz w:val="20"/>
+        </w:rPr>
+        <w:t>Create Account</w:t>
+      </w:r>
+      <w:r>
+        <w:rPr>
+          <w:sz w:val="20"/>
+        </w:rPr>
+        <w:t xml:space="preserve"> on the MathWorks sign-in page and complete the registration (name, email, password).</w:t>
       </w:r>
     </w:p>
     <w:p>
       <w:r>
+        <w:rPr>
+          <w:sz w:val="20"/>
+        </w:rPr>
         <w:t>3. After sign-in you land on your ThingSpeak dashboard.</w:t>
       </w:r>
     </w:p>
@@ -836,17 +1663,91 @@
     </w:p>
     <w:p>
       <w:r>
-        <w:t>1. From the top navigation click **Channels → My Channels**.</w:t>
+        <w:rPr>
+          <w:sz w:val="20"/>
+        </w:rPr>
+        <w:t xml:space="preserve">1. From the top navigation click </w:t>
+      </w:r>
+      <w:r>
+        <w:rPr>
+          <w:b/>
+          <w:sz w:val="20"/>
+        </w:rPr>
+        <w:t>Channels → My Channels</w:t>
+      </w:r>
+      <w:r>
+        <w:rPr>
+          <w:sz w:val="20"/>
+        </w:rPr>
+        <w:t>.</w:t>
       </w:r>
     </w:p>
     <w:p>
       <w:r>
-        <w:t>2. Click **New Channel** (or **+ New Channel**).</w:t>
+        <w:rPr>
+          <w:sz w:val="20"/>
+        </w:rPr>
+        <w:t xml:space="preserve">2. Click </w:t>
+      </w:r>
+      <w:r>
+        <w:rPr>
+          <w:b/>
+          <w:sz w:val="20"/>
+        </w:rPr>
+        <w:t>New Channel</w:t>
+      </w:r>
+      <w:r>
+        <w:rPr>
+          <w:sz w:val="20"/>
+        </w:rPr>
+        <w:t xml:space="preserve"> (or </w:t>
+      </w:r>
+      <w:r>
+        <w:rPr>
+          <w:b/>
+          <w:sz w:val="20"/>
+        </w:rPr>
+        <w:t>+ New Channel</w:t>
+      </w:r>
+      <w:r>
+        <w:rPr>
+          <w:sz w:val="20"/>
+        </w:rPr>
+        <w:t>).</w:t>
       </w:r>
     </w:p>
     <w:p>
       <w:r>
-        <w:t>3. In the **Channel Settings** form fill in the channel fields **exactly as in Table 1** — the field names must match the signals the model publishes.</w:t>
+        <w:rPr>
+          <w:sz w:val="20"/>
+        </w:rPr>
+        <w:t xml:space="preserve">3. In the </w:t>
+      </w:r>
+      <w:r>
+        <w:rPr>
+          <w:b/>
+          <w:sz w:val="20"/>
+        </w:rPr>
+        <w:t>Channel Settings</w:t>
+      </w:r>
+      <w:r>
+        <w:rPr>
+          <w:sz w:val="20"/>
+        </w:rPr>
+        <w:t xml:space="preserve"> form fill in the channel fields </w:t>
+      </w:r>
+      <w:r>
+        <w:rPr>
+          <w:b/>
+          <w:sz w:val="20"/>
+        </w:rPr>
+        <w:t>exactly as in Table 1</w:t>
+      </w:r>
+      <w:r>
+        <w:rPr>
+          <w:sz w:val="20"/>
+        </w:rPr>
+        <w:t xml:space="preserve"> — the field names must match the signals the model publishes.</w:t>
       </w:r>
     </w:p>
     <w:tbl>
@@ -946,7 +1847,7 @@
                 <w:rFonts w:ascii="Calibri" w:hAnsi="Calibri"/>
                 <w:sz w:val="20"/>
               </w:rPr>
-              <w:t>`ESP32MQTT`</w:t>
+              <w:t>ESP32MQTT</w:t>
             </w:r>
           </w:p>
         </w:tc>
@@ -976,7 +1877,7 @@
                 <w:rFonts w:ascii="Calibri" w:hAnsi="Calibri"/>
                 <w:sz w:val="20"/>
               </w:rPr>
-              <w:t>`IoT workshop with ThingSpeak MQTT and ESP32`</w:t>
+              <w:t>IoT workshop with ThingSpeak MQTT and ESP32</w:t>
             </w:r>
           </w:p>
         </w:tc>
@@ -1006,7 +1907,7 @@
                 <w:rFonts w:ascii="Calibri" w:hAnsi="Calibri"/>
                 <w:sz w:val="20"/>
               </w:rPr>
-              <w:t>`TemperatureData`</w:t>
+              <w:t>TemperatureData</w:t>
             </w:r>
           </w:p>
         </w:tc>
@@ -1036,7 +1937,7 @@
                 <w:rFonts w:ascii="Calibri" w:hAnsi="Calibri"/>
                 <w:sz w:val="20"/>
               </w:rPr>
-              <w:t>`ThresholdData`</w:t>
+              <w:t>ThresholdData</w:t>
             </w:r>
           </w:p>
         </w:tc>
@@ -1066,7 +1967,7 @@
                 <w:rFonts w:ascii="Calibri" w:hAnsi="Calibri"/>
                 <w:sz w:val="20"/>
               </w:rPr>
-              <w:t>`FanControl`</w:t>
+              <w:t>FanControl</w:t>
             </w:r>
           </w:p>
         </w:tc>
@@ -1104,73 +2005,23 @@
     </w:tbl>
     <w:p>
       <w:r>
-        <w:t>4. Click **Save Channel**.</w:t>
-      </w:r>
-    </w:p>
-    <w:p>
-      <w:pPr>
-        <w:jc w:val="center"/>
-        <w:keepNext/>
-      </w:pPr>
-      <w:r>
-        <w:drawing>
-          <wp:inline xmlns:a="http://schemas.openxmlformats.org/drawingml/2006/main" xmlns:pic="http://schemas.openxmlformats.org/drawingml/2006/picture">
-            <wp:extent cx="5040000" cy="2675769"/>
-            <wp:docPr id="2" name="Picture 2"/>
-            <wp:cNvGraphicFramePr>
-              <a:graphicFrameLocks noChangeAspect="1"/>
-            </wp:cNvGraphicFramePr>
-            <a:graphic>
-              <a:graphicData uri="http://schemas.openxmlformats.org/drawingml/2006/picture">
-                <pic:pic>
-                  <pic:nvPicPr>
-                    <pic:cNvPr id="0" name="screenshot_thingspeak_channel_settings.png"/>
-                    <pic:cNvPicPr/>
-                  </pic:nvPicPr>
-                  <pic:blipFill>
-                    <a:blip r:embed="rId10"/>
-                    <a:stretch>
-                      <a:fillRect/>
-                    </a:stretch>
-                  </pic:blipFill>
-                  <pic:spPr>
-                    <a:xfrm>
-                      <a:off x="0" y="0"/>
-                      <a:ext cx="5040000" cy="2675769"/>
-                    </a:xfrm>
-                    <a:prstGeom prst="rect"/>
-                  </pic:spPr>
-                </pic:pic>
-              </a:graphicData>
-            </a:graphic>
-          </wp:inline>
-        </w:drawing>
-      </w:r>
-    </w:p>
-    <w:p>
-      <w:pPr>
-        <w:jc w:val="center"/>
-        <w:keepNext/>
-      </w:pPr>
-      <w:r>
-        <w:rPr>
-          <w:i/>
-          <w:sz w:val="18"/>
-        </w:rPr>
-        <w:t>Figure 2: The Channel Settings page after saving — Field 1 = TemperatureData, Field 2 = ThresholdData, Field 3 = FanControl.</w:t>
-      </w:r>
-    </w:p>
-    <w:p>
-      <w:pPr>
-        <w:pStyle w:val="Heading2"/>
-      </w:pPr>
-      <w:r>
-        <w:t>4c. Collect the four credentials</w:t>
-      </w:r>
-    </w:p>
-    <w:p>
-      <w:r>
-        <w:t>Open the channel (**Channels → My Channels → your channel**), then open the **API Keys** tab.</w:t>
+        <w:rPr>
+          <w:sz w:val="20"/>
+        </w:rPr>
+        <w:t xml:space="preserve">4. Click </w:t>
+      </w:r>
+      <w:r>
+        <w:rPr>
+          <w:b/>
+          <w:sz w:val="20"/>
+        </w:rPr>
+        <w:t>Save Channel</w:t>
+      </w:r>
+      <w:r>
+        <w:rPr>
+          <w:sz w:val="20"/>
+        </w:rPr>
+        <w:t>.</w:t>
       </w:r>
     </w:p>
     <w:p>
@@ -1190,7 +2041,7 @@
               <a:graphicData uri="http://schemas.openxmlformats.org/drawingml/2006/picture">
                 <pic:pic>
                   <pic:nvPicPr>
-                    <pic:cNvPr id="0" name="screenshot_thingspeak_api_keys.png"/>
+                    <pic:cNvPr id="0" name="screenshot_thingspeak_channel_settings.png"/>
                     <pic:cNvPicPr/>
                   </pic:nvPicPr>
                   <pic:blipFill>
@@ -1223,11 +2074,124 @@
           <w:i/>
           <w:sz w:val="18"/>
         </w:rPr>
-        <w:t>Figure 3: The API Keys tab shows the Write API Key, Read API Key(s), and REST/MQTT examples. The demo channel's key values are **blurred** for privacy; your own channel will show its own keys.</w:t>
+        <w:t>Figure 2: The Channel Settings page after saving — Field 1 = TemperatureData, Field 2 = ThresholdData, Field 3 = FanControl.</w:t>
       </w:r>
     </w:p>
     <w:p>
-      <w:r>
+      <w:pPr>
+        <w:pStyle w:val="Heading2"/>
+      </w:pPr>
+      <w:r>
+        <w:t>4c. Collect the four credentials</w:t>
+      </w:r>
+    </w:p>
+    <w:p>
+      <w:r>
+        <w:rPr>
+          <w:sz w:val="20"/>
+        </w:rPr>
+        <w:t>Open the channel (</w:t>
+      </w:r>
+      <w:r>
+        <w:rPr>
+          <w:b/>
+          <w:sz w:val="20"/>
+        </w:rPr>
+        <w:t>Channels → My Channels → your channel</w:t>
+      </w:r>
+      <w:r>
+        <w:rPr>
+          <w:sz w:val="20"/>
+        </w:rPr>
+        <w:t xml:space="preserve">), then open the </w:t>
+      </w:r>
+      <w:r>
+        <w:rPr>
+          <w:b/>
+          <w:sz w:val="20"/>
+        </w:rPr>
+        <w:t>API Keys</w:t>
+      </w:r>
+      <w:r>
+        <w:rPr>
+          <w:sz w:val="20"/>
+        </w:rPr>
+        <w:t xml:space="preserve"> tab.</w:t>
+      </w:r>
+    </w:p>
+    <w:p>
+      <w:pPr>
+        <w:jc w:val="center"/>
+        <w:keepNext/>
+      </w:pPr>
+      <w:r>
+        <w:drawing>
+          <wp:inline xmlns:a="http://schemas.openxmlformats.org/drawingml/2006/main" xmlns:pic="http://schemas.openxmlformats.org/drawingml/2006/picture">
+            <wp:extent cx="5040000" cy="2675769"/>
+            <wp:docPr id="4" name="Picture 4"/>
+            <wp:cNvGraphicFramePr>
+              <a:graphicFrameLocks noChangeAspect="1"/>
+            </wp:cNvGraphicFramePr>
+            <a:graphic>
+              <a:graphicData uri="http://schemas.openxmlformats.org/drawingml/2006/picture">
+                <pic:pic>
+                  <pic:nvPicPr>
+                    <pic:cNvPr id="0" name="screenshot_thingspeak_api_keys.png"/>
+                    <pic:cNvPicPr/>
+                  </pic:nvPicPr>
+                  <pic:blipFill>
+                    <a:blip r:embed="rId12"/>
+                    <a:stretch>
+                      <a:fillRect/>
+                    </a:stretch>
+                  </pic:blipFill>
+                  <pic:spPr>
+                    <a:xfrm>
+                      <a:off x="0" y="0"/>
+                      <a:ext cx="5040000" cy="2675769"/>
+                    </a:xfrm>
+                    <a:prstGeom prst="rect"/>
+                  </pic:spPr>
+                </pic:pic>
+              </a:graphicData>
+            </a:graphic>
+          </wp:inline>
+        </w:drawing>
+      </w:r>
+    </w:p>
+    <w:p>
+      <w:pPr>
+        <w:jc w:val="center"/>
+        <w:keepNext/>
+      </w:pPr>
+      <w:r>
+        <w:rPr>
+          <w:i/>
+          <w:sz w:val="18"/>
+        </w:rPr>
+        <w:t xml:space="preserve">Figure 3: The API Keys tab shows the Write API Key, Read API Key(s), and REST/MQTT examples. The demo channel's key values are </w:t>
+      </w:r>
+      <w:r>
+        <w:rPr>
+          <w:b/>
+          <w:i/>
+          <w:sz w:val="18"/>
+        </w:rPr>
+        <w:t>blurred</w:t>
+      </w:r>
+      <w:r>
+        <w:rPr>
+          <w:i/>
+          <w:sz w:val="18"/>
+        </w:rPr>
+        <w:t xml:space="preserve"> for privacy; your own channel will show its own keys.</w:t>
+      </w:r>
+    </w:p>
+    <w:p>
+      <w:r>
+        <w:rPr>
+          <w:sz w:val="20"/>
+        </w:rPr>
         <w:t>Record these for Step 4/5 — you will enter them into the Simulink model:</w:t>
       </w:r>
     </w:p>
@@ -1372,7 +2336,7 @@
                 <w:rFonts w:ascii="Calibri" w:hAnsi="Calibri"/>
                 <w:sz w:val="20"/>
               </w:rPr>
-              <w:t>`3478187`</w:t>
+              <w:t>3478187</w:t>
             </w:r>
           </w:p>
         </w:tc>
@@ -1380,12 +2344,96 @@
     </w:tbl>
     <w:p>
       <w:r>
-        <w:t>⚠️ **Keep keys private.** The Write key lets anyone write to your channel. Use your own keys in the model — never commit another user's key.</w:t>
+        <w:rPr>
+          <w:sz w:val="20"/>
+        </w:rPr>
+        <w:t xml:space="preserve">⚠️ </w:t>
+      </w:r>
+      <w:r>
+        <w:rPr>
+          <w:b/>
+          <w:sz w:val="20"/>
+        </w:rPr>
+        <w:t>Keep keys private.</w:t>
+      </w:r>
+      <w:r>
+        <w:rPr>
+          <w:sz w:val="20"/>
+        </w:rPr>
+        <w:t xml:space="preserve"> The Write key lets anyone write to your channel. Use your own keys in the model — never commit another user's key.</w:t>
       </w:r>
     </w:p>
     <w:p>
       <w:r>
-        <w:t>🎤 **Narration (presenter):** "Notice the field names — `TemperatureData`, `ThresholdData`, `FanControl`. Those are not just labels. ThingSpeak stores every value in a numbered field, and the model builds the message `field1=…&amp;field2=…&amp;field3=…` that exactly matches this channel. Get the names wrong and the data lands in the wrong field."</w:t>
+        <w:rPr>
+          <w:sz w:val="20"/>
+        </w:rPr>
+        <w:t xml:space="preserve">🎤 </w:t>
+      </w:r>
+      <w:r>
+        <w:rPr>
+          <w:b/>
+          <w:sz w:val="20"/>
+        </w:rPr>
+        <w:t>Narration (presenter):</w:t>
+      </w:r>
+      <w:r>
+        <w:rPr>
+          <w:sz w:val="20"/>
+        </w:rPr>
+        <w:t xml:space="preserve"> "Notice the field names — </w:t>
+      </w:r>
+      <w:r>
+        <w:rPr>
+          <w:rFonts w:ascii="Consolas" w:hAnsi="Consolas"/>
+          <w:sz w:val="18"/>
+        </w:rPr>
+        <w:t>TemperatureData</w:t>
+      </w:r>
+      <w:r>
+        <w:rPr>
+          <w:sz w:val="20"/>
+        </w:rPr>
+        <w:t xml:space="preserve">, </w:t>
+      </w:r>
+      <w:r>
+        <w:rPr>
+          <w:rFonts w:ascii="Consolas" w:hAnsi="Consolas"/>
+          <w:sz w:val="18"/>
+        </w:rPr>
+        <w:t>ThresholdData</w:t>
+      </w:r>
+      <w:r>
+        <w:rPr>
+          <w:sz w:val="20"/>
+        </w:rPr>
+        <w:t xml:space="preserve">, </w:t>
+      </w:r>
+      <w:r>
+        <w:rPr>
+          <w:rFonts w:ascii="Consolas" w:hAnsi="Consolas"/>
+          <w:sz w:val="18"/>
+        </w:rPr>
+        <w:t>FanControl</w:t>
+      </w:r>
+      <w:r>
+        <w:rPr>
+          <w:sz w:val="20"/>
+        </w:rPr>
+        <w:t xml:space="preserve">. Those are not just labels. ThingSpeak stores every value in a numbered field, and the model builds the message </w:t>
+      </w:r>
+      <w:r>
+        <w:rPr>
+          <w:rFonts w:ascii="Consolas" w:hAnsi="Consolas"/>
+          <w:sz w:val="18"/>
+        </w:rPr>
+        <w:t>field1=…&amp;field2=…&amp;field3=…</w:t>
+      </w:r>
+      <w:r>
+        <w:rPr>
+          <w:sz w:val="20"/>
+        </w:rPr>
+        <w:t xml:space="preserve"> that exactly matches this channel. Get the names wrong and the data lands in the wrong field."</w:t>
       </w:r>
     </w:p>
     <w:p>
@@ -1414,7 +2462,7 @@
         <w:drawing>
           <wp:inline xmlns:a="http://schemas.openxmlformats.org/drawingml/2006/main" xmlns:pic="http://schemas.openxmlformats.org/drawingml/2006/picture">
             <wp:extent cx="5040000" cy="1911446"/>
-            <wp:docPr id="4" name="Picture 4"/>
+            <wp:docPr id="5" name="Picture 5"/>
             <wp:cNvGraphicFramePr>
               <a:graphicFrameLocks noChangeAspect="1"/>
             </wp:cNvGraphicFramePr>
@@ -1426,7 +2474,7 @@
                     <pic:cNvPicPr/>
                   </pic:nvPicPr>
                   <pic:blipFill>
-                    <a:blip r:embed="rId12"/>
+                    <a:blip r:embed="rId13"/>
                     <a:stretch>
                       <a:fillRect/>
                     </a:stretch>
@@ -1455,47 +2503,476 @@
           <w:i/>
           <w:sz w:val="18"/>
         </w:rPr>
-        <w:t>Figure 4: The **starter model** opens with the simulation scaffolding already wired — dashboard knobs, a Sim/HW source selector, threshold constant, GoTo/From signal routing, and displays.</w:t>
+        <w:t xml:space="preserve">Figure 4: The </w:t>
+      </w:r>
+      <w:r>
+        <w:rPr>
+          <w:b/>
+          <w:i/>
+          <w:sz w:val="18"/>
+        </w:rPr>
+        <w:t>starter model</w:t>
+      </w:r>
+      <w:r>
+        <w:rPr>
+          <w:i/>
+          <w:sz w:val="18"/>
+        </w:rPr>
+        <w:t xml:space="preserve"> opens with the simulation scaffolding already wired — dashboard knobs, a Sim/HW source selector, threshold constant, GoTo/From signal routing, and displays.</w:t>
       </w:r>
     </w:p>
     <w:p>
       <w:r>
+        <w:rPr>
+          <w:sz w:val="20"/>
+        </w:rPr>
         <w:t>The starter already contains (read-only for this step):</w:t>
       </w:r>
     </w:p>
     <w:p>
       <w:r>
-        <w:t>- **Knob / Knob1** — dashboard inputs (`ScaleMax = 4095`, matching the ESP32 12-bit ADC).</w:t>
+        <w:rPr>
+          <w:sz w:val="20"/>
+        </w:rPr>
+        <w:t xml:space="preserve">- </w:t>
+      </w:r>
+      <w:r>
+        <w:rPr>
+          <w:b/>
+          <w:sz w:val="20"/>
+        </w:rPr>
+        <w:t>Knob / Knob1</w:t>
+      </w:r>
+      <w:r>
+        <w:rPr>
+          <w:sz w:val="20"/>
+        </w:rPr>
+        <w:t xml:space="preserve"> — dashboard inputs (</w:t>
+      </w:r>
+      <w:r>
+        <w:rPr>
+          <w:rFonts w:ascii="Consolas" w:hAnsi="Consolas"/>
+          <w:sz w:val="18"/>
+        </w:rPr>
+        <w:t>ScaleMax = 4095</w:t>
+      </w:r>
+      <w:r>
+        <w:rPr>
+          <w:sz w:val="20"/>
+        </w:rPr>
+        <w:t>, matching the ESP32 12-bit ADC).</w:t>
       </w:r>
     </w:p>
     <w:p>
       <w:r>
-        <w:t>- **SensorADC Value** and **ThresholdData** (constants, `~3620` / `~2951` in the starter) — the *simulation* values the knobs tune. In the **completed** model these become **tunable parameters** `SensorKnob` / `ThresholdKnob` (defined in `data/TunableParameter.m`).</w:t>
+        <w:rPr>
+          <w:sz w:val="20"/>
+        </w:rPr>
+        <w:t xml:space="preserve">- </w:t>
+      </w:r>
+      <w:r>
+        <w:rPr>
+          <w:b/>
+          <w:sz w:val="20"/>
+        </w:rPr>
+        <w:t>SensorADC Value</w:t>
+      </w:r>
+      <w:r>
+        <w:rPr>
+          <w:sz w:val="20"/>
+        </w:rPr>
+        <w:t xml:space="preserve"> and </w:t>
+      </w:r>
+      <w:r>
+        <w:rPr>
+          <w:b/>
+          <w:sz w:val="20"/>
+        </w:rPr>
+        <w:t>ThresholdData</w:t>
+      </w:r>
+      <w:r>
+        <w:rPr>
+          <w:sz w:val="20"/>
+        </w:rPr>
+        <w:t xml:space="preserve"> (constants, </w:t>
+      </w:r>
+      <w:r>
+        <w:rPr>
+          <w:rFonts w:ascii="Consolas" w:hAnsi="Consolas"/>
+          <w:sz w:val="18"/>
+        </w:rPr>
+        <w:t>~3620</w:t>
+      </w:r>
+      <w:r>
+        <w:rPr>
+          <w:sz w:val="20"/>
+        </w:rPr>
+        <w:t xml:space="preserve"> / </w:t>
+      </w:r>
+      <w:r>
+        <w:rPr>
+          <w:rFonts w:ascii="Consolas" w:hAnsi="Consolas"/>
+          <w:sz w:val="18"/>
+        </w:rPr>
+        <w:t>~2951</w:t>
+      </w:r>
+      <w:r>
+        <w:rPr>
+          <w:sz w:val="20"/>
+        </w:rPr>
+        <w:t xml:space="preserve"> in the starter) — the </w:t>
+      </w:r>
+      <w:r>
+        <w:rPr>
+          <w:i/>
+          <w:sz w:val="20"/>
+        </w:rPr>
+        <w:t>simulation</w:t>
+      </w:r>
+      <w:r>
+        <w:rPr>
+          <w:sz w:val="20"/>
+        </w:rPr>
+        <w:t xml:space="preserve"> values the knobs tune. In the </w:t>
+      </w:r>
+      <w:r>
+        <w:rPr>
+          <w:b/>
+          <w:sz w:val="20"/>
+        </w:rPr>
+        <w:t>completed</w:t>
+      </w:r>
+      <w:r>
+        <w:rPr>
+          <w:sz w:val="20"/>
+        </w:rPr>
+        <w:t xml:space="preserve"> model these become </w:t>
+      </w:r>
+      <w:r>
+        <w:rPr>
+          <w:b/>
+          <w:sz w:val="20"/>
+        </w:rPr>
+        <w:t>tunable parameters</w:t>
+      </w:r>
+      <w:r>
+        <w:rPr>
+          <w:sz w:val="20"/>
+        </w:rPr>
+        <w:t xml:space="preserve"> </w:t>
+      </w:r>
+      <w:r>
+        <w:rPr>
+          <w:rFonts w:ascii="Consolas" w:hAnsi="Consolas"/>
+          <w:sz w:val="18"/>
+        </w:rPr>
+        <w:t>SensorKnob</w:t>
+      </w:r>
+      <w:r>
+        <w:rPr>
+          <w:sz w:val="20"/>
+        </w:rPr>
+        <w:t xml:space="preserve"> / </w:t>
+      </w:r>
+      <w:r>
+        <w:rPr>
+          <w:rFonts w:ascii="Consolas" w:hAnsi="Consolas"/>
+          <w:sz w:val="18"/>
+        </w:rPr>
+        <w:t>ThresholdKnob</w:t>
+      </w:r>
+      <w:r>
+        <w:rPr>
+          <w:sz w:val="20"/>
+        </w:rPr>
+        <w:t xml:space="preserve"> (defined in </w:t>
+      </w:r>
+      <w:r>
+        <w:rPr>
+          <w:rFonts w:ascii="Consolas" w:hAnsi="Consolas"/>
+          <w:sz w:val="18"/>
+        </w:rPr>
+        <w:t>data/TunableParameter.m</w:t>
+      </w:r>
+      <w:r>
+        <w:rPr>
+          <w:sz w:val="20"/>
+        </w:rPr>
+        <w:t>).</w:t>
       </w:r>
     </w:p>
     <w:p>
       <w:r>
-        <w:t>- **Sensor Data Source** — a custom tuning web component (the Sim ↔ Hardware toggle).</w:t>
+        <w:rPr>
+          <w:sz w:val="20"/>
+        </w:rPr>
+        <w:t xml:space="preserve">- </w:t>
+      </w:r>
+      <w:r>
+        <w:rPr>
+          <w:b/>
+          <w:sz w:val="20"/>
+        </w:rPr>
+        <w:t>Sensor Data Source</w:t>
+      </w:r>
+      <w:r>
+        <w:rPr>
+          <w:sz w:val="20"/>
+        </w:rPr>
+        <w:t xml:space="preserve"> — a custom tuning web component (the Sim ↔ Hardware toggle).</w:t>
       </w:r>
     </w:p>
     <w:p>
       <w:r>
-        <w:t>- **Switch / Switch2** — select the **Simulated** input (from the knobs) or the **Hardware** input (from the ESP32 ADC, added in Step 5).</w:t>
+        <w:rPr>
+          <w:sz w:val="20"/>
+        </w:rPr>
+        <w:t xml:space="preserve">- </w:t>
+      </w:r>
+      <w:r>
+        <w:rPr>
+          <w:b/>
+          <w:sz w:val="20"/>
+        </w:rPr>
+        <w:t>Switch / Switch2</w:t>
+      </w:r>
+      <w:r>
+        <w:rPr>
+          <w:sz w:val="20"/>
+        </w:rPr>
+        <w:t xml:space="preserve"> — select the </w:t>
+      </w:r>
+      <w:r>
+        <w:rPr>
+          <w:b/>
+          <w:sz w:val="20"/>
+        </w:rPr>
+        <w:t>Simulated</w:t>
+      </w:r>
+      <w:r>
+        <w:rPr>
+          <w:sz w:val="20"/>
+        </w:rPr>
+        <w:t xml:space="preserve"> input (from the knobs) or the </w:t>
+      </w:r>
+      <w:r>
+        <w:rPr>
+          <w:b/>
+          <w:sz w:val="20"/>
+        </w:rPr>
+        <w:t>Hardware</w:t>
+      </w:r>
+      <w:r>
+        <w:rPr>
+          <w:sz w:val="20"/>
+        </w:rPr>
+        <w:t xml:space="preserve"> input (from the ESP32 ADC, added in Step 5).</w:t>
       </w:r>
     </w:p>
     <w:p>
       <w:r>
-        <w:t>- **GoTo/From blocks** — tags `SimADCTemp`, `SimThreshold`, `ADCTemp`, `ADCThreshold`, `TemperatureData`, `ThresholdData`, `FanControl` carry signals between the two halves of the model.</w:t>
+        <w:rPr>
+          <w:sz w:val="20"/>
+        </w:rPr>
+        <w:t xml:space="preserve">- </w:t>
+      </w:r>
+      <w:r>
+        <w:rPr>
+          <w:b/>
+          <w:sz w:val="20"/>
+        </w:rPr>
+        <w:t>GoTo/From blocks</w:t>
+      </w:r>
+      <w:r>
+        <w:rPr>
+          <w:sz w:val="20"/>
+        </w:rPr>
+        <w:t xml:space="preserve"> — tags </w:t>
+      </w:r>
+      <w:r>
+        <w:rPr>
+          <w:rFonts w:ascii="Consolas" w:hAnsi="Consolas"/>
+          <w:sz w:val="18"/>
+        </w:rPr>
+        <w:t>SimADCTemp</w:t>
+      </w:r>
+      <w:r>
+        <w:rPr>
+          <w:sz w:val="20"/>
+        </w:rPr>
+        <w:t xml:space="preserve">, </w:t>
+      </w:r>
+      <w:r>
+        <w:rPr>
+          <w:rFonts w:ascii="Consolas" w:hAnsi="Consolas"/>
+          <w:sz w:val="18"/>
+        </w:rPr>
+        <w:t>SimThreshold</w:t>
+      </w:r>
+      <w:r>
+        <w:rPr>
+          <w:sz w:val="20"/>
+        </w:rPr>
+        <w:t xml:space="preserve">, </w:t>
+      </w:r>
+      <w:r>
+        <w:rPr>
+          <w:rFonts w:ascii="Consolas" w:hAnsi="Consolas"/>
+          <w:sz w:val="18"/>
+        </w:rPr>
+        <w:t>ADCTemp</w:t>
+      </w:r>
+      <w:r>
+        <w:rPr>
+          <w:sz w:val="20"/>
+        </w:rPr>
+        <w:t xml:space="preserve">, </w:t>
+      </w:r>
+      <w:r>
+        <w:rPr>
+          <w:rFonts w:ascii="Consolas" w:hAnsi="Consolas"/>
+          <w:sz w:val="18"/>
+        </w:rPr>
+        <w:t>ADCThreshold</w:t>
+      </w:r>
+      <w:r>
+        <w:rPr>
+          <w:sz w:val="20"/>
+        </w:rPr>
+        <w:t xml:space="preserve">, </w:t>
+      </w:r>
+      <w:r>
+        <w:rPr>
+          <w:rFonts w:ascii="Consolas" w:hAnsi="Consolas"/>
+          <w:sz w:val="18"/>
+        </w:rPr>
+        <w:t>TemperatureData</w:t>
+      </w:r>
+      <w:r>
+        <w:rPr>
+          <w:sz w:val="20"/>
+        </w:rPr>
+        <w:t xml:space="preserve">, </w:t>
+      </w:r>
+      <w:r>
+        <w:rPr>
+          <w:rFonts w:ascii="Consolas" w:hAnsi="Consolas"/>
+          <w:sz w:val="18"/>
+        </w:rPr>
+        <w:t>ThresholdData</w:t>
+      </w:r>
+      <w:r>
+        <w:rPr>
+          <w:sz w:val="20"/>
+        </w:rPr>
+        <w:t xml:space="preserve">, </w:t>
+      </w:r>
+      <w:r>
+        <w:rPr>
+          <w:rFonts w:ascii="Consolas" w:hAnsi="Consolas"/>
+          <w:sz w:val="18"/>
+        </w:rPr>
+        <w:t>FanControl</w:t>
+      </w:r>
+      <w:r>
+        <w:rPr>
+          <w:sz w:val="20"/>
+        </w:rPr>
+        <w:t xml:space="preserve"> carry signals between the two halves of the model.</w:t>
       </w:r>
     </w:p>
     <w:p>
       <w:r>
-        <w:t>- **Displays &amp; Lamp** — visualize scaled values and on/off states.</w:t>
+        <w:rPr>
+          <w:sz w:val="20"/>
+        </w:rPr>
+        <w:t xml:space="preserve">- </w:t>
+      </w:r>
+      <w:r>
+        <w:rPr>
+          <w:b/>
+          <w:sz w:val="20"/>
+        </w:rPr>
+        <w:t>Displays &amp; Lamp</w:t>
+      </w:r>
+      <w:r>
+        <w:rPr>
+          <w:sz w:val="20"/>
+        </w:rPr>
+        <w:t xml:space="preserve"> — visualize scaled values and on/off states.</w:t>
       </w:r>
     </w:p>
     <w:p>
       <w:r>
-        <w:t>🎤 **Narration (presenter):** "The starter model is the wiring harness — all the *plumbing* is already there. Notice the `GoTo`/`From` tags: they work like named buses so we can route a signal across the canvas without drawing every wire. Your job now is to add the *engine*: the real ADC inputs, the threshold logic, and the IoT blocks that talk to ThingSpeak."</w:t>
+        <w:rPr>
+          <w:sz w:val="20"/>
+        </w:rPr>
+        <w:t xml:space="preserve">🎤 </w:t>
+      </w:r>
+      <w:r>
+        <w:rPr>
+          <w:b/>
+          <w:sz w:val="20"/>
+        </w:rPr>
+        <w:t>Narration (presenter):</w:t>
+      </w:r>
+      <w:r>
+        <w:rPr>
+          <w:sz w:val="20"/>
+        </w:rPr>
+        <w:t xml:space="preserve"> "The starter model is the wiring harness — all the </w:t>
+      </w:r>
+      <w:r>
+        <w:rPr>
+          <w:i/>
+          <w:sz w:val="20"/>
+        </w:rPr>
+        <w:t>plumbing</w:t>
+      </w:r>
+      <w:r>
+        <w:rPr>
+          <w:sz w:val="20"/>
+        </w:rPr>
+        <w:t xml:space="preserve"> is already there. Notice the </w:t>
+      </w:r>
+      <w:r>
+        <w:rPr>
+          <w:rFonts w:ascii="Consolas" w:hAnsi="Consolas"/>
+          <w:sz w:val="18"/>
+        </w:rPr>
+        <w:t>GoTo</w:t>
+      </w:r>
+      <w:r>
+        <w:rPr>
+          <w:sz w:val="20"/>
+        </w:rPr>
+        <w:t>/</w:t>
+      </w:r>
+      <w:r>
+        <w:rPr>
+          <w:rFonts w:ascii="Consolas" w:hAnsi="Consolas"/>
+          <w:sz w:val="18"/>
+        </w:rPr>
+        <w:t>From</w:t>
+      </w:r>
+      <w:r>
+        <w:rPr>
+          <w:sz w:val="20"/>
+        </w:rPr>
+        <w:t xml:space="preserve"> tags: they work like named buses so we can route a signal across the canvas without drawing every wire. Your job now is to add the </w:t>
+      </w:r>
+      <w:r>
+        <w:rPr>
+          <w:i/>
+          <w:sz w:val="20"/>
+        </w:rPr>
+        <w:t>engine</w:t>
+      </w:r>
+      <w:r>
+        <w:rPr>
+          <w:sz w:val="20"/>
+        </w:rPr>
+        <w:t>: the real ADC inputs, the threshold logic, and the IoT blocks that talk to ThingSpeak."</w:t>
       </w:r>
     </w:p>
     <w:p>
@@ -1508,7 +2985,36 @@
     </w:p>
     <w:p>
       <w:r>
-        <w:t>Open **Model Settings** (**Ctrl+E**) and check the following:</w:t>
+        <w:rPr>
+          <w:sz w:val="20"/>
+        </w:rPr>
+        <w:t xml:space="preserve">Open </w:t>
+      </w:r>
+      <w:r>
+        <w:rPr>
+          <w:b/>
+          <w:sz w:val="20"/>
+        </w:rPr>
+        <w:t>Model Settings</w:t>
+      </w:r>
+      <w:r>
+        <w:rPr>
+          <w:sz w:val="20"/>
+        </w:rPr>
+        <w:t xml:space="preserve"> (</w:t>
+      </w:r>
+      <w:r>
+        <w:rPr>
+          <w:b/>
+          <w:sz w:val="20"/>
+        </w:rPr>
+        <w:t>Ctrl+E</w:t>
+      </w:r>
+      <w:r>
+        <w:rPr>
+          <w:sz w:val="20"/>
+        </w:rPr>
+        <w:t>) and check the following:</w:t>
       </w:r>
     </w:p>
     <w:tbl>
@@ -1652,7 +3158,7 @@
                 <w:rFonts w:ascii="Calibri" w:hAnsi="Calibri"/>
                 <w:sz w:val="20"/>
               </w:rPr>
-              <w:t>`Fixed-step`</w:t>
+              <w:t>Fixed-step</w:t>
             </w:r>
           </w:p>
         </w:tc>
@@ -1695,7 +3201,7 @@
                 <w:rFonts w:ascii="Calibri" w:hAnsi="Calibri"/>
                 <w:sz w:val="20"/>
               </w:rPr>
-              <w:t>`discrete (no continuous states)`; Fixed-step size `auto`</w:t>
+              <w:t>discrete (no continuous states); Fixed-step size auto</w:t>
             </w:r>
           </w:p>
         </w:tc>
@@ -1739,7 +3245,7 @@
                 <w:rFonts w:ascii="Calibri" w:hAnsi="Calibri"/>
                 <w:sz w:val="20"/>
               </w:rPr>
-              <w:t>`ESP32-WROOM (Arduino Compatible)`</w:t>
+              <w:t>ESP32-WROOM (Arduino Compatible)</w:t>
             </w:r>
           </w:p>
         </w:tc>
@@ -1782,7 +3288,7 @@
                 <w:rFonts w:ascii="Calibri" w:hAnsi="Calibri"/>
                 <w:sz w:val="20"/>
               </w:rPr>
-              <w:t>`0.01` (from the Analog Input blocks)</w:t>
+              <w:t>0.01 (from the Analog Input blocks)</w:t>
             </w:r>
           </w:p>
         </w:tc>
@@ -1826,7 +3332,7 @@
                 <w:rFonts w:ascii="Calibri" w:hAnsi="Calibri"/>
                 <w:sz w:val="20"/>
               </w:rPr>
-              <w:t>`XCP on Serial`</w:t>
+              <w:t>XCP on Serial</w:t>
             </w:r>
           </w:p>
         </w:tc>
@@ -1869,7 +3375,7 @@
                 <w:rFonts w:ascii="Calibri" w:hAnsi="Calibri"/>
                 <w:sz w:val="20"/>
               </w:rPr>
-              <w:t>your `arduinolist` port (e.g. `COM8`)</w:t>
+              <w:t>your arduinolist port (e.g. COM8)</w:t>
             </w:r>
           </w:p>
         </w:tc>
@@ -1912,7 +3418,7 @@
                 <w:rFonts w:ascii="Calibri" w:hAnsi="Calibri"/>
                 <w:sz w:val="20"/>
               </w:rPr>
-              <w:t>`921600`</w:t>
+              <w:t>921600</w:t>
             </w:r>
           </w:p>
         </w:tc>
@@ -2101,7 +3607,7 @@
         <w:drawing>
           <wp:inline xmlns:a="http://schemas.openxmlformats.org/drawingml/2006/main" xmlns:pic="http://schemas.openxmlformats.org/drawingml/2006/picture">
             <wp:extent cx="5040000" cy="3973760"/>
-            <wp:docPr id="5" name="Picture 5"/>
+            <wp:docPr id="6" name="Picture 6"/>
             <wp:cNvGraphicFramePr>
               <a:graphicFrameLocks noChangeAspect="1"/>
             </wp:cNvGraphicFramePr>
@@ -2113,7 +3619,7 @@
                     <pic:cNvPicPr/>
                   </pic:nvPicPr>
                   <pic:blipFill>
-                    <a:blip r:embed="rId13"/>
+                    <a:blip r:embed="rId14"/>
                     <a:stretch>
                       <a:fillRect/>
                     </a:stretch>
@@ -2142,32 +3648,407 @@
           <w:i/>
           <w:sz w:val="18"/>
         </w:rPr>
-        <w:t>Figure 5: **Model Settings → Hardware Implementation** (opened with `Ctrl+E`). The ESP32-WROOM (Arduino Compatible) board, `ert.tlc` code-generation target, and the target hardware resources (Wi-Fi, external mode) are configured here.</w:t>
+        <w:t xml:space="preserve">Figure 5: </w:t>
+      </w:r>
+      <w:r>
+        <w:rPr>
+          <w:b/>
+          <w:i/>
+          <w:sz w:val="18"/>
+        </w:rPr>
+        <w:t>Model Settings → Hardware Implementation</w:t>
+      </w:r>
+      <w:r>
+        <w:rPr>
+          <w:i/>
+          <w:sz w:val="18"/>
+        </w:rPr>
+        <w:t xml:space="preserve"> (opened with </w:t>
+      </w:r>
+      <w:r>
+        <w:rPr>
+          <w:rFonts w:ascii="Consolas" w:hAnsi="Consolas"/>
+          <w:i/>
+          <w:sz w:val="16"/>
+        </w:rPr>
+        <w:t>Ctrl+E</w:t>
+      </w:r>
+      <w:r>
+        <w:rPr>
+          <w:i/>
+          <w:sz w:val="18"/>
+        </w:rPr>
+        <w:t xml:space="preserve">). The ESP32-WROOM (Arduino Compatible) board, </w:t>
+      </w:r>
+      <w:r>
+        <w:rPr>
+          <w:rFonts w:ascii="Consolas" w:hAnsi="Consolas"/>
+          <w:i/>
+          <w:sz w:val="16"/>
+        </w:rPr>
+        <w:t>ert.tlc</w:t>
+      </w:r>
+      <w:r>
+        <w:rPr>
+          <w:i/>
+          <w:sz w:val="18"/>
+        </w:rPr>
+        <w:t xml:space="preserve"> code-generation target, and the target hardware resources (Wi-Fi, external mode) are configured here.</w:t>
       </w:r>
     </w:p>
     <w:p>
       <w:r>
-        <w:t>**Code-generation optimization (Model Settings → Code Generation → Optimization):**</w:t>
+        <w:rPr>
+          <w:b/>
+          <w:sz w:val="20"/>
+        </w:rPr>
+        <w:t>Code-generation optimization (Model Settings → Code Generation → Optimization):</w:t>
       </w:r>
     </w:p>
     <w:p>
       <w:r>
-        <w:t>- **Default parameter behavior** = `Inlined` (parameters inlined; `RTWInlineParameters = on`, access **Literals**).</w:t>
+        <w:rPr>
+          <w:sz w:val="20"/>
+        </w:rPr>
+        <w:t xml:space="preserve">- </w:t>
+      </w:r>
+      <w:r>
+        <w:rPr>
+          <w:b/>
+          <w:sz w:val="20"/>
+        </w:rPr>
+        <w:t>Default parameter behavior</w:t>
+      </w:r>
+      <w:r>
+        <w:rPr>
+          <w:sz w:val="20"/>
+        </w:rPr>
+        <w:t xml:space="preserve"> = </w:t>
+      </w:r>
+      <w:r>
+        <w:rPr>
+          <w:rFonts w:ascii="Consolas" w:hAnsi="Consolas"/>
+          <w:sz w:val="18"/>
+        </w:rPr>
+        <w:t>Inlined</w:t>
+      </w:r>
+      <w:r>
+        <w:rPr>
+          <w:sz w:val="20"/>
+        </w:rPr>
+        <w:t xml:space="preserve"> (parameters inlined; </w:t>
+      </w:r>
+      <w:r>
+        <w:rPr>
+          <w:rFonts w:ascii="Consolas" w:hAnsi="Consolas"/>
+          <w:sz w:val="18"/>
+        </w:rPr>
+        <w:t>RTWInlineParameters = on</w:t>
+      </w:r>
+      <w:r>
+        <w:rPr>
+          <w:sz w:val="20"/>
+        </w:rPr>
+        <w:t xml:space="preserve">, access </w:t>
+      </w:r>
+      <w:r>
+        <w:rPr>
+          <w:b/>
+          <w:sz w:val="20"/>
+        </w:rPr>
+        <w:t>Literals</w:t>
+      </w:r>
+      <w:r>
+        <w:rPr>
+          <w:sz w:val="20"/>
+        </w:rPr>
+        <w:t>).</w:t>
       </w:r>
     </w:p>
     <w:p>
       <w:r>
-        <w:t>- **Tunable parameters** — `SensorKnob` and `ThresholdKnob` are `Simulink.Parameter` objects with **`ExportedGlobal`** storage, defined in **`data/TunableParameter.m`** (`SensorKnob.Value = 3072`, `ThresholdKnob.Value = 2048`). Because they are tunable, you can change them **live** in external (Monitor &amp; Tune) mode without a rebuild — the Dashboard knobs drive them.</w:t>
+        <w:rPr>
+          <w:sz w:val="20"/>
+        </w:rPr>
+        <w:t xml:space="preserve">- </w:t>
+      </w:r>
+      <w:r>
+        <w:rPr>
+          <w:b/>
+          <w:sz w:val="20"/>
+        </w:rPr>
+        <w:t>Tunable parameters</w:t>
+      </w:r>
+      <w:r>
+        <w:rPr>
+          <w:sz w:val="20"/>
+        </w:rPr>
+        <w:t xml:space="preserve"> — </w:t>
+      </w:r>
+      <w:r>
+        <w:rPr>
+          <w:rFonts w:ascii="Consolas" w:hAnsi="Consolas"/>
+          <w:sz w:val="18"/>
+        </w:rPr>
+        <w:t>SensorKnob</w:t>
+      </w:r>
+      <w:r>
+        <w:rPr>
+          <w:sz w:val="20"/>
+        </w:rPr>
+        <w:t xml:space="preserve"> and </w:t>
+      </w:r>
+      <w:r>
+        <w:rPr>
+          <w:rFonts w:ascii="Consolas" w:hAnsi="Consolas"/>
+          <w:sz w:val="18"/>
+        </w:rPr>
+        <w:t>ThresholdKnob</w:t>
+      </w:r>
+      <w:r>
+        <w:rPr>
+          <w:sz w:val="20"/>
+        </w:rPr>
+        <w:t xml:space="preserve"> are </w:t>
+      </w:r>
+      <w:r>
+        <w:rPr>
+          <w:rFonts w:ascii="Consolas" w:hAnsi="Consolas"/>
+          <w:sz w:val="18"/>
+        </w:rPr>
+        <w:t>Simulink.Parameter</w:t>
+      </w:r>
+      <w:r>
+        <w:rPr>
+          <w:sz w:val="20"/>
+        </w:rPr>
+        <w:t xml:space="preserve"> objects with </w:t>
+      </w:r>
+      <w:r>
+        <w:rPr>
+          <w:rFonts w:ascii="Consolas" w:hAnsi="Consolas"/>
+          <w:b/>
+          <w:sz w:val="18"/>
+        </w:rPr>
+        <w:t>ExportedGlobal</w:t>
+      </w:r>
+      <w:r>
+        <w:rPr>
+          <w:sz w:val="20"/>
+        </w:rPr>
+        <w:t xml:space="preserve"> storage, defined in </w:t>
+      </w:r>
+      <w:r>
+        <w:rPr>
+          <w:rFonts w:ascii="Consolas" w:hAnsi="Consolas"/>
+          <w:b/>
+          <w:sz w:val="18"/>
+        </w:rPr>
+        <w:t>data/TunableParameter.m</w:t>
+      </w:r>
+      <w:r>
+        <w:rPr>
+          <w:sz w:val="20"/>
+        </w:rPr>
+        <w:t xml:space="preserve"> (</w:t>
+      </w:r>
+      <w:r>
+        <w:rPr>
+          <w:rFonts w:ascii="Consolas" w:hAnsi="Consolas"/>
+          <w:sz w:val="18"/>
+        </w:rPr>
+        <w:t>SensorKnob.Value = 3072</w:t>
+      </w:r>
+      <w:r>
+        <w:rPr>
+          <w:sz w:val="20"/>
+        </w:rPr>
+        <w:t xml:space="preserve">, </w:t>
+      </w:r>
+      <w:r>
+        <w:rPr>
+          <w:rFonts w:ascii="Consolas" w:hAnsi="Consolas"/>
+          <w:sz w:val="18"/>
+        </w:rPr>
+        <w:t>ThresholdKnob.Value = 2048</w:t>
+      </w:r>
+      <w:r>
+        <w:rPr>
+          <w:sz w:val="20"/>
+        </w:rPr>
+        <w:t xml:space="preserve">). Because they are tunable, you can change them </w:t>
+      </w:r>
+      <w:r>
+        <w:rPr>
+          <w:b/>
+          <w:sz w:val="20"/>
+        </w:rPr>
+        <w:t>live</w:t>
+      </w:r>
+      <w:r>
+        <w:rPr>
+          <w:sz w:val="20"/>
+        </w:rPr>
+        <w:t xml:space="preserve"> in external (Monitor &amp; Tune) mode without a rebuild — the Dashboard knobs drive them.</w:t>
       </w:r>
     </w:p>
     <w:p>
       <w:r>
-        <w:t>- **Optimization level** = standard (`OptimizationPriority` `Balanced`); buffer and block-I/O storage optimization off — keeps the generated code simple and readable.</w:t>
+        <w:rPr>
+          <w:sz w:val="20"/>
+        </w:rPr>
+        <w:t xml:space="preserve">- </w:t>
+      </w:r>
+      <w:r>
+        <w:rPr>
+          <w:b/>
+          <w:sz w:val="20"/>
+        </w:rPr>
+        <w:t>Optimization level</w:t>
+      </w:r>
+      <w:r>
+        <w:rPr>
+          <w:sz w:val="20"/>
+        </w:rPr>
+        <w:t xml:space="preserve"> = standard (</w:t>
+      </w:r>
+      <w:r>
+        <w:rPr>
+          <w:rFonts w:ascii="Consolas" w:hAnsi="Consolas"/>
+          <w:sz w:val="18"/>
+        </w:rPr>
+        <w:t>OptimizationPriority</w:t>
+      </w:r>
+      <w:r>
+        <w:rPr>
+          <w:sz w:val="20"/>
+        </w:rPr>
+        <w:t xml:space="preserve"> </w:t>
+      </w:r>
+      <w:r>
+        <w:rPr>
+          <w:rFonts w:ascii="Consolas" w:hAnsi="Consolas"/>
+          <w:sz w:val="18"/>
+        </w:rPr>
+        <w:t>Balanced</w:t>
+      </w:r>
+      <w:r>
+        <w:rPr>
+          <w:sz w:val="20"/>
+        </w:rPr>
+        <w:t>); buffer and block-I/O storage optimization off — keeps the generated code simple and readable.</w:t>
       </w:r>
     </w:p>
     <w:p>
       <w:r>
-        <w:t>💡 The completed model ships with **placeholder** credentials (`YOUR_WIFI_SSID`, `YOUR_WIFI_PASSWORD`, `YOUR_MQTT_USERNAME`, `YOUR_MQTT_PASSWORD`, `YOUR_READ_API_KEY`). **Replace them with your own Wi-Fi and channel** so the data flows to *your* ThingSpeak account — the block dialogs and target-resource settings read these values at build time.</w:t>
+        <w:rPr>
+          <w:sz w:val="20"/>
+        </w:rPr>
+        <w:t xml:space="preserve">💡 The completed model ships with </w:t>
+      </w:r>
+      <w:r>
+        <w:rPr>
+          <w:b/>
+          <w:sz w:val="20"/>
+        </w:rPr>
+        <w:t>placeholder</w:t>
+      </w:r>
+      <w:r>
+        <w:rPr>
+          <w:sz w:val="20"/>
+        </w:rPr>
+        <w:t xml:space="preserve"> credentials (</w:t>
+      </w:r>
+      <w:r>
+        <w:rPr>
+          <w:rFonts w:ascii="Consolas" w:hAnsi="Consolas"/>
+          <w:sz w:val="18"/>
+        </w:rPr>
+        <w:t>YOUR_WIFI_SSID</w:t>
+      </w:r>
+      <w:r>
+        <w:rPr>
+          <w:sz w:val="20"/>
+        </w:rPr>
+        <w:t xml:space="preserve">, </w:t>
+      </w:r>
+      <w:r>
+        <w:rPr>
+          <w:rFonts w:ascii="Consolas" w:hAnsi="Consolas"/>
+          <w:sz w:val="18"/>
+        </w:rPr>
+        <w:t>YOUR_WIFI_PASSWORD</w:t>
+      </w:r>
+      <w:r>
+        <w:rPr>
+          <w:sz w:val="20"/>
+        </w:rPr>
+        <w:t xml:space="preserve">, </w:t>
+      </w:r>
+      <w:r>
+        <w:rPr>
+          <w:rFonts w:ascii="Consolas" w:hAnsi="Consolas"/>
+          <w:sz w:val="18"/>
+        </w:rPr>
+        <w:t>YOUR_MQTT_USERNAME</w:t>
+      </w:r>
+      <w:r>
+        <w:rPr>
+          <w:sz w:val="20"/>
+        </w:rPr>
+        <w:t xml:space="preserve">, </w:t>
+      </w:r>
+      <w:r>
+        <w:rPr>
+          <w:rFonts w:ascii="Consolas" w:hAnsi="Consolas"/>
+          <w:sz w:val="18"/>
+        </w:rPr>
+        <w:t>YOUR_MQTT_PASSWORD</w:t>
+      </w:r>
+      <w:r>
+        <w:rPr>
+          <w:sz w:val="20"/>
+        </w:rPr>
+        <w:t xml:space="preserve">, </w:t>
+      </w:r>
+      <w:r>
+        <w:rPr>
+          <w:rFonts w:ascii="Consolas" w:hAnsi="Consolas"/>
+          <w:sz w:val="18"/>
+        </w:rPr>
+        <w:t>YOUR_READ_API_KEY</w:t>
+      </w:r>
+      <w:r>
+        <w:rPr>
+          <w:sz w:val="20"/>
+        </w:rPr>
+        <w:t xml:space="preserve">). </w:t>
+      </w:r>
+      <w:r>
+        <w:rPr>
+          <w:b/>
+          <w:sz w:val="20"/>
+        </w:rPr>
+        <w:t>Replace them with your own Wi-Fi and channel</w:t>
+      </w:r>
+      <w:r>
+        <w:rPr>
+          <w:sz w:val="20"/>
+        </w:rPr>
+        <w:t xml:space="preserve"> so the data flows to </w:t>
+      </w:r>
+      <w:r>
+        <w:rPr>
+          <w:i/>
+          <w:sz w:val="20"/>
+        </w:rPr>
+        <w:t>your</w:t>
+      </w:r>
+      <w:r>
+        <w:rPr>
+          <w:sz w:val="20"/>
+        </w:rPr>
+        <w:t xml:space="preserve"> ThingSpeak account — the block dialogs and target-resource settings read these values at build time.</w:t>
       </w:r>
     </w:p>
     <w:p>
@@ -2180,7 +4061,36 @@
     </w:p>
     <w:p>
       <w:r>
-        <w:t>All blocks below appear in the **completed model** (`models/SimulinkIoTThingSpeak_complete.slx`). Add them to the starter and wire them to the existing GoTo/From tags.</w:t>
+        <w:rPr>
+          <w:sz w:val="20"/>
+        </w:rPr>
+        <w:t xml:space="preserve">All blocks below appear in the </w:t>
+      </w:r>
+      <w:r>
+        <w:rPr>
+          <w:b/>
+          <w:sz w:val="20"/>
+        </w:rPr>
+        <w:t>completed model</w:t>
+      </w:r>
+      <w:r>
+        <w:rPr>
+          <w:sz w:val="20"/>
+        </w:rPr>
+        <w:t xml:space="preserve"> (</w:t>
+      </w:r>
+      <w:r>
+        <w:rPr>
+          <w:rFonts w:ascii="Consolas" w:hAnsi="Consolas"/>
+          <w:sz w:val="18"/>
+        </w:rPr>
+        <w:t>models/SimulinkIoTThingSpeak_complete.slx</w:t>
+      </w:r>
+      <w:r>
+        <w:rPr>
+          <w:sz w:val="20"/>
+        </w:rPr>
+        <w:t>). Add them to the starter and wire them to the existing GoTo/From tags.</w:t>
       </w:r>
     </w:p>
     <w:p>
@@ -2193,17 +4103,117 @@
     </w:p>
     <w:p>
       <w:r>
-        <w:t>From the **Simulink Support Package for Arduino** library (`arduinolib`) add:</w:t>
+        <w:rPr>
+          <w:sz w:val="20"/>
+        </w:rPr>
+        <w:t xml:space="preserve">From the </w:t>
+      </w:r>
+      <w:r>
+        <w:rPr>
+          <w:b/>
+          <w:sz w:val="20"/>
+        </w:rPr>
+        <w:t>Simulink Support Package for Arduino</w:t>
+      </w:r>
+      <w:r>
+        <w:rPr>
+          <w:sz w:val="20"/>
+        </w:rPr>
+        <w:t xml:space="preserve"> library (</w:t>
+      </w:r>
+      <w:r>
+        <w:rPr>
+          <w:rFonts w:ascii="Consolas" w:hAnsi="Consolas"/>
+          <w:sz w:val="18"/>
+        </w:rPr>
+        <w:t>arduinolib</w:t>
+      </w:r>
+      <w:r>
+        <w:rPr>
+          <w:sz w:val="20"/>
+        </w:rPr>
+        <w:t>) add:</w:t>
       </w:r>
     </w:p>
     <w:p>
       <w:r>
-        <w:t>1. Two **Analog Input** blocks.</w:t>
+        <w:rPr>
+          <w:sz w:val="20"/>
+        </w:rPr>
+        <w:t xml:space="preserve">1. Two </w:t>
+      </w:r>
+      <w:r>
+        <w:rPr>
+          <w:b/>
+          <w:sz w:val="20"/>
+        </w:rPr>
+        <w:t>Analog Input</w:t>
+      </w:r>
+      <w:r>
+        <w:rPr>
+          <w:sz w:val="20"/>
+        </w:rPr>
+        <w:t xml:space="preserve"> blocks.</w:t>
       </w:r>
     </w:p>
     <w:p>
       <w:r>
-        <w:t>- Settings: **Pin = 4** and **Pin = 5** (the ADC pins the sensors are wired to); **Sample time = 0.01**; output `uint16`.</w:t>
+        <w:rPr>
+          <w:sz w:val="20"/>
+        </w:rPr>
+        <w:t xml:space="preserve">- Settings: </w:t>
+      </w:r>
+      <w:r>
+        <w:rPr>
+          <w:b/>
+          <w:sz w:val="20"/>
+        </w:rPr>
+        <w:t>Pin = 4</w:t>
+      </w:r>
+      <w:r>
+        <w:rPr>
+          <w:sz w:val="20"/>
+        </w:rPr>
+        <w:t xml:space="preserve"> and </w:t>
+      </w:r>
+      <w:r>
+        <w:rPr>
+          <w:b/>
+          <w:sz w:val="20"/>
+        </w:rPr>
+        <w:t>Pin = 5</w:t>
+      </w:r>
+      <w:r>
+        <w:rPr>
+          <w:sz w:val="20"/>
+        </w:rPr>
+        <w:t xml:space="preserve"> (the ADC pins the sensors are wired to); </w:t>
+      </w:r>
+      <w:r>
+        <w:rPr>
+          <w:b/>
+          <w:sz w:val="20"/>
+        </w:rPr>
+        <w:t>Sample time = 0.01</w:t>
+      </w:r>
+      <w:r>
+        <w:rPr>
+          <w:sz w:val="20"/>
+        </w:rPr>
+        <w:t xml:space="preserve">; output </w:t>
+      </w:r>
+      <w:r>
+        <w:rPr>
+          <w:rFonts w:ascii="Consolas" w:hAnsi="Consolas"/>
+          <w:sz w:val="18"/>
+        </w:rPr>
+        <w:t>uint16</w:t>
+      </w:r>
+      <w:r>
+        <w:rPr>
+          <w:sz w:val="20"/>
+        </w:rPr>
+        <w:t>.</w:t>
       </w:r>
     </w:p>
     <w:p>
@@ -2215,7 +4225,7 @@
         <w:drawing>
           <wp:inline xmlns:a="http://schemas.openxmlformats.org/drawingml/2006/main" xmlns:pic="http://schemas.openxmlformats.org/drawingml/2006/picture">
             <wp:extent cx="5040000" cy="4323861"/>
-            <wp:docPr id="6" name="Picture 6"/>
+            <wp:docPr id="7" name="Picture 7"/>
             <wp:cNvGraphicFramePr>
               <a:graphicFrameLocks noChangeAspect="1"/>
             </wp:cNvGraphicFramePr>
@@ -2227,7 +4237,7 @@
                     <pic:cNvPicPr/>
                   </pic:nvPicPr>
                   <pic:blipFill>
-                    <a:blip r:embed="rId14"/>
+                    <a:blip r:embed="rId15"/>
                     <a:stretch>
                       <a:fillRect/>
                     </a:stretch>
@@ -2256,22 +4266,273 @@
           <w:i/>
           <w:sz w:val="18"/>
         </w:rPr>
-        <w:t>Figure 6: The **Analog Input** dialog — **Pin = 4** for the temperature sensor, **Sample time = 0.01**, output `uint16`.</w:t>
+        <w:t xml:space="preserve">Figure 7: The </w:t>
+      </w:r>
+      <w:r>
+        <w:rPr>
+          <w:b/>
+          <w:i/>
+          <w:sz w:val="18"/>
+        </w:rPr>
+        <w:t>Analog Input</w:t>
+      </w:r>
+      <w:r>
+        <w:rPr>
+          <w:i/>
+          <w:sz w:val="18"/>
+        </w:rPr>
+        <w:t xml:space="preserve"> dialog — </w:t>
+      </w:r>
+      <w:r>
+        <w:rPr>
+          <w:b/>
+          <w:i/>
+          <w:sz w:val="18"/>
+        </w:rPr>
+        <w:t>Pin = 4</w:t>
+      </w:r>
+      <w:r>
+        <w:rPr>
+          <w:i/>
+          <w:sz w:val="18"/>
+        </w:rPr>
+        <w:t xml:space="preserve"> for the temperature sensor, </w:t>
+      </w:r>
+      <w:r>
+        <w:rPr>
+          <w:b/>
+          <w:i/>
+          <w:sz w:val="18"/>
+        </w:rPr>
+        <w:t>Sample time = 0.01</w:t>
+      </w:r>
+      <w:r>
+        <w:rPr>
+          <w:i/>
+          <w:sz w:val="18"/>
+        </w:rPr>
+        <w:t xml:space="preserve">, output </w:t>
+      </w:r>
+      <w:r>
+        <w:rPr>
+          <w:rFonts w:ascii="Consolas" w:hAnsi="Consolas"/>
+          <w:i/>
+          <w:sz w:val="16"/>
+        </w:rPr>
+        <w:t>uint16</w:t>
+      </w:r>
+      <w:r>
+        <w:rPr>
+          <w:i/>
+          <w:sz w:val="18"/>
+        </w:rPr>
+        <w:t>.</w:t>
       </w:r>
     </w:p>
     <w:p>
       <w:r>
-        <w:t>2. Wire them (via the **Gain** `1/16` scaling and a **Data Type Conversion** to `uint16`) into the `ADCTemp` / `ADCThreshold` GoTo tags, so the **Switch** blocks can select them in Hardware mode.</w:t>
+        <w:rPr>
+          <w:sz w:val="20"/>
+        </w:rPr>
+        <w:t xml:space="preserve">2. Wire them (via the </w:t>
+      </w:r>
+      <w:r>
+        <w:rPr>
+          <w:b/>
+          <w:sz w:val="20"/>
+        </w:rPr>
+        <w:t>Gain</w:t>
+      </w:r>
+      <w:r>
+        <w:rPr>
+          <w:sz w:val="20"/>
+        </w:rPr>
+        <w:t xml:space="preserve"> </w:t>
+      </w:r>
+      <w:r>
+        <w:rPr>
+          <w:rFonts w:ascii="Consolas" w:hAnsi="Consolas"/>
+          <w:sz w:val="18"/>
+        </w:rPr>
+        <w:t>1/16</w:t>
+      </w:r>
+      <w:r>
+        <w:rPr>
+          <w:sz w:val="20"/>
+        </w:rPr>
+        <w:t xml:space="preserve"> scaling and a </w:t>
+      </w:r>
+      <w:r>
+        <w:rPr>
+          <w:b/>
+          <w:sz w:val="20"/>
+        </w:rPr>
+        <w:t>Data Type Conversion</w:t>
+      </w:r>
+      <w:r>
+        <w:rPr>
+          <w:sz w:val="20"/>
+        </w:rPr>
+        <w:t xml:space="preserve"> to </w:t>
+      </w:r>
+      <w:r>
+        <w:rPr>
+          <w:rFonts w:ascii="Consolas" w:hAnsi="Consolas"/>
+          <w:sz w:val="18"/>
+        </w:rPr>
+        <w:t>uint16</w:t>
+      </w:r>
+      <w:r>
+        <w:rPr>
+          <w:sz w:val="20"/>
+        </w:rPr>
+        <w:t xml:space="preserve">) into the </w:t>
+      </w:r>
+      <w:r>
+        <w:rPr>
+          <w:rFonts w:ascii="Consolas" w:hAnsi="Consolas"/>
+          <w:sz w:val="18"/>
+        </w:rPr>
+        <w:t>ADCTemp</w:t>
+      </w:r>
+      <w:r>
+        <w:rPr>
+          <w:sz w:val="20"/>
+        </w:rPr>
+        <w:t xml:space="preserve"> / </w:t>
+      </w:r>
+      <w:r>
+        <w:rPr>
+          <w:rFonts w:ascii="Consolas" w:hAnsi="Consolas"/>
+          <w:sz w:val="18"/>
+        </w:rPr>
+        <w:t>ADCThreshold</w:t>
+      </w:r>
+      <w:r>
+        <w:rPr>
+          <w:sz w:val="20"/>
+        </w:rPr>
+        <w:t xml:space="preserve"> GoTo tags, so the </w:t>
+      </w:r>
+      <w:r>
+        <w:rPr>
+          <w:b/>
+          <w:sz w:val="20"/>
+        </w:rPr>
+        <w:t>Switch</w:t>
+      </w:r>
+      <w:r>
+        <w:rPr>
+          <w:sz w:val="20"/>
+        </w:rPr>
+        <w:t xml:space="preserve"> blocks can select them in Hardware mode.</w:t>
       </w:r>
     </w:p>
     <w:p>
       <w:r>
-        <w:t>3. Add two **Analog Output** blocks and set their pins to **DAC1** and **DAC2**. Wire the scaled ADC values into them — this creates a real **ADC → DAC loop-back** on the ESP32: turn the potentiometer and the DAC output voltage follows it.</w:t>
+        <w:rPr>
+          <w:sz w:val="20"/>
+        </w:rPr>
+        <w:t xml:space="preserve">3. Add two </w:t>
+      </w:r>
+      <w:r>
+        <w:rPr>
+          <w:b/>
+          <w:sz w:val="20"/>
+        </w:rPr>
+        <w:t>Analog Output</w:t>
+      </w:r>
+      <w:r>
+        <w:rPr>
+          <w:sz w:val="20"/>
+        </w:rPr>
+        <w:t xml:space="preserve"> blocks and set their pins to </w:t>
+      </w:r>
+      <w:r>
+        <w:rPr>
+          <w:b/>
+          <w:sz w:val="20"/>
+        </w:rPr>
+        <w:t>DAC1</w:t>
+      </w:r>
+      <w:r>
+        <w:rPr>
+          <w:sz w:val="20"/>
+        </w:rPr>
+        <w:t xml:space="preserve"> and </w:t>
+      </w:r>
+      <w:r>
+        <w:rPr>
+          <w:b/>
+          <w:sz w:val="20"/>
+        </w:rPr>
+        <w:t>DAC2</w:t>
+      </w:r>
+      <w:r>
+        <w:rPr>
+          <w:sz w:val="20"/>
+        </w:rPr>
+        <w:t xml:space="preserve">. Wire the scaled ADC values into them — this creates a real </w:t>
+      </w:r>
+      <w:r>
+        <w:rPr>
+          <w:b/>
+          <w:sz w:val="20"/>
+        </w:rPr>
+        <w:t>ADC → DAC loop-back</w:t>
+      </w:r>
+      <w:r>
+        <w:rPr>
+          <w:sz w:val="20"/>
+        </w:rPr>
+        <w:t xml:space="preserve"> on the ESP32: turn the potentiometer and the DAC output voltage follows it.</w:t>
       </w:r>
     </w:p>
     <w:p>
       <w:r>
-        <w:t>🔑 **Why 1/16?** The ESP32 ADC returns 0–4095 (12-bit). `4096 ÷ 256 = 16`, so `Gain = 1/16` maps the full ADC range onto the 8-bit DAC range (0–255) — no saturation, full travel.</w:t>
+        <w:rPr>
+          <w:sz w:val="20"/>
+        </w:rPr>
+        <w:t xml:space="preserve">🔑 </w:t>
+      </w:r>
+      <w:r>
+        <w:rPr>
+          <w:b/>
+          <w:sz w:val="20"/>
+        </w:rPr>
+        <w:t>Why 1/16?</w:t>
+      </w:r>
+      <w:r>
+        <w:rPr>
+          <w:sz w:val="20"/>
+        </w:rPr>
+        <w:t xml:space="preserve"> The ESP32 ADC returns 0–4095 (12-bit). </w:t>
+      </w:r>
+      <w:r>
+        <w:rPr>
+          <w:rFonts w:ascii="Consolas" w:hAnsi="Consolas"/>
+          <w:sz w:val="18"/>
+        </w:rPr>
+        <w:t>4096 ÷ 256 = 16</w:t>
+      </w:r>
+      <w:r>
+        <w:rPr>
+          <w:sz w:val="20"/>
+        </w:rPr>
+        <w:t xml:space="preserve">, so </w:t>
+      </w:r>
+      <w:r>
+        <w:rPr>
+          <w:rFonts w:ascii="Consolas" w:hAnsi="Consolas"/>
+          <w:sz w:val="18"/>
+        </w:rPr>
+        <w:t>Gain = 1/16</w:t>
+      </w:r>
+      <w:r>
+        <w:rPr>
+          <w:sz w:val="20"/>
+        </w:rPr>
+        <w:t xml:space="preserve"> maps the full ADC range onto the 8-bit DAC range (0–255) — no saturation, full travel.</w:t>
       </w:r>
     </w:p>
     <w:p>
@@ -2284,22 +4545,119 @@
     </w:p>
     <w:p>
       <w:r>
+        <w:rPr>
+          <w:sz w:val="20"/>
+        </w:rPr>
         <w:t>The model builds a payload string and publishes it every 60 s.</w:t>
       </w:r>
     </w:p>
     <w:p>
       <w:r>
-        <w:t>1. Add a **Compose String** block. In its dialog set:</w:t>
+        <w:rPr>
+          <w:sz w:val="20"/>
+        </w:rPr>
+        <w:t xml:space="preserve">1. Add a </w:t>
+      </w:r>
+      <w:r>
+        <w:rPr>
+          <w:b/>
+          <w:sz w:val="20"/>
+        </w:rPr>
+        <w:t>Compose String</w:t>
+      </w:r>
+      <w:r>
+        <w:rPr>
+          <w:sz w:val="20"/>
+        </w:rPr>
+        <w:t xml:space="preserve"> block. In its dialog set:</w:t>
       </w:r>
     </w:p>
     <w:p>
       <w:r>
-        <w:t>- **Format** = `field1=%d&amp;field2=%d&amp;field3=%d`</w:t>
+        <w:rPr>
+          <w:sz w:val="20"/>
+        </w:rPr>
+        <w:t xml:space="preserve">- </w:t>
+      </w:r>
+      <w:r>
+        <w:rPr>
+          <w:b/>
+          <w:sz w:val="20"/>
+        </w:rPr>
+        <w:t>Format</w:t>
+      </w:r>
+      <w:r>
+        <w:rPr>
+          <w:sz w:val="20"/>
+        </w:rPr>
+        <w:t xml:space="preserve"> = </w:t>
+      </w:r>
+      <w:r>
+        <w:rPr>
+          <w:rFonts w:ascii="Consolas" w:hAnsi="Consolas"/>
+          <w:sz w:val="18"/>
+        </w:rPr>
+        <w:t>field1=%d&amp;field2=%d&amp;field3=%d</w:t>
       </w:r>
     </w:p>
     <w:p>
       <w:r>
-        <w:t>- **Inputs**: wire `From_TemperatureData` → input 1, `From_ThresholdData` → input 2, `From_FanControl` → input 3.</w:t>
+        <w:rPr>
+          <w:sz w:val="20"/>
+        </w:rPr>
+        <w:t xml:space="preserve">- </w:t>
+      </w:r>
+      <w:r>
+        <w:rPr>
+          <w:b/>
+          <w:sz w:val="20"/>
+        </w:rPr>
+        <w:t>Inputs</w:t>
+      </w:r>
+      <w:r>
+        <w:rPr>
+          <w:sz w:val="20"/>
+        </w:rPr>
+        <w:t xml:space="preserve">: wire </w:t>
+      </w:r>
+      <w:r>
+        <w:rPr>
+          <w:rFonts w:ascii="Consolas" w:hAnsi="Consolas"/>
+          <w:sz w:val="18"/>
+        </w:rPr>
+        <w:t>From_TemperatureData</w:t>
+      </w:r>
+      <w:r>
+        <w:rPr>
+          <w:sz w:val="20"/>
+        </w:rPr>
+        <w:t xml:space="preserve"> → input 1, </w:t>
+      </w:r>
+      <w:r>
+        <w:rPr>
+          <w:rFonts w:ascii="Consolas" w:hAnsi="Consolas"/>
+          <w:sz w:val="18"/>
+        </w:rPr>
+        <w:t>From_ThresholdData</w:t>
+      </w:r>
+      <w:r>
+        <w:rPr>
+          <w:sz w:val="20"/>
+        </w:rPr>
+        <w:t xml:space="preserve"> → input 2, </w:t>
+      </w:r>
+      <w:r>
+        <w:rPr>
+          <w:rFonts w:ascii="Consolas" w:hAnsi="Consolas"/>
+          <w:sz w:val="18"/>
+        </w:rPr>
+        <w:t>From_FanControl</w:t>
+      </w:r>
+      <w:r>
+        <w:rPr>
+          <w:sz w:val="20"/>
+        </w:rPr>
+        <w:t xml:space="preserve"> → input 3.</w:t>
       </w:r>
     </w:p>
     <w:p>
@@ -2311,7 +4669,7 @@
         <w:drawing>
           <wp:inline xmlns:a="http://schemas.openxmlformats.org/drawingml/2006/main" xmlns:pic="http://schemas.openxmlformats.org/drawingml/2006/picture">
             <wp:extent cx="5040000" cy="4467273"/>
-            <wp:docPr id="7" name="Picture 7"/>
+            <wp:docPr id="8" name="Picture 8"/>
             <wp:cNvGraphicFramePr>
               <a:graphicFrameLocks noChangeAspect="1"/>
             </wp:cNvGraphicFramePr>
@@ -2323,7 +4681,7 @@
                     <pic:cNvPicPr/>
                   </pic:nvPicPr>
                   <pic:blipFill>
-                    <a:blip r:embed="rId15"/>
+                    <a:blip r:embed="rId16"/>
                     <a:stretch>
                       <a:fillRect/>
                     </a:stretch>
@@ -2352,12 +4710,86 @@
           <w:i/>
           <w:sz w:val="18"/>
         </w:rPr>
-        <w:t>Figure 7: The **Compose String** dialog — the `Format` field is the ThingSpeak payload template `field1=%d&amp;field2=%d&amp;field3=%d`.</w:t>
+        <w:t xml:space="preserve">Figure 8: The </w:t>
+      </w:r>
+      <w:r>
+        <w:rPr>
+          <w:b/>
+          <w:i/>
+          <w:sz w:val="18"/>
+        </w:rPr>
+        <w:t>Compose String</w:t>
+      </w:r>
+      <w:r>
+        <w:rPr>
+          <w:i/>
+          <w:sz w:val="18"/>
+        </w:rPr>
+        <w:t xml:space="preserve"> dialog — the </w:t>
+      </w:r>
+      <w:r>
+        <w:rPr>
+          <w:rFonts w:ascii="Consolas" w:hAnsi="Consolas"/>
+          <w:i/>
+          <w:sz w:val="16"/>
+        </w:rPr>
+        <w:t>Format</w:t>
+      </w:r>
+      <w:r>
+        <w:rPr>
+          <w:i/>
+          <w:sz w:val="18"/>
+        </w:rPr>
+        <w:t xml:space="preserve"> field is the ThingSpeak payload template </w:t>
+      </w:r>
+      <w:r>
+        <w:rPr>
+          <w:rFonts w:ascii="Consolas" w:hAnsi="Consolas"/>
+          <w:i/>
+          <w:sz w:val="16"/>
+        </w:rPr>
+        <w:t>field1=%d&amp;field2=%d&amp;field3=%d</w:t>
+      </w:r>
+      <w:r>
+        <w:rPr>
+          <w:i/>
+          <w:sz w:val="18"/>
+        </w:rPr>
+        <w:t>.</w:t>
       </w:r>
     </w:p>
     <w:p>
       <w:r>
-        <w:t>2. The starter already has a **String to ASCII** block (output vector size `128`). Wire the Compose String output into it — MQTT transmits the payload as an ASCII byte vector.</w:t>
+        <w:rPr>
+          <w:sz w:val="20"/>
+        </w:rPr>
+        <w:t xml:space="preserve">2. The starter already has a </w:t>
+      </w:r>
+      <w:r>
+        <w:rPr>
+          <w:b/>
+          <w:sz w:val="20"/>
+        </w:rPr>
+        <w:t>String to ASCII</w:t>
+      </w:r>
+      <w:r>
+        <w:rPr>
+          <w:sz w:val="20"/>
+        </w:rPr>
+        <w:t xml:space="preserve"> block (output vector size </w:t>
+      </w:r>
+      <w:r>
+        <w:rPr>
+          <w:rFonts w:ascii="Consolas" w:hAnsi="Consolas"/>
+          <w:sz w:val="18"/>
+        </w:rPr>
+        <w:t>128</w:t>
+      </w:r>
+      <w:r>
+        <w:rPr>
+          <w:sz w:val="20"/>
+        </w:rPr>
+        <w:t>). Wire the Compose String output into it — MQTT transmits the payload as an ASCII byte vector.</w:t>
       </w:r>
     </w:p>
     <w:p>
@@ -2369,7 +4801,7 @@
         <w:drawing>
           <wp:inline xmlns:a="http://schemas.openxmlformats.org/drawingml/2006/main" xmlns:pic="http://schemas.openxmlformats.org/drawingml/2006/picture">
             <wp:extent cx="5040000" cy="3646364"/>
-            <wp:docPr id="8" name="Picture 8"/>
+            <wp:docPr id="9" name="Picture 9"/>
             <wp:cNvGraphicFramePr>
               <a:graphicFrameLocks noChangeAspect="1"/>
             </wp:cNvGraphicFramePr>
@@ -2381,7 +4813,7 @@
                     <pic:cNvPicPr/>
                   </pic:nvPicPr>
                   <pic:blipFill>
-                    <a:blip r:embed="rId16"/>
+                    <a:blip r:embed="rId17"/>
                     <a:stretch>
                       <a:fillRect/>
                     </a:stretch>
@@ -2410,32 +4842,223 @@
           <w:i/>
           <w:sz w:val="18"/>
         </w:rPr>
-        <w:t>Figure 8: The **String to ASCII** dialog — **Output vector size** `128`.</w:t>
+        <w:t xml:space="preserve">Figure 9: The </w:t>
+      </w:r>
+      <w:r>
+        <w:rPr>
+          <w:b/>
+          <w:i/>
+          <w:sz w:val="18"/>
+        </w:rPr>
+        <w:t>String to ASCII</w:t>
+      </w:r>
+      <w:r>
+        <w:rPr>
+          <w:i/>
+          <w:sz w:val="18"/>
+        </w:rPr>
+        <w:t xml:space="preserve"> dialog — </w:t>
+      </w:r>
+      <w:r>
+        <w:rPr>
+          <w:b/>
+          <w:i/>
+          <w:sz w:val="18"/>
+        </w:rPr>
+        <w:t>Output vector size</w:t>
+      </w:r>
+      <w:r>
+        <w:rPr>
+          <w:i/>
+          <w:sz w:val="18"/>
+        </w:rPr>
+        <w:t xml:space="preserve"> </w:t>
+      </w:r>
+      <w:r>
+        <w:rPr>
+          <w:rFonts w:ascii="Consolas" w:hAnsi="Consolas"/>
+          <w:i/>
+          <w:sz w:val="16"/>
+        </w:rPr>
+        <w:t>128</w:t>
+      </w:r>
+      <w:r>
+        <w:rPr>
+          <w:i/>
+          <w:sz w:val="18"/>
+        </w:rPr>
+        <w:t>.</w:t>
       </w:r>
     </w:p>
     <w:p>
       <w:r>
-        <w:t>3. Add a **WiFi MQTT Publish** block (`arduinowifilib`) and set:</w:t>
+        <w:rPr>
+          <w:sz w:val="20"/>
+        </w:rPr>
+        <w:t xml:space="preserve">3. Add a </w:t>
+      </w:r>
+      <w:r>
+        <w:rPr>
+          <w:b/>
+          <w:sz w:val="20"/>
+        </w:rPr>
+        <w:t>WiFi MQTT Publish</w:t>
+      </w:r>
+      <w:r>
+        <w:rPr>
+          <w:sz w:val="20"/>
+        </w:rPr>
+        <w:t xml:space="preserve"> block (</w:t>
+      </w:r>
+      <w:r>
+        <w:rPr>
+          <w:rFonts w:ascii="Consolas" w:hAnsi="Consolas"/>
+          <w:sz w:val="18"/>
+        </w:rPr>
+        <w:t>arduinowifilib</w:t>
+      </w:r>
+      <w:r>
+        <w:rPr>
+          <w:sz w:val="20"/>
+        </w:rPr>
+        <w:t>) and set:</w:t>
       </w:r>
     </w:p>
     <w:p>
       <w:r>
-        <w:t>- **Broker service** = `ThingSpeak`</w:t>
+        <w:rPr>
+          <w:sz w:val="20"/>
+        </w:rPr>
+        <w:t xml:space="preserve">- </w:t>
+      </w:r>
+      <w:r>
+        <w:rPr>
+          <w:b/>
+          <w:sz w:val="20"/>
+        </w:rPr>
+        <w:t>Broker service</w:t>
+      </w:r>
+      <w:r>
+        <w:rPr>
+          <w:sz w:val="20"/>
+        </w:rPr>
+        <w:t xml:space="preserve"> = </w:t>
+      </w:r>
+      <w:r>
+        <w:rPr>
+          <w:rFonts w:ascii="Consolas" w:hAnsi="Consolas"/>
+          <w:sz w:val="18"/>
+        </w:rPr>
+        <w:t>ThingSpeak</w:t>
       </w:r>
     </w:p>
     <w:p>
       <w:r>
-        <w:t>- **Topic** = `channels/&lt;YOUR_CHANNEL_ID&gt;/publish`</w:t>
+        <w:rPr>
+          <w:sz w:val="20"/>
+        </w:rPr>
+        <w:t xml:space="preserve">- </w:t>
+      </w:r>
+      <w:r>
+        <w:rPr>
+          <w:b/>
+          <w:sz w:val="20"/>
+        </w:rPr>
+        <w:t>Topic</w:t>
+      </w:r>
+      <w:r>
+        <w:rPr>
+          <w:sz w:val="20"/>
+        </w:rPr>
+        <w:t xml:space="preserve"> = </w:t>
+      </w:r>
+      <w:r>
+        <w:rPr>
+          <w:rFonts w:ascii="Consolas" w:hAnsi="Consolas"/>
+          <w:sz w:val="18"/>
+        </w:rPr>
+        <w:t>channels/&lt;YOUR_CHANNEL_ID&gt;/publish</w:t>
       </w:r>
     </w:p>
     <w:p>
       <w:r>
-        <w:t>- **Update interval** = `60` (seconds)</w:t>
+        <w:rPr>
+          <w:sz w:val="20"/>
+        </w:rPr>
+        <w:t xml:space="preserve">- </w:t>
+      </w:r>
+      <w:r>
+        <w:rPr>
+          <w:b/>
+          <w:sz w:val="20"/>
+        </w:rPr>
+        <w:t>Update interval</w:t>
+      </w:r>
+      <w:r>
+        <w:rPr>
+          <w:sz w:val="20"/>
+        </w:rPr>
+        <w:t xml:space="preserve"> = </w:t>
+      </w:r>
+      <w:r>
+        <w:rPr>
+          <w:rFonts w:ascii="Consolas" w:hAnsi="Consolas"/>
+          <w:sz w:val="18"/>
+        </w:rPr>
+        <w:t>60</w:t>
+      </w:r>
+      <w:r>
+        <w:rPr>
+          <w:sz w:val="20"/>
+        </w:rPr>
+        <w:t xml:space="preserve"> (seconds)</w:t>
       </w:r>
     </w:p>
     <w:p>
       <w:r>
-        <w:t>- Wire the `String to ASCII` output into its input. Connect its **Output** to a **Display** (shows publish status / error code).</w:t>
+        <w:rPr>
+          <w:sz w:val="20"/>
+        </w:rPr>
+        <w:t xml:space="preserve">- Wire the </w:t>
+      </w:r>
+      <w:r>
+        <w:rPr>
+          <w:rFonts w:ascii="Consolas" w:hAnsi="Consolas"/>
+          <w:sz w:val="18"/>
+        </w:rPr>
+        <w:t>String to ASCII</w:t>
+      </w:r>
+      <w:r>
+        <w:rPr>
+          <w:sz w:val="20"/>
+        </w:rPr>
+        <w:t xml:space="preserve"> output into its input. Connect its </w:t>
+      </w:r>
+      <w:r>
+        <w:rPr>
+          <w:b/>
+          <w:sz w:val="20"/>
+        </w:rPr>
+        <w:t>Output</w:t>
+      </w:r>
+      <w:r>
+        <w:rPr>
+          <w:sz w:val="20"/>
+        </w:rPr>
+        <w:t xml:space="preserve"> to a </w:t>
+      </w:r>
+      <w:r>
+        <w:rPr>
+          <w:b/>
+          <w:sz w:val="20"/>
+        </w:rPr>
+        <w:t>Display</w:t>
+      </w:r>
+      <w:r>
+        <w:rPr>
+          <w:sz w:val="20"/>
+        </w:rPr>
+        <w:t xml:space="preserve"> (shows publish status / error code).</w:t>
       </w:r>
     </w:p>
     <w:p>
@@ -2447,7 +5070,7 @@
         <w:drawing>
           <wp:inline xmlns:a="http://schemas.openxmlformats.org/drawingml/2006/main" xmlns:pic="http://schemas.openxmlformats.org/drawingml/2006/picture">
             <wp:extent cx="5040000" cy="2981780"/>
-            <wp:docPr id="9" name="Picture 9"/>
+            <wp:docPr id="10" name="Picture 10"/>
             <wp:cNvGraphicFramePr>
               <a:graphicFrameLocks noChangeAspect="1"/>
             </wp:cNvGraphicFramePr>
@@ -2459,7 +5082,7 @@
                     <pic:cNvPicPr/>
                   </pic:nvPicPr>
                   <pic:blipFill>
-                    <a:blip r:embed="rId17"/>
+                    <a:blip r:embed="rId18"/>
                     <a:stretch>
                       <a:fillRect/>
                     </a:stretch>
@@ -2488,12 +5111,140 @@
           <w:i/>
           <w:sz w:val="18"/>
         </w:rPr>
-        <w:t>Figure 9: The **WiFi MQTT Publish** dialog — Broker service = `ThingSpeak`, **Update interval** = `60` s.</w:t>
+        <w:t xml:space="preserve">Figure 10: The </w:t>
+      </w:r>
+      <w:r>
+        <w:rPr>
+          <w:b/>
+          <w:i/>
+          <w:sz w:val="18"/>
+        </w:rPr>
+        <w:t>WiFi MQTT Publish</w:t>
+      </w:r>
+      <w:r>
+        <w:rPr>
+          <w:i/>
+          <w:sz w:val="18"/>
+        </w:rPr>
+        <w:t xml:space="preserve"> dialog — Broker service = </w:t>
+      </w:r>
+      <w:r>
+        <w:rPr>
+          <w:rFonts w:ascii="Consolas" w:hAnsi="Consolas"/>
+          <w:i/>
+          <w:sz w:val="16"/>
+        </w:rPr>
+        <w:t>ThingSpeak</w:t>
+      </w:r>
+      <w:r>
+        <w:rPr>
+          <w:i/>
+          <w:sz w:val="18"/>
+        </w:rPr>
+        <w:t xml:space="preserve">, </w:t>
+      </w:r>
+      <w:r>
+        <w:rPr>
+          <w:b/>
+          <w:i/>
+          <w:sz w:val="18"/>
+        </w:rPr>
+        <w:t>Update interval</w:t>
+      </w:r>
+      <w:r>
+        <w:rPr>
+          <w:i/>
+          <w:sz w:val="18"/>
+        </w:rPr>
+        <w:t xml:space="preserve"> = </w:t>
+      </w:r>
+      <w:r>
+        <w:rPr>
+          <w:rFonts w:ascii="Consolas" w:hAnsi="Consolas"/>
+          <w:i/>
+          <w:sz w:val="16"/>
+        </w:rPr>
+        <w:t>60</w:t>
+      </w:r>
+      <w:r>
+        <w:rPr>
+          <w:i/>
+          <w:sz w:val="18"/>
+        </w:rPr>
+        <w:t xml:space="preserve"> s.</w:t>
       </w:r>
     </w:p>
     <w:p>
       <w:r>
-        <w:t>📡 The block uses the **Wi-Fi** and **ThingSpeak MQTT credentials** you set in **Step 4** (Model Settings → Target hardware resources). ThingSpeak's MQTT broker is `mqtt3.thingspeak.com`, port `1883`; the block keeps a persistent connection and publishes on the interval.</w:t>
+        <w:rPr>
+          <w:sz w:val="20"/>
+        </w:rPr>
+        <w:t xml:space="preserve">📡 The block uses the </w:t>
+      </w:r>
+      <w:r>
+        <w:rPr>
+          <w:b/>
+          <w:sz w:val="20"/>
+        </w:rPr>
+        <w:t>Wi-Fi</w:t>
+      </w:r>
+      <w:r>
+        <w:rPr>
+          <w:sz w:val="20"/>
+        </w:rPr>
+        <w:t xml:space="preserve"> and </w:t>
+      </w:r>
+      <w:r>
+        <w:rPr>
+          <w:b/>
+          <w:sz w:val="20"/>
+        </w:rPr>
+        <w:t>ThingSpeak MQTT credentials</w:t>
+      </w:r>
+      <w:r>
+        <w:rPr>
+          <w:sz w:val="20"/>
+        </w:rPr>
+        <w:t xml:space="preserve"> you set in </w:t>
+      </w:r>
+      <w:r>
+        <w:rPr>
+          <w:b/>
+          <w:sz w:val="20"/>
+        </w:rPr>
+        <w:t>Step 4</w:t>
+      </w:r>
+      <w:r>
+        <w:rPr>
+          <w:sz w:val="20"/>
+        </w:rPr>
+        <w:t xml:space="preserve"> (Model Settings → Target hardware resources). ThingSpeak's MQTT broker is </w:t>
+      </w:r>
+      <w:r>
+        <w:rPr>
+          <w:rFonts w:ascii="Consolas" w:hAnsi="Consolas"/>
+          <w:sz w:val="18"/>
+        </w:rPr>
+        <w:t>mqtt3.thingspeak.com</w:t>
+      </w:r>
+      <w:r>
+        <w:rPr>
+          <w:sz w:val="20"/>
+        </w:rPr>
+        <w:t xml:space="preserve">, port </w:t>
+      </w:r>
+      <w:r>
+        <w:rPr>
+          <w:rFonts w:ascii="Consolas" w:hAnsi="Consolas"/>
+          <w:sz w:val="18"/>
+        </w:rPr>
+        <w:t>1883</w:t>
+      </w:r>
+      <w:r>
+        <w:rPr>
+          <w:sz w:val="20"/>
+        </w:rPr>
+        <w:t>; the block keeps a persistent connection and publishes on the interval.</w:t>
       </w:r>
     </w:p>
     <w:p>
@@ -2506,12 +5257,104 @@
     </w:p>
     <w:p>
       <w:r>
-        <w:t>1. Add a **Relational Operator** and set **Operator = `&gt;`**.</w:t>
+        <w:rPr>
+          <w:sz w:val="20"/>
+        </w:rPr>
+        <w:t xml:space="preserve">1. Add a </w:t>
+      </w:r>
+      <w:r>
+        <w:rPr>
+          <w:b/>
+          <w:sz w:val="20"/>
+        </w:rPr>
+        <w:t>Relational Operator</w:t>
+      </w:r>
+      <w:r>
+        <w:rPr>
+          <w:sz w:val="20"/>
+        </w:rPr>
+        <w:t xml:space="preserve"> and set </w:t>
+      </w:r>
+      <w:r>
+        <w:rPr>
+          <w:b/>
+          <w:sz w:val="20"/>
+        </w:rPr>
+        <w:t xml:space="preserve">Operator = </w:t>
+      </w:r>
+      <w:r>
+        <w:rPr>
+          <w:rFonts w:ascii="Consolas" w:hAnsi="Consolas"/>
+          <w:b/>
+          <w:sz w:val="18"/>
+        </w:rPr>
+        <w:t>&gt;</w:t>
+      </w:r>
+      <w:r>
+        <w:rPr>
+          <w:sz w:val="20"/>
+        </w:rPr>
+        <w:t>.</w:t>
       </w:r>
     </w:p>
     <w:p>
       <w:r>
-        <w:t>- **Input 1**: `TemperatureData` · **Input 2**: `ThresholdData`.</w:t>
+        <w:rPr>
+          <w:sz w:val="20"/>
+        </w:rPr>
+        <w:t xml:space="preserve">- </w:t>
+      </w:r>
+      <w:r>
+        <w:rPr>
+          <w:b/>
+          <w:sz w:val="20"/>
+        </w:rPr>
+        <w:t>Input 1</w:t>
+      </w:r>
+      <w:r>
+        <w:rPr>
+          <w:sz w:val="20"/>
+        </w:rPr>
+        <w:t xml:space="preserve">: </w:t>
+      </w:r>
+      <w:r>
+        <w:rPr>
+          <w:rFonts w:ascii="Consolas" w:hAnsi="Consolas"/>
+          <w:sz w:val="18"/>
+        </w:rPr>
+        <w:t>TemperatureData</w:t>
+      </w:r>
+      <w:r>
+        <w:rPr>
+          <w:sz w:val="20"/>
+        </w:rPr>
+        <w:t xml:space="preserve"> · </w:t>
+      </w:r>
+      <w:r>
+        <w:rPr>
+          <w:b/>
+          <w:sz w:val="20"/>
+        </w:rPr>
+        <w:t>Input 2</w:t>
+      </w:r>
+      <w:r>
+        <w:rPr>
+          <w:sz w:val="20"/>
+        </w:rPr>
+        <w:t xml:space="preserve">: </w:t>
+      </w:r>
+      <w:r>
+        <w:rPr>
+          <w:rFonts w:ascii="Consolas" w:hAnsi="Consolas"/>
+          <w:sz w:val="18"/>
+        </w:rPr>
+        <w:t>ThresholdData</w:t>
+      </w:r>
+      <w:r>
+        <w:rPr>
+          <w:sz w:val="20"/>
+        </w:rPr>
+        <w:t>.</w:t>
       </w:r>
     </w:p>
     <w:p>
@@ -2523,7 +5366,7 @@
         <w:drawing>
           <wp:inline xmlns:a="http://schemas.openxmlformats.org/drawingml/2006/main" xmlns:pic="http://schemas.openxmlformats.org/drawingml/2006/picture">
             <wp:extent cx="5040000" cy="2412193"/>
-            <wp:docPr id="10" name="Picture 10"/>
+            <wp:docPr id="11" name="Picture 11"/>
             <wp:cNvGraphicFramePr>
               <a:graphicFrameLocks noChangeAspect="1"/>
             </wp:cNvGraphicFramePr>
@@ -2535,7 +5378,7 @@
                     <pic:cNvPicPr/>
                   </pic:nvPicPr>
                   <pic:blipFill>
-                    <a:blip r:embed="rId18"/>
+                    <a:blip r:embed="rId19"/>
                     <a:stretch>
                       <a:fillRect/>
                     </a:stretch>
@@ -2564,22 +5407,139 @@
           <w:i/>
           <w:sz w:val="18"/>
         </w:rPr>
-        <w:t>Figure 10: The **Relational Operator** dialog — Operator = `&gt;`. Input 1 = TemperatureData, Input 2 = ThresholdData.</w:t>
+        <w:t xml:space="preserve">Figure 11: The </w:t>
+      </w:r>
+      <w:r>
+        <w:rPr>
+          <w:b/>
+          <w:i/>
+          <w:sz w:val="18"/>
+        </w:rPr>
+        <w:t>Relational Operator</w:t>
+      </w:r>
+      <w:r>
+        <w:rPr>
+          <w:i/>
+          <w:sz w:val="18"/>
+        </w:rPr>
+        <w:t xml:space="preserve"> dialog — Operator = </w:t>
+      </w:r>
+      <w:r>
+        <w:rPr>
+          <w:rFonts w:ascii="Consolas" w:hAnsi="Consolas"/>
+          <w:i/>
+          <w:sz w:val="16"/>
+        </w:rPr>
+        <w:t>&gt;</w:t>
+      </w:r>
+      <w:r>
+        <w:rPr>
+          <w:i/>
+          <w:sz w:val="18"/>
+        </w:rPr>
+        <w:t>. Input 1 = TemperatureData, Input 2 = ThresholdData.</w:t>
       </w:r>
     </w:p>
     <w:p>
       <w:r>
-        <w:t>2. Wire its output (`boolean`) into the **FanControl** GoTo tag. The signal is already routed to:</w:t>
+        <w:rPr>
+          <w:sz w:val="20"/>
+        </w:rPr>
+        <w:t>2. Wire its output (</w:t>
+      </w:r>
+      <w:r>
+        <w:rPr>
+          <w:rFonts w:ascii="Consolas" w:hAnsi="Consolas"/>
+          <w:sz w:val="18"/>
+        </w:rPr>
+        <w:t>boolean</w:t>
+      </w:r>
+      <w:r>
+        <w:rPr>
+          <w:sz w:val="20"/>
+        </w:rPr>
+        <w:t xml:space="preserve">) into the </w:t>
+      </w:r>
+      <w:r>
+        <w:rPr>
+          <w:b/>
+          <w:sz w:val="20"/>
+        </w:rPr>
+        <w:t>FanControl</w:t>
+      </w:r>
+      <w:r>
+        <w:rPr>
+          <w:sz w:val="20"/>
+        </w:rPr>
+        <w:t xml:space="preserve"> GoTo tag. The signal is already routed to:</w:t>
       </w:r>
     </w:p>
     <w:p>
       <w:r>
-        <w:t>- the **Compose String** (Field 3) — so the on/off state is published; and</w:t>
+        <w:rPr>
+          <w:sz w:val="20"/>
+        </w:rPr>
+        <w:t xml:space="preserve">- the </w:t>
+      </w:r>
+      <w:r>
+        <w:rPr>
+          <w:b/>
+          <w:sz w:val="20"/>
+        </w:rPr>
+        <w:t>Compose String</w:t>
+      </w:r>
+      <w:r>
+        <w:rPr>
+          <w:sz w:val="20"/>
+        </w:rPr>
+        <w:t xml:space="preserve"> (Field 3) — so the on/off state is published; and</w:t>
       </w:r>
     </w:p>
     <w:p>
       <w:r>
-        <w:t>- `From_FanControl` → **Digital Output** block on **Pin 2** — drives the LED/buzzer on the board.</w:t>
+        <w:rPr>
+          <w:sz w:val="20"/>
+        </w:rPr>
+        <w:t xml:space="preserve">- </w:t>
+      </w:r>
+      <w:r>
+        <w:rPr>
+          <w:rFonts w:ascii="Consolas" w:hAnsi="Consolas"/>
+          <w:sz w:val="18"/>
+        </w:rPr>
+        <w:t>From_FanControl</w:t>
+      </w:r>
+      <w:r>
+        <w:rPr>
+          <w:sz w:val="20"/>
+        </w:rPr>
+        <w:t xml:space="preserve"> → </w:t>
+      </w:r>
+      <w:r>
+        <w:rPr>
+          <w:b/>
+          <w:sz w:val="20"/>
+        </w:rPr>
+        <w:t>Digital Output</w:t>
+      </w:r>
+      <w:r>
+        <w:rPr>
+          <w:sz w:val="20"/>
+        </w:rPr>
+        <w:t xml:space="preserve"> block on </w:t>
+      </w:r>
+      <w:r>
+        <w:rPr>
+          <w:b/>
+          <w:sz w:val="20"/>
+        </w:rPr>
+        <w:t>Pin 2</w:t>
+      </w:r>
+      <w:r>
+        <w:rPr>
+          <w:sz w:val="20"/>
+        </w:rPr>
+        <w:t xml:space="preserve"> — drives the LED/buzzer on the board.</w:t>
       </w:r>
     </w:p>
     <w:p>
@@ -2591,7 +5551,7 @@
         <w:drawing>
           <wp:inline xmlns:a="http://schemas.openxmlformats.org/drawingml/2006/main" xmlns:pic="http://schemas.openxmlformats.org/drawingml/2006/picture">
             <wp:extent cx="5040000" cy="2344364"/>
-            <wp:docPr id="11" name="Picture 11"/>
+            <wp:docPr id="12" name="Picture 12"/>
             <wp:cNvGraphicFramePr>
               <a:graphicFrameLocks noChangeAspect="1"/>
             </wp:cNvGraphicFramePr>
@@ -2603,7 +5563,7 @@
                     <pic:cNvPicPr/>
                   </pic:nvPicPr>
                   <pic:blipFill>
-                    <a:blip r:embed="rId19"/>
+                    <a:blip r:embed="rId20"/>
                     <a:stretch>
                       <a:fillRect/>
                     </a:stretch>
@@ -2632,12 +5592,99 @@
           <w:i/>
           <w:sz w:val="18"/>
         </w:rPr>
-        <w:t>Figure 11: The **Digital Output** dialog — **Pin number** `2` (the board's Fan/activity output).</w:t>
+        <w:t xml:space="preserve">Figure 12: The </w:t>
+      </w:r>
+      <w:r>
+        <w:rPr>
+          <w:b/>
+          <w:i/>
+          <w:sz w:val="18"/>
+        </w:rPr>
+        <w:t>Digital Output</w:t>
+      </w:r>
+      <w:r>
+        <w:rPr>
+          <w:i/>
+          <w:sz w:val="18"/>
+        </w:rPr>
+        <w:t xml:space="preserve"> dialog — </w:t>
+      </w:r>
+      <w:r>
+        <w:rPr>
+          <w:b/>
+          <w:i/>
+          <w:sz w:val="18"/>
+        </w:rPr>
+        <w:t>Pin number</w:t>
+      </w:r>
+      <w:r>
+        <w:rPr>
+          <w:i/>
+          <w:sz w:val="18"/>
+        </w:rPr>
+        <w:t xml:space="preserve"> </w:t>
+      </w:r>
+      <w:r>
+        <w:rPr>
+          <w:rFonts w:ascii="Consolas" w:hAnsi="Consolas"/>
+          <w:i/>
+          <w:sz w:val="16"/>
+        </w:rPr>
+        <w:t>2</w:t>
+      </w:r>
+      <w:r>
+        <w:rPr>
+          <w:i/>
+          <w:sz w:val="18"/>
+        </w:rPr>
+        <w:t xml:space="preserve"> (the board's Fan/activity output).</w:t>
       </w:r>
     </w:p>
     <w:p>
       <w:r>
-        <w:t>When `TemperatureData &gt; ThresholdData`, `FanControl = 1` and **D2 turns on**.</w:t>
+        <w:rPr>
+          <w:sz w:val="20"/>
+        </w:rPr>
+        <w:t xml:space="preserve">When </w:t>
+      </w:r>
+      <w:r>
+        <w:rPr>
+          <w:rFonts w:ascii="Consolas" w:hAnsi="Consolas"/>
+          <w:sz w:val="18"/>
+        </w:rPr>
+        <w:t>TemperatureData &gt; ThresholdData</w:t>
+      </w:r>
+      <w:r>
+        <w:rPr>
+          <w:sz w:val="20"/>
+        </w:rPr>
+        <w:t xml:space="preserve">, </w:t>
+      </w:r>
+      <w:r>
+        <w:rPr>
+          <w:rFonts w:ascii="Consolas" w:hAnsi="Consolas"/>
+          <w:sz w:val="18"/>
+        </w:rPr>
+        <w:t>FanControl = 1</w:t>
+      </w:r>
+      <w:r>
+        <w:rPr>
+          <w:sz w:val="20"/>
+        </w:rPr>
+        <w:t xml:space="preserve"> and </w:t>
+      </w:r>
+      <w:r>
+        <w:rPr>
+          <w:b/>
+          <w:sz w:val="20"/>
+        </w:rPr>
+        <w:t>D2 turns on</w:t>
+      </w:r>
+      <w:r>
+        <w:rPr>
+          <w:sz w:val="20"/>
+        </w:rPr>
+        <w:t>.</w:t>
       </w:r>
     </w:p>
     <w:p>
@@ -2650,32 +5697,201 @@
     </w:p>
     <w:p>
       <w:r>
-        <w:t>1. Add a **WiFi ThingSpeak Read** block (`arduinowifilib`) and set:</w:t>
+        <w:rPr>
+          <w:sz w:val="20"/>
+        </w:rPr>
+        <w:t xml:space="preserve">1. Add a </w:t>
+      </w:r>
+      <w:r>
+        <w:rPr>
+          <w:b/>
+          <w:sz w:val="20"/>
+        </w:rPr>
+        <w:t>WiFi ThingSpeak Read</w:t>
+      </w:r>
+      <w:r>
+        <w:rPr>
+          <w:sz w:val="20"/>
+        </w:rPr>
+        <w:t xml:space="preserve"> block (</w:t>
+      </w:r>
+      <w:r>
+        <w:rPr>
+          <w:rFonts w:ascii="Consolas" w:hAnsi="Consolas"/>
+          <w:sz w:val="18"/>
+        </w:rPr>
+        <w:t>arduinowifilib</w:t>
+      </w:r>
+      <w:r>
+        <w:rPr>
+          <w:sz w:val="20"/>
+        </w:rPr>
+        <w:t>) and set:</w:t>
       </w:r>
     </w:p>
     <w:p>
       <w:r>
-        <w:t>- **Channel ID** = your **Channel ID**</w:t>
+        <w:rPr>
+          <w:sz w:val="20"/>
+        </w:rPr>
+        <w:t xml:space="preserve">- </w:t>
+      </w:r>
+      <w:r>
+        <w:rPr>
+          <w:b/>
+          <w:sz w:val="20"/>
+        </w:rPr>
+        <w:t>Channel ID</w:t>
+      </w:r>
+      <w:r>
+        <w:rPr>
+          <w:sz w:val="20"/>
+        </w:rPr>
+        <w:t xml:space="preserve"> = your </w:t>
+      </w:r>
+      <w:r>
+        <w:rPr>
+          <w:b/>
+          <w:sz w:val="20"/>
+        </w:rPr>
+        <w:t>Channel ID</w:t>
       </w:r>
     </w:p>
     <w:p>
       <w:r>
-        <w:t>- **Interface** = `Wi-Fi`; **Channel access** = `Private`</w:t>
+        <w:rPr>
+          <w:sz w:val="20"/>
+        </w:rPr>
+        <w:t xml:space="preserve">- </w:t>
+      </w:r>
+      <w:r>
+        <w:rPr>
+          <w:b/>
+          <w:sz w:val="20"/>
+        </w:rPr>
+        <w:t>Interface</w:t>
+      </w:r>
+      <w:r>
+        <w:rPr>
+          <w:sz w:val="20"/>
+        </w:rPr>
+        <w:t xml:space="preserve"> = </w:t>
+      </w:r>
+      <w:r>
+        <w:rPr>
+          <w:rFonts w:ascii="Consolas" w:hAnsi="Consolas"/>
+          <w:sz w:val="18"/>
+        </w:rPr>
+        <w:t>Wi-Fi</w:t>
+      </w:r>
+      <w:r>
+        <w:rPr>
+          <w:sz w:val="20"/>
+        </w:rPr>
+        <w:t xml:space="preserve">; </w:t>
+      </w:r>
+      <w:r>
+        <w:rPr>
+          <w:b/>
+          <w:sz w:val="20"/>
+        </w:rPr>
+        <w:t>Channel access</w:t>
+      </w:r>
+      <w:r>
+        <w:rPr>
+          <w:sz w:val="20"/>
+        </w:rPr>
+        <w:t xml:space="preserve"> = </w:t>
+      </w:r>
+      <w:r>
+        <w:rPr>
+          <w:rFonts w:ascii="Consolas" w:hAnsi="Consolas"/>
+          <w:sz w:val="18"/>
+        </w:rPr>
+        <w:t>Private</w:t>
       </w:r>
     </w:p>
     <w:p>
       <w:r>
-        <w:t>- **Read API key** = your Read key</w:t>
+        <w:rPr>
+          <w:sz w:val="20"/>
+        </w:rPr>
+        <w:t xml:space="preserve">- </w:t>
+      </w:r>
+      <w:r>
+        <w:rPr>
+          <w:b/>
+          <w:sz w:val="20"/>
+        </w:rPr>
+        <w:t>Read API key</w:t>
+      </w:r>
+      <w:r>
+        <w:rPr>
+          <w:sz w:val="20"/>
+        </w:rPr>
+        <w:t xml:space="preserve"> = your Read key</w:t>
       </w:r>
     </w:p>
     <w:p>
       <w:r>
-        <w:t>- **Fields to read** = `[1 2 3]`</w:t>
+        <w:rPr>
+          <w:sz w:val="20"/>
+        </w:rPr>
+        <w:t xml:space="preserve">- </w:t>
+      </w:r>
+      <w:r>
+        <w:rPr>
+          <w:b/>
+          <w:sz w:val="20"/>
+        </w:rPr>
+        <w:t>Fields to read</w:t>
+      </w:r>
+      <w:r>
+        <w:rPr>
+          <w:sz w:val="20"/>
+        </w:rPr>
+        <w:t xml:space="preserve"> = </w:t>
+      </w:r>
+      <w:r>
+        <w:rPr>
+          <w:rFonts w:ascii="Consolas" w:hAnsi="Consolas"/>
+          <w:sz w:val="18"/>
+        </w:rPr>
+        <w:t>[1 2 3]</w:t>
       </w:r>
     </w:p>
     <w:p>
       <w:r>
-        <w:t>- **Sample time** = `15` (seconds)</w:t>
+        <w:rPr>
+          <w:sz w:val="20"/>
+        </w:rPr>
+        <w:t xml:space="preserve">- </w:t>
+      </w:r>
+      <w:r>
+        <w:rPr>
+          <w:b/>
+          <w:sz w:val="20"/>
+        </w:rPr>
+        <w:t>Sample time</w:t>
+      </w:r>
+      <w:r>
+        <w:rPr>
+          <w:sz w:val="20"/>
+        </w:rPr>
+        <w:t xml:space="preserve"> = </w:t>
+      </w:r>
+      <w:r>
+        <w:rPr>
+          <w:rFonts w:ascii="Consolas" w:hAnsi="Consolas"/>
+          <w:sz w:val="18"/>
+        </w:rPr>
+        <w:t>15</w:t>
+      </w:r>
+      <w:r>
+        <w:rPr>
+          <w:sz w:val="20"/>
+        </w:rPr>
+        <w:t xml:space="preserve"> (seconds)</w:t>
       </w:r>
     </w:p>
     <w:p>
@@ -2687,7 +5903,7 @@
         <w:drawing>
           <wp:inline xmlns:a="http://schemas.openxmlformats.org/drawingml/2006/main" xmlns:pic="http://schemas.openxmlformats.org/drawingml/2006/picture">
             <wp:extent cx="5040000" cy="4928824"/>
-            <wp:docPr id="12" name="Picture 12"/>
+            <wp:docPr id="13" name="Picture 13"/>
             <wp:cNvGraphicFramePr>
               <a:graphicFrameLocks noChangeAspect="1"/>
             </wp:cNvGraphicFramePr>
@@ -2699,7 +5915,7 @@
                     <pic:cNvPicPr/>
                   </pic:nvPicPr>
                   <pic:blipFill>
-                    <a:blip r:embed="rId20"/>
+                    <a:blip r:embed="rId21"/>
                     <a:stretch>
                       <a:fillRect/>
                     </a:stretch>
@@ -2728,17 +5944,137 @@
           <w:i/>
           <w:sz w:val="18"/>
         </w:rPr>
-        <w:t>Figure 12: The **WiFi ThingSpeak Read** dialog — Channel ID, Read API key, **Fields to read** = `[1 2 3]`, **Sample time** = `15` s.</w:t>
+        <w:t xml:space="preserve">Figure 13: The </w:t>
+      </w:r>
+      <w:r>
+        <w:rPr>
+          <w:b/>
+          <w:i/>
+          <w:sz w:val="18"/>
+        </w:rPr>
+        <w:t>WiFi ThingSpeak Read</w:t>
+      </w:r>
+      <w:r>
+        <w:rPr>
+          <w:i/>
+          <w:sz w:val="18"/>
+        </w:rPr>
+        <w:t xml:space="preserve"> dialog — Channel ID, Read API key, </w:t>
+      </w:r>
+      <w:r>
+        <w:rPr>
+          <w:b/>
+          <w:i/>
+          <w:sz w:val="18"/>
+        </w:rPr>
+        <w:t>Fields to read</w:t>
+      </w:r>
+      <w:r>
+        <w:rPr>
+          <w:i/>
+          <w:sz w:val="18"/>
+        </w:rPr>
+        <w:t xml:space="preserve"> = </w:t>
+      </w:r>
+      <w:r>
+        <w:rPr>
+          <w:rFonts w:ascii="Consolas" w:hAnsi="Consolas"/>
+          <w:i/>
+          <w:sz w:val="16"/>
+        </w:rPr>
+        <w:t>[1 2 3]</w:t>
+      </w:r>
+      <w:r>
+        <w:rPr>
+          <w:i/>
+          <w:sz w:val="18"/>
+        </w:rPr>
+        <w:t xml:space="preserve">, </w:t>
+      </w:r>
+      <w:r>
+        <w:rPr>
+          <w:b/>
+          <w:i/>
+          <w:sz w:val="18"/>
+        </w:rPr>
+        <w:t>Sample time</w:t>
+      </w:r>
+      <w:r>
+        <w:rPr>
+          <w:i/>
+          <w:sz w:val="18"/>
+        </w:rPr>
+        <w:t xml:space="preserve"> = </w:t>
+      </w:r>
+      <w:r>
+        <w:rPr>
+          <w:rFonts w:ascii="Consolas" w:hAnsi="Consolas"/>
+          <w:i/>
+          <w:sz w:val="16"/>
+        </w:rPr>
+        <w:t>15</w:t>
+      </w:r>
+      <w:r>
+        <w:rPr>
+          <w:i/>
+          <w:sz w:val="18"/>
+        </w:rPr>
+        <w:t xml:space="preserve"> s.</w:t>
       </w:r>
     </w:p>
     <w:p>
       <w:r>
-        <w:t>2. Wire its **Outputs 2, 3, 4** into three **Display** blocks. Output 1 is the request status.</w:t>
+        <w:rPr>
+          <w:sz w:val="20"/>
+        </w:rPr>
+        <w:t xml:space="preserve">2. Wire its </w:t>
+      </w:r>
+      <w:r>
+        <w:rPr>
+          <w:b/>
+          <w:sz w:val="20"/>
+        </w:rPr>
+        <w:t>Outputs 2, 3, 4</w:t>
+      </w:r>
+      <w:r>
+        <w:rPr>
+          <w:sz w:val="20"/>
+        </w:rPr>
+        <w:t xml:space="preserve"> into three </w:t>
+      </w:r>
+      <w:r>
+        <w:rPr>
+          <w:b/>
+          <w:sz w:val="20"/>
+        </w:rPr>
+        <w:t>Display</w:t>
+      </w:r>
+      <w:r>
+        <w:rPr>
+          <w:sz w:val="20"/>
+        </w:rPr>
+        <w:t xml:space="preserve"> blocks. Output 1 is the request status.</w:t>
       </w:r>
     </w:p>
     <w:p>
       <w:r>
-        <w:t>This gives you a *read-back* loop: whatever the ESP32 publishes appears back in the Displays within ~15 s — proving the round trip through the cloud.</w:t>
+        <w:rPr>
+          <w:sz w:val="20"/>
+        </w:rPr>
+        <w:t xml:space="preserve">This gives you a </w:t>
+      </w:r>
+      <w:r>
+        <w:rPr>
+          <w:i/>
+          <w:sz w:val="20"/>
+        </w:rPr>
+        <w:t>read-back</w:t>
+      </w:r>
+      <w:r>
+        <w:rPr>
+          <w:sz w:val="20"/>
+        </w:rPr>
+        <w:t xml:space="preserve"> loop: whatever the ESP32 publishes appears back in the Displays within ~15 s — proving the round trip through the cloud.</w:t>
       </w:r>
     </w:p>
     <w:p>
@@ -2775,7 +6111,7 @@
         <w:drawing>
           <wp:inline xmlns:a="http://schemas.openxmlformats.org/drawingml/2006/main" xmlns:pic="http://schemas.openxmlformats.org/drawingml/2006/picture">
             <wp:extent cx="5040000" cy="1911446"/>
-            <wp:docPr id="13" name="Picture 13"/>
+            <wp:docPr id="14" name="Picture 14"/>
             <wp:cNvGraphicFramePr>
               <a:graphicFrameLocks noChangeAspect="1"/>
             </wp:cNvGraphicFramePr>
@@ -2787,7 +6123,7 @@
                     <pic:cNvPicPr/>
                   </pic:nvPicPr>
                   <pic:blipFill>
-                    <a:blip r:embed="rId21"/>
+                    <a:blip r:embed="rId22"/>
                     <a:stretch>
                       <a:fillRect/>
                     </a:stretch>
@@ -2816,7 +6152,22 @@
           <w:i/>
           <w:sz w:val="18"/>
         </w:rPr>
-        <w:t>Figure 13: The **completed model**. Analog inputs (ADC)×2 feed the scaling/DAC loop-back and the Sim↔Hardware switches; the Compose String → String to ASCII → MQTT Publish chain exits top-centre; the Relational Operator drives FanControl; and WiFi ThingSpeak Read returns the channel's own data to the displays.</w:t>
+        <w:t xml:space="preserve">Figure 14: The </w:t>
+      </w:r>
+      <w:r>
+        <w:rPr>
+          <w:b/>
+          <w:i/>
+          <w:sz w:val="18"/>
+        </w:rPr>
+        <w:t>completed model</w:t>
+      </w:r>
+      <w:r>
+        <w:rPr>
+          <w:i/>
+          <w:sz w:val="18"/>
+        </w:rPr>
+        <w:t>. Analog inputs (ADC)×2 feed the scaling/DAC loop-back and the Sim↔Hardware switches; the Compose String → String to ASCII → MQTT Publish chain exits top-centre; the Relational Operator drives FanControl; and WiFi ThingSpeak Read returns the channel's own data to the displays.</w:t>
       </w:r>
     </w:p>
     <w:p>
@@ -2829,7 +6180,49 @@
     </w:p>
     <w:p>
       <w:r>
-        <w:t>Because **external mode** is enabled, MATLAB **builds, uploads, and runs** the model on the ESP32, then lets you **Monitor &amp; Tune** over the XCP-on-Serial link.</w:t>
+        <w:rPr>
+          <w:sz w:val="20"/>
+        </w:rPr>
+        <w:t xml:space="preserve">Because </w:t>
+      </w:r>
+      <w:r>
+        <w:rPr>
+          <w:b/>
+          <w:sz w:val="20"/>
+        </w:rPr>
+        <w:t>external mode</w:t>
+      </w:r>
+      <w:r>
+        <w:rPr>
+          <w:sz w:val="20"/>
+        </w:rPr>
+        <w:t xml:space="preserve"> is enabled, MATLAB </w:t>
+      </w:r>
+      <w:r>
+        <w:rPr>
+          <w:b/>
+          <w:sz w:val="20"/>
+        </w:rPr>
+        <w:t>builds, uploads, and runs</w:t>
+      </w:r>
+      <w:r>
+        <w:rPr>
+          <w:sz w:val="20"/>
+        </w:rPr>
+        <w:t xml:space="preserve"> the model on the ESP32, then lets you </w:t>
+      </w:r>
+      <w:r>
+        <w:rPr>
+          <w:b/>
+          <w:sz w:val="20"/>
+        </w:rPr>
+        <w:t>Monitor &amp; Tune</w:t>
+      </w:r>
+      <w:r>
+        <w:rPr>
+          <w:sz w:val="20"/>
+        </w:rPr>
+        <w:t xml:space="preserve"> over the XCP-on-Serial link.</w:t>
       </w:r>
     </w:p>
     <w:p>
@@ -2842,12 +6235,57 @@
     </w:p>
     <w:p>
       <w:r>
-        <w:t>1. In the model toolstrip, open the **Hardware** tab.</w:t>
+        <w:rPr>
+          <w:sz w:val="20"/>
+        </w:rPr>
+        <w:t xml:space="preserve">1. In the model toolstrip, open the </w:t>
+      </w:r>
+      <w:r>
+        <w:rPr>
+          <w:b/>
+          <w:sz w:val="20"/>
+        </w:rPr>
+        <w:t>Hardware</w:t>
+      </w:r>
+      <w:r>
+        <w:rPr>
+          <w:sz w:val="20"/>
+        </w:rPr>
+        <w:t xml:space="preserve"> tab.</w:t>
       </w:r>
     </w:p>
     <w:p>
       <w:r>
-        <w:t>2. In the **Run on Hardware** group, click **Monitor &amp; Tune**.</w:t>
+        <w:rPr>
+          <w:sz w:val="20"/>
+        </w:rPr>
+        <w:t xml:space="preserve">2. In the </w:t>
+      </w:r>
+      <w:r>
+        <w:rPr>
+          <w:b/>
+          <w:sz w:val="20"/>
+        </w:rPr>
+        <w:t>Run on Hardware</w:t>
+      </w:r>
+      <w:r>
+        <w:rPr>
+          <w:sz w:val="20"/>
+        </w:rPr>
+        <w:t xml:space="preserve"> group, click </w:t>
+      </w:r>
+      <w:r>
+        <w:rPr>
+          <w:b/>
+          <w:sz w:val="20"/>
+        </w:rPr>
+        <w:t>Monitor &amp; Tune</w:t>
+      </w:r>
+      <w:r>
+        <w:rPr>
+          <w:sz w:val="20"/>
+        </w:rPr>
+        <w:t>.</w:t>
       </w:r>
     </w:p>
     <w:p>
@@ -2859,7 +6297,7 @@
         <w:drawing>
           <wp:inline xmlns:a="http://schemas.openxmlformats.org/drawingml/2006/main" xmlns:pic="http://schemas.openxmlformats.org/drawingml/2006/picture">
             <wp:extent cx="5040000" cy="1105548"/>
-            <wp:docPr id="14" name="Picture 14"/>
+            <wp:docPr id="15" name="Picture 15"/>
             <wp:cNvGraphicFramePr>
               <a:graphicFrameLocks noChangeAspect="1"/>
             </wp:cNvGraphicFramePr>
@@ -2871,7 +6309,7 @@
                     <pic:cNvPicPr/>
                   </pic:nvPicPr>
                   <pic:blipFill>
-                    <a:blip r:embed="rId22"/>
+                    <a:blip r:embed="rId23"/>
                     <a:stretch>
                       <a:fillRect/>
                     </a:stretch>
@@ -2900,42 +6338,353 @@
           <w:i/>
           <w:sz w:val="18"/>
         </w:rPr>
-        <w:t>Figure 14: On the **Hardware** tab, click **Monitor &amp; Tune** (red circle) — MATLAB builds, uploads and starts the model on the ESP32 in external mode.</w:t>
+        <w:t xml:space="preserve">Figure 15: On the </w:t>
+      </w:r>
+      <w:r>
+        <w:rPr>
+          <w:b/>
+          <w:i/>
+          <w:sz w:val="18"/>
+        </w:rPr>
+        <w:t>Hardware</w:t>
+      </w:r>
+      <w:r>
+        <w:rPr>
+          <w:i/>
+          <w:sz w:val="18"/>
+        </w:rPr>
+        <w:t xml:space="preserve"> tab, click </w:t>
+      </w:r>
+      <w:r>
+        <w:rPr>
+          <w:b/>
+          <w:i/>
+          <w:sz w:val="18"/>
+        </w:rPr>
+        <w:t>Monitor &amp; Tune</w:t>
+      </w:r>
+      <w:r>
+        <w:rPr>
+          <w:i/>
+          <w:sz w:val="18"/>
+        </w:rPr>
+        <w:t xml:space="preserve"> (red circle) — MATLAB builds, uploads and starts the model on the ESP32 in external mode.</w:t>
       </w:r>
     </w:p>
     <w:p>
       <w:r>
-        <w:t>⚠️ **First run:** the model reads `SensorKnob` / `ThresholdKnob` from the base workspace. If the build fails with an *"undefined variable"* error, run `run('data/TunableParameter.m')` first (Step 1), then click **Monitor &amp; Tune** again.</w:t>
+        <w:rPr>
+          <w:sz w:val="20"/>
+        </w:rPr>
+        <w:t xml:space="preserve">⚠️ </w:t>
+      </w:r>
+      <w:r>
+        <w:rPr>
+          <w:b/>
+          <w:sz w:val="20"/>
+        </w:rPr>
+        <w:t>First run:</w:t>
+      </w:r>
+      <w:r>
+        <w:rPr>
+          <w:sz w:val="20"/>
+        </w:rPr>
+        <w:t xml:space="preserve"> the model reads </w:t>
+      </w:r>
+      <w:r>
+        <w:rPr>
+          <w:rFonts w:ascii="Consolas" w:hAnsi="Consolas"/>
+          <w:sz w:val="18"/>
+        </w:rPr>
+        <w:t>SensorKnob</w:t>
+      </w:r>
+      <w:r>
+        <w:rPr>
+          <w:sz w:val="20"/>
+        </w:rPr>
+        <w:t xml:space="preserve"> / </w:t>
+      </w:r>
+      <w:r>
+        <w:rPr>
+          <w:rFonts w:ascii="Consolas" w:hAnsi="Consolas"/>
+          <w:sz w:val="18"/>
+        </w:rPr>
+        <w:t>ThresholdKnob</w:t>
+      </w:r>
+      <w:r>
+        <w:rPr>
+          <w:sz w:val="20"/>
+        </w:rPr>
+        <w:t xml:space="preserve"> from the base workspace. If the build fails with an </w:t>
+      </w:r>
+      <w:r>
+        <w:rPr>
+          <w:i/>
+          <w:sz w:val="20"/>
+        </w:rPr>
+        <w:t>"undefined variable"</w:t>
+      </w:r>
+      <w:r>
+        <w:rPr>
+          <w:sz w:val="20"/>
+        </w:rPr>
+        <w:t xml:space="preserve"> error, run </w:t>
+      </w:r>
+      <w:r>
+        <w:rPr>
+          <w:rFonts w:ascii="Consolas" w:hAnsi="Consolas"/>
+          <w:sz w:val="18"/>
+        </w:rPr>
+        <w:t>run('data/TunableParameter.m')</w:t>
+      </w:r>
+      <w:r>
+        <w:rPr>
+          <w:sz w:val="20"/>
+        </w:rPr>
+        <w:t xml:space="preserve"> first (Step 1), then click </w:t>
+      </w:r>
+      <w:r>
+        <w:rPr>
+          <w:b/>
+          <w:sz w:val="20"/>
+        </w:rPr>
+        <w:t>Monitor &amp; Tune</w:t>
+      </w:r>
+      <w:r>
+        <w:rPr>
+          <w:sz w:val="20"/>
+        </w:rPr>
+        <w:t xml:space="preserve"> again.</w:t>
       </w:r>
     </w:p>
     <w:p>
       <w:r>
+        <w:rPr>
+          <w:sz w:val="20"/>
+        </w:rPr>
         <w:t>MATLAB compiles the Embedded Coder (ERT) code, flashes the ESP32 over the configured COM port, connects XCP on Serial, and the data stream starts.</w:t>
       </w:r>
     </w:p>
     <w:p>
       <w:r>
-        <w:t>While it runs you can **Monitor &amp; Tune** live:</w:t>
+        <w:rPr>
+          <w:sz w:val="20"/>
+        </w:rPr>
+        <w:t xml:space="preserve">While it runs you can </w:t>
+      </w:r>
+      <w:r>
+        <w:rPr>
+          <w:b/>
+          <w:sz w:val="20"/>
+        </w:rPr>
+        <w:t>Monitor &amp; Tune</w:t>
+      </w:r>
+      <w:r>
+        <w:rPr>
+          <w:sz w:val="20"/>
+        </w:rPr>
+        <w:t xml:space="preserve"> live:</w:t>
       </w:r>
     </w:p>
     <w:p>
       <w:r>
-        <w:t>- Flip the **Sensor Data Source** toggle to switch between **Simulated** knobs and **Hardware** ADC inputs.</w:t>
+        <w:rPr>
+          <w:sz w:val="20"/>
+        </w:rPr>
+        <w:t xml:space="preserve">- Flip the </w:t>
+      </w:r>
+      <w:r>
+        <w:rPr>
+          <w:b/>
+          <w:sz w:val="20"/>
+        </w:rPr>
+        <w:t>Sensor Data Source</w:t>
+      </w:r>
+      <w:r>
+        <w:rPr>
+          <w:sz w:val="20"/>
+        </w:rPr>
+        <w:t xml:space="preserve"> toggle to switch between </w:t>
+      </w:r>
+      <w:r>
+        <w:rPr>
+          <w:b/>
+          <w:sz w:val="20"/>
+        </w:rPr>
+        <w:t>Simulated</w:t>
+      </w:r>
+      <w:r>
+        <w:rPr>
+          <w:sz w:val="20"/>
+        </w:rPr>
+        <w:t xml:space="preserve"> knobs and </w:t>
+      </w:r>
+      <w:r>
+        <w:rPr>
+          <w:b/>
+          <w:sz w:val="20"/>
+        </w:rPr>
+        <w:t>Hardware</w:t>
+      </w:r>
+      <w:r>
+        <w:rPr>
+          <w:sz w:val="20"/>
+        </w:rPr>
+        <w:t xml:space="preserve"> ADC inputs.</w:t>
       </w:r>
     </w:p>
     <w:p>
       <w:r>
-        <w:t>- Turn **Knob / Knob1** to change `SensorKnob` / `ThresholdKnob` (`TemperatureData` / `ThresholdData`) live — both are **tunable parameters** (`ExportedGlobal`), so they update without a rebuild.</w:t>
+        <w:rPr>
+          <w:sz w:val="20"/>
+        </w:rPr>
+        <w:t xml:space="preserve">- Turn </w:t>
+      </w:r>
+      <w:r>
+        <w:rPr>
+          <w:b/>
+          <w:sz w:val="20"/>
+        </w:rPr>
+        <w:t>Knob / Knob1</w:t>
+      </w:r>
+      <w:r>
+        <w:rPr>
+          <w:sz w:val="20"/>
+        </w:rPr>
+        <w:t xml:space="preserve"> to change </w:t>
+      </w:r>
+      <w:r>
+        <w:rPr>
+          <w:rFonts w:ascii="Consolas" w:hAnsi="Consolas"/>
+          <w:sz w:val="18"/>
+        </w:rPr>
+        <w:t>SensorKnob</w:t>
+      </w:r>
+      <w:r>
+        <w:rPr>
+          <w:sz w:val="20"/>
+        </w:rPr>
+        <w:t xml:space="preserve"> / </w:t>
+      </w:r>
+      <w:r>
+        <w:rPr>
+          <w:rFonts w:ascii="Consolas" w:hAnsi="Consolas"/>
+          <w:sz w:val="18"/>
+        </w:rPr>
+        <w:t>ThresholdKnob</w:t>
+      </w:r>
+      <w:r>
+        <w:rPr>
+          <w:sz w:val="20"/>
+        </w:rPr>
+        <w:t xml:space="preserve"> (</w:t>
+      </w:r>
+      <w:r>
+        <w:rPr>
+          <w:rFonts w:ascii="Consolas" w:hAnsi="Consolas"/>
+          <w:sz w:val="18"/>
+        </w:rPr>
+        <w:t>TemperatureData</w:t>
+      </w:r>
+      <w:r>
+        <w:rPr>
+          <w:sz w:val="20"/>
+        </w:rPr>
+        <w:t xml:space="preserve"> / </w:t>
+      </w:r>
+      <w:r>
+        <w:rPr>
+          <w:rFonts w:ascii="Consolas" w:hAnsi="Consolas"/>
+          <w:sz w:val="18"/>
+        </w:rPr>
+        <w:t>ThresholdData</w:t>
+      </w:r>
+      <w:r>
+        <w:rPr>
+          <w:sz w:val="20"/>
+        </w:rPr>
+        <w:t xml:space="preserve">) live — both are </w:t>
+      </w:r>
+      <w:r>
+        <w:rPr>
+          <w:b/>
+          <w:sz w:val="20"/>
+        </w:rPr>
+        <w:t>tunable parameters</w:t>
+      </w:r>
+      <w:r>
+        <w:rPr>
+          <w:sz w:val="20"/>
+        </w:rPr>
+        <w:t xml:space="preserve"> (</w:t>
+      </w:r>
+      <w:r>
+        <w:rPr>
+          <w:rFonts w:ascii="Consolas" w:hAnsi="Consolas"/>
+          <w:sz w:val="18"/>
+        </w:rPr>
+        <w:t>ExportedGlobal</w:t>
+      </w:r>
+      <w:r>
+        <w:rPr>
+          <w:sz w:val="20"/>
+        </w:rPr>
+        <w:t>), so they update without a rebuild.</w:t>
       </w:r>
     </w:p>
     <w:p>
       <w:r>
-        <w:t>- Watch the **Displays** and the **Lamp** react in real time.</w:t>
+        <w:rPr>
+          <w:sz w:val="20"/>
+        </w:rPr>
+        <w:t xml:space="preserve">- Watch the </w:t>
+      </w:r>
+      <w:r>
+        <w:rPr>
+          <w:b/>
+          <w:sz w:val="20"/>
+        </w:rPr>
+        <w:t>Displays</w:t>
+      </w:r>
+      <w:r>
+        <w:rPr>
+          <w:sz w:val="20"/>
+        </w:rPr>
+        <w:t xml:space="preserve"> and the </w:t>
+      </w:r>
+      <w:r>
+        <w:rPr>
+          <w:b/>
+          <w:sz w:val="20"/>
+        </w:rPr>
+        <w:t>Lamp</w:t>
+      </w:r>
+      <w:r>
+        <w:rPr>
+          <w:sz w:val="20"/>
+        </w:rPr>
+        <w:t xml:space="preserve"> react in real time.</w:t>
       </w:r>
     </w:p>
     <w:p>
       <w:r>
-        <w:t>Now open **ThingSpeak → Channels → My Channels → your channel → Private View**:</w:t>
+        <w:rPr>
+          <w:sz w:val="20"/>
+        </w:rPr>
+        <w:t xml:space="preserve">Now open </w:t>
+      </w:r>
+      <w:r>
+        <w:rPr>
+          <w:b/>
+          <w:sz w:val="20"/>
+        </w:rPr>
+        <w:t>ThingSpeak → Channels → My Channels → your channel → Private View</w:t>
+      </w:r>
+      <w:r>
+        <w:rPr>
+          <w:sz w:val="20"/>
+        </w:rPr>
+        <w:t>:</w:t>
       </w:r>
     </w:p>
     <w:p>
@@ -2947,7 +6696,7 @@
         <w:drawing>
           <wp:inline xmlns:a="http://schemas.openxmlformats.org/drawingml/2006/main" xmlns:pic="http://schemas.openxmlformats.org/drawingml/2006/picture">
             <wp:extent cx="5040000" cy="2675769"/>
-            <wp:docPr id="15" name="Picture 15"/>
+            <wp:docPr id="16" name="Picture 16"/>
             <wp:cNvGraphicFramePr>
               <a:graphicFrameLocks noChangeAspect="1"/>
             </wp:cNvGraphicFramePr>
@@ -2959,7 +6708,7 @@
                     <pic:cNvPicPr/>
                   </pic:nvPicPr>
                   <pic:blipFill>
-                    <a:blip r:embed="rId23"/>
+                    <a:blip r:embed="rId24"/>
                     <a:stretch>
                       <a:fillRect/>
                     </a:stretch>
@@ -2988,17 +6737,140 @@
           <w:i/>
           <w:sz w:val="18"/>
         </w:rPr>
-        <w:t>Figure 15: Live Field 1–3 charts on the ThingSpeak channel after the ESP32 starts publishing. Field 1 = TemperatureData, Field 2 = ThresholdData, Field 3 = FanControl.</w:t>
+        <w:t>Figure 16: Live Field 1–3 charts on the ThingSpeak channel after the ESP32 starts publishing. Field 1 = TemperatureData, Field 2 = ThresholdData, Field 3 = FanControl.</w:t>
       </w:r>
     </w:p>
     <w:p>
       <w:r>
-        <w:t>✅ **Pass criterion:** within ~60 s of **Run**, new samples appear on **Field 1 and Field 2** charts, and **Field 3** flips between `0`/`1` as you cross the threshold with the knob. The **Displays** fed by *WiFi ThingSpeak Read* refresh the same values back on the model.</w:t>
+        <w:rPr>
+          <w:sz w:val="20"/>
+        </w:rPr>
+        <w:t xml:space="preserve">✅ </w:t>
+      </w:r>
+      <w:r>
+        <w:rPr>
+          <w:b/>
+          <w:sz w:val="20"/>
+        </w:rPr>
+        <w:t>Pass criterion:</w:t>
+      </w:r>
+      <w:r>
+        <w:rPr>
+          <w:sz w:val="20"/>
+        </w:rPr>
+        <w:t xml:space="preserve"> within ~60 s of </w:t>
+      </w:r>
+      <w:r>
+        <w:rPr>
+          <w:b/>
+          <w:sz w:val="20"/>
+        </w:rPr>
+        <w:t>Run</w:t>
+      </w:r>
+      <w:r>
+        <w:rPr>
+          <w:sz w:val="20"/>
+        </w:rPr>
+        <w:t xml:space="preserve">, new samples appear on </w:t>
+      </w:r>
+      <w:r>
+        <w:rPr>
+          <w:b/>
+          <w:sz w:val="20"/>
+        </w:rPr>
+        <w:t>Field 1 and Field 2</w:t>
+      </w:r>
+      <w:r>
+        <w:rPr>
+          <w:sz w:val="20"/>
+        </w:rPr>
+        <w:t xml:space="preserve"> charts, and </w:t>
+      </w:r>
+      <w:r>
+        <w:rPr>
+          <w:b/>
+          <w:sz w:val="20"/>
+        </w:rPr>
+        <w:t>Field 3</w:t>
+      </w:r>
+      <w:r>
+        <w:rPr>
+          <w:sz w:val="20"/>
+        </w:rPr>
+        <w:t xml:space="preserve"> flips between </w:t>
+      </w:r>
+      <w:r>
+        <w:rPr>
+          <w:rFonts w:ascii="Consolas" w:hAnsi="Consolas"/>
+          <w:sz w:val="18"/>
+        </w:rPr>
+        <w:t>0</w:t>
+      </w:r>
+      <w:r>
+        <w:rPr>
+          <w:sz w:val="20"/>
+        </w:rPr>
+        <w:t>/</w:t>
+      </w:r>
+      <w:r>
+        <w:rPr>
+          <w:rFonts w:ascii="Consolas" w:hAnsi="Consolas"/>
+          <w:sz w:val="18"/>
+        </w:rPr>
+        <w:t>1</w:t>
+      </w:r>
+      <w:r>
+        <w:rPr>
+          <w:sz w:val="20"/>
+        </w:rPr>
+        <w:t xml:space="preserve"> as you cross the threshold with the knob. The </w:t>
+      </w:r>
+      <w:r>
+        <w:rPr>
+          <w:b/>
+          <w:sz w:val="20"/>
+        </w:rPr>
+        <w:t>Displays</w:t>
+      </w:r>
+      <w:r>
+        <w:rPr>
+          <w:sz w:val="20"/>
+        </w:rPr>
+        <w:t xml:space="preserve"> fed by </w:t>
+      </w:r>
+      <w:r>
+        <w:rPr>
+          <w:i/>
+          <w:sz w:val="20"/>
+        </w:rPr>
+        <w:t>WiFi ThingSpeak Read</w:t>
+      </w:r>
+      <w:r>
+        <w:rPr>
+          <w:sz w:val="20"/>
+        </w:rPr>
+        <w:t xml:space="preserve"> refresh the same values back on the model.</w:t>
       </w:r>
     </w:p>
     <w:p>
       <w:r>
-        <w:t>🎤 **Narration (presenter):** "This is the IoT loop made visible: the ESP32 reads → publishes over MQTT → ThingSpeak stores it → the model reads its own channel back. If you can see Field 3 flipping in the cloud while you drag the knob, every link in the chain works."</w:t>
+        <w:rPr>
+          <w:sz w:val="20"/>
+        </w:rPr>
+        <w:t xml:space="preserve">🎤 </w:t>
+      </w:r>
+      <w:r>
+        <w:rPr>
+          <w:b/>
+          <w:sz w:val="20"/>
+        </w:rPr>
+        <w:t>Narration (presenter):</w:t>
+      </w:r>
+      <w:r>
+        <w:rPr>
+          <w:sz w:val="20"/>
+        </w:rPr>
+        <w:t xml:space="preserve"> "This is the IoT loop made visible: the ESP32 reads → publishes over MQTT → ThingSpeak stores it → the model reads its own channel back. If you can see Field 3 flipping in the cloud while you drag the knob, every link in the chain works."</w:t>
       </w:r>
     </w:p>
     <w:p>
@@ -3152,7 +7024,7 @@
                 <w:rFonts w:ascii="Calibri" w:hAnsi="Calibri"/>
                 <w:sz w:val="20"/>
               </w:rPr>
-              <w:t>`TemperatureData`</w:t>
+              <w:t>TemperatureData</w:t>
             </w:r>
           </w:p>
         </w:tc>
@@ -3210,7 +7082,7 @@
                 <w:rFonts w:ascii="Calibri" w:hAnsi="Calibri"/>
                 <w:sz w:val="20"/>
               </w:rPr>
-              <w:t>`ThresholdData`</w:t>
+              <w:t>ThresholdData</w:t>
             </w:r>
           </w:p>
         </w:tc>
@@ -3268,7 +7140,7 @@
                 <w:rFonts w:ascii="Calibri" w:hAnsi="Calibri"/>
                 <w:sz w:val="20"/>
               </w:rPr>
-              <w:t>`FanControl`</w:t>
+              <w:t>FanControl</w:t>
             </w:r>
           </w:p>
         </w:tc>
@@ -3282,7 +7154,7 @@
                 <w:rFonts w:ascii="Calibri" w:hAnsi="Calibri"/>
                 <w:sz w:val="20"/>
               </w:rPr>
-              <w:t>`TemperatureData &gt; ThresholdData` → Compose String input 3</w:t>
+              <w:t>TemperatureData &gt; ThresholdData → Compose String input 3</w:t>
             </w:r>
           </w:p>
         </w:tc>
@@ -3310,7 +7182,7 @@
                 <w:rFonts w:ascii="Calibri" w:hAnsi="Calibri"/>
                 <w:sz w:val="20"/>
               </w:rPr>
-              <w:t>`0` or `1`</w:t>
+              <w:t>0 or 1</w:t>
             </w:r>
           </w:p>
         </w:tc>
@@ -3318,22 +7190,151 @@
     </w:tbl>
     <w:p>
       <w:r>
+        <w:rPr>
+          <w:sz w:val="20"/>
+        </w:rPr>
         <w:t>If a field is empty or wrong:</w:t>
       </w:r>
     </w:p>
     <w:p>
       <w:r>
-        <w:t>- Field names in the channel must equal the block/variable names **exactly** (`TemperatureData`, `ThresholdData`, `FanControl`).</w:t>
+        <w:rPr>
+          <w:sz w:val="20"/>
+        </w:rPr>
+        <w:t xml:space="preserve">- Field names in the channel must equal the block/variable names </w:t>
+      </w:r>
+      <w:r>
+        <w:rPr>
+          <w:b/>
+          <w:sz w:val="20"/>
+        </w:rPr>
+        <w:t>exactly</w:t>
+      </w:r>
+      <w:r>
+        <w:rPr>
+          <w:sz w:val="20"/>
+        </w:rPr>
+        <w:t xml:space="preserve"> (</w:t>
+      </w:r>
+      <w:r>
+        <w:rPr>
+          <w:rFonts w:ascii="Consolas" w:hAnsi="Consolas"/>
+          <w:sz w:val="18"/>
+        </w:rPr>
+        <w:t>TemperatureData</w:t>
+      </w:r>
+      <w:r>
+        <w:rPr>
+          <w:sz w:val="20"/>
+        </w:rPr>
+        <w:t xml:space="preserve">, </w:t>
+      </w:r>
+      <w:r>
+        <w:rPr>
+          <w:rFonts w:ascii="Consolas" w:hAnsi="Consolas"/>
+          <w:sz w:val="18"/>
+        </w:rPr>
+        <w:t>ThresholdData</w:t>
+      </w:r>
+      <w:r>
+        <w:rPr>
+          <w:sz w:val="20"/>
+        </w:rPr>
+        <w:t xml:space="preserve">, </w:t>
+      </w:r>
+      <w:r>
+        <w:rPr>
+          <w:rFonts w:ascii="Consolas" w:hAnsi="Consolas"/>
+          <w:sz w:val="18"/>
+        </w:rPr>
+        <w:t>FanControl</w:t>
+      </w:r>
+      <w:r>
+        <w:rPr>
+          <w:sz w:val="20"/>
+        </w:rPr>
+        <w:t>).</w:t>
       </w:r>
     </w:p>
     <w:p>
       <w:r>
-        <w:t>- The **Compose String format** must be `field1=%d&amp;field2=%d&amp;field3=%d`.</w:t>
+        <w:rPr>
+          <w:sz w:val="20"/>
+        </w:rPr>
+        <w:t xml:space="preserve">- The </w:t>
+      </w:r>
+      <w:r>
+        <w:rPr>
+          <w:b/>
+          <w:sz w:val="20"/>
+        </w:rPr>
+        <w:t>Compose String format</w:t>
+      </w:r>
+      <w:r>
+        <w:rPr>
+          <w:sz w:val="20"/>
+        </w:rPr>
+        <w:t xml:space="preserve"> must be </w:t>
+      </w:r>
+      <w:r>
+        <w:rPr>
+          <w:rFonts w:ascii="Consolas" w:hAnsi="Consolas"/>
+          <w:sz w:val="18"/>
+        </w:rPr>
+        <w:t>field1=%d&amp;field2=%d&amp;field3=%d</w:t>
+      </w:r>
+      <w:r>
+        <w:rPr>
+          <w:sz w:val="20"/>
+        </w:rPr>
+        <w:t>.</w:t>
       </w:r>
     </w:p>
     <w:p>
       <w:r>
-        <w:t>- The **MQTT topic** must be `channels/&lt;YOUR_CHANNEL_ID&gt;/publish` (your Channel ID, not the demo's `3478187`).</w:t>
+        <w:rPr>
+          <w:sz w:val="20"/>
+        </w:rPr>
+        <w:t xml:space="preserve">- The </w:t>
+      </w:r>
+      <w:r>
+        <w:rPr>
+          <w:b/>
+          <w:sz w:val="20"/>
+        </w:rPr>
+        <w:t>MQTT topic</w:t>
+      </w:r>
+      <w:r>
+        <w:rPr>
+          <w:sz w:val="20"/>
+        </w:rPr>
+        <w:t xml:space="preserve"> must be </w:t>
+      </w:r>
+      <w:r>
+        <w:rPr>
+          <w:rFonts w:ascii="Consolas" w:hAnsi="Consolas"/>
+          <w:sz w:val="18"/>
+        </w:rPr>
+        <w:t>channels/&lt;YOUR_CHANNEL_ID&gt;/publish</w:t>
+      </w:r>
+      <w:r>
+        <w:rPr>
+          <w:sz w:val="20"/>
+        </w:rPr>
+        <w:t xml:space="preserve"> (your Channel ID, not the demo's </w:t>
+      </w:r>
+      <w:r>
+        <w:rPr>
+          <w:rFonts w:ascii="Consolas" w:hAnsi="Consolas"/>
+          <w:sz w:val="18"/>
+        </w:rPr>
+        <w:t>3478187</w:t>
+      </w:r>
+      <w:r>
+        <w:rPr>
+          <w:sz w:val="20"/>
+        </w:rPr>
+        <w:t>).</w:t>
       </w:r>
     </w:p>
     <w:p>
@@ -3346,7 +7347,75 @@
     </w:p>
     <w:p>
       <w:r>
-        <w:t>1. **Speed it up:** change the **Update interval** of *WiFi MQTT Publish* from `60` to `30` seconds. Re-run and watch the Field 1 chart update twice as fast. Keep in mind ThingSpeak's free-tier write limits.</w:t>
+        <w:rPr>
+          <w:sz w:val="20"/>
+        </w:rPr>
+        <w:t xml:space="preserve">1. </w:t>
+      </w:r>
+      <w:r>
+        <w:rPr>
+          <w:b/>
+          <w:sz w:val="20"/>
+        </w:rPr>
+        <w:t>Speed it up:</w:t>
+      </w:r>
+      <w:r>
+        <w:rPr>
+          <w:sz w:val="20"/>
+        </w:rPr>
+        <w:t xml:space="preserve"> change the </w:t>
+      </w:r>
+      <w:r>
+        <w:rPr>
+          <w:b/>
+          <w:sz w:val="20"/>
+        </w:rPr>
+        <w:t>Update interval</w:t>
+      </w:r>
+      <w:r>
+        <w:rPr>
+          <w:sz w:val="20"/>
+        </w:rPr>
+        <w:t xml:space="preserve"> of </w:t>
+      </w:r>
+      <w:r>
+        <w:rPr>
+          <w:i/>
+          <w:sz w:val="20"/>
+        </w:rPr>
+        <w:t>WiFi MQTT Publish</w:t>
+      </w:r>
+      <w:r>
+        <w:rPr>
+          <w:sz w:val="20"/>
+        </w:rPr>
+        <w:t xml:space="preserve"> from </w:t>
+      </w:r>
+      <w:r>
+        <w:rPr>
+          <w:rFonts w:ascii="Consolas" w:hAnsi="Consolas"/>
+          <w:sz w:val="18"/>
+        </w:rPr>
+        <w:t>60</w:t>
+      </w:r>
+      <w:r>
+        <w:rPr>
+          <w:sz w:val="20"/>
+        </w:rPr>
+        <w:t xml:space="preserve"> to </w:t>
+      </w:r>
+      <w:r>
+        <w:rPr>
+          <w:rFonts w:ascii="Consolas" w:hAnsi="Consolas"/>
+          <w:sz w:val="18"/>
+        </w:rPr>
+        <w:t>30</w:t>
+      </w:r>
+      <w:r>
+        <w:rPr>
+          <w:sz w:val="20"/>
+        </w:rPr>
+        <w:t xml:space="preserve"> seconds. Re-run and watch the Field 1 chart update twice as fast. Keep in mind ThingSpeak's free-tier write limits.</w:t>
       </w:r>
     </w:p>
     <w:p>
@@ -3484,7 +7553,7 @@
                 <w:rFonts w:ascii="Calibri" w:hAnsi="Calibri"/>
                 <w:sz w:val="20"/>
               </w:rPr>
-              <w:t>`ver('simulink')`, `supportPackageInstaller`, `arduinolist`</w:t>
+              <w:t>ver('simulink'), supportPackageInstaller, arduinolist</w:t>
             </w:r>
           </w:p>
         </w:tc>
@@ -3616,7 +7685,7 @@
                 <w:rFonts w:ascii="Calibri" w:hAnsi="Calibri"/>
                 <w:sz w:val="20"/>
               </w:rPr>
-              <w:t>Analog In / DAC, Compose String, MQTT Publish, ThingSpeak Read, `&gt;` comparator</w:t>
+              <w:t>Analog In / DAC, Compose String, MQTT Publish, ThingSpeak Read, &gt; comparator</w:t>
             </w:r>
           </w:p>
         </w:tc>
@@ -3660,7 +7729,7 @@
                 <w:rFonts w:ascii="Calibri" w:hAnsi="Calibri"/>
                 <w:sz w:val="20"/>
               </w:rPr>
-              <w:t>`SimulationMode = external`, `Ctrl+T`</w:t>
+              <w:t>SimulationMode = external, Ctrl+T</w:t>
             </w:r>
           </w:p>
         </w:tc>
@@ -3942,7 +8011,7 @@
                 <w:rFonts w:ascii="Calibri" w:hAnsi="Calibri"/>
                 <w:sz w:val="20"/>
               </w:rPr>
-              <w:t>`arduinolist` empty</w:t>
+              <w:t>arduinolist empty</w:t>
             </w:r>
           </w:p>
         </w:tc>
@@ -4102,7 +8171,7 @@
                 <w:rFonts w:ascii="Calibri" w:hAnsi="Calibri"/>
                 <w:sz w:val="20"/>
               </w:rPr>
-              <w:t>Verify topic `channels/&lt;ID&gt;/publish` and the Write/MQTT keys in the block + target settings</w:t>
+              <w:t>Verify topic channels/&lt;ID&gt;/publish and the Write/MQTT keys in the block + target settings</w:t>
             </w:r>
           </w:p>
         </w:tc>
@@ -4132,7 +8201,7 @@
                 <w:rFonts w:ascii="Calibri" w:hAnsi="Calibri"/>
                 <w:sz w:val="20"/>
               </w:rPr>
-              <w:t>Wrong `&gt;` operand wiring</w:t>
+              <w:t>Wrong &gt; operand wiring</w:t>
             </w:r>
           </w:p>
         </w:tc>
@@ -4190,7 +8259,7 @@
                 <w:rFonts w:ascii="Calibri" w:hAnsi="Calibri"/>
                 <w:sz w:val="20"/>
               </w:rPr>
-              <w:t>Rename channel fields to exactly `TemperatureData`, `ThresholdData`, `FanControl`</w:t>
+              <w:t>Rename channel fields to exactly TemperatureData, ThresholdData, FanControl</w:t>
             </w:r>
           </w:p>
         </w:tc>
@@ -4234,7 +8303,7 @@
                 <w:rFonts w:ascii="Calibri" w:hAnsi="Calibri"/>
                 <w:sz w:val="20"/>
               </w:rPr>
-              <w:t>Use `field1=%d&amp;field2=%d&amp;field3=%d` wired to inputs 1,2,3 in order</w:t>
+              <w:t>Use field1=%d&amp;field2=%d&amp;field3=%d wired to inputs 1,2,3 in order</w:t>
             </w:r>
           </w:p>
         </w:tc>
@@ -4278,7 +8347,7 @@
                 <w:rFonts w:ascii="Calibri" w:hAnsi="Calibri"/>
                 <w:sz w:val="20"/>
               </w:rPr>
-              <w:t>Set Configuration = `XCP on Serial`, baud `921600`, correct COM port</w:t>
+              <w:t>Set Configuration = XCP on Serial, baud 921600, correct COM port</w:t>
             </w:r>
           </w:p>
         </w:tc>
@@ -4322,7 +8391,7 @@
                 <w:rFonts w:ascii="Calibri" w:hAnsi="Calibri"/>
                 <w:sz w:val="20"/>
               </w:rPr>
-              <w:t>Ensure `Gain = 1/16` and Data Type Conversion to `uint16` (no saturating overflow)</w:t>
+              <w:t>Ensure Gain = 1/16 and Data Type Conversion to uint16 (no saturating overflow)</w:t>
             </w:r>
           </w:p>
         </w:tc>
@@ -4338,41 +8407,63 @@
     </w:p>
     <w:p>
       <w:r>
+        <w:rPr>
+          <w:sz w:val="20"/>
+        </w:rPr>
         <w:t>- [ThingSpeak — Getting Started](https://www.mathworks.com/help/thingspeak/getting-started-with-thingspeak.html)</w:t>
       </w:r>
     </w:p>
     <w:p>
       <w:r>
+        <w:rPr>
+          <w:sz w:val="20"/>
+        </w:rPr>
         <w:t>- [Collect Data in a New Channel](https://www.mathworks.com/help/thingspeak/collect-data-in-a-new-channel.html)</w:t>
       </w:r>
     </w:p>
     <w:p>
       <w:r>
+        <w:rPr>
+          <w:sz w:val="20"/>
+        </w:rPr>
         <w:t>- [ThingSpeak Channels &amp; Charts API](https://www.mathworks.com/help/thingspeak/channels-and-charts-api.html)</w:t>
       </w:r>
     </w:p>
     <w:p>
       <w:r>
+        <w:rPr>
+          <w:sz w:val="20"/>
+        </w:rPr>
         <w:t>- [Write Data with MQTT (ESP32/ESP8266)](https://www.mathworks.com/help/thingspeak/examples.html?category=write-data)</w:t>
       </w:r>
     </w:p>
     <w:p>
       <w:r>
+        <w:rPr>
+          <w:sz w:val="20"/>
+        </w:rPr>
         <w:t>- [Simulink Support Package for Arduino Hardware](https://www.mathworks.com/hardware-support/arduino-simulink.html)</w:t>
       </w:r>
     </w:p>
     <w:p>
       <w:r>
+        <w:rPr>
+          <w:sz w:val="20"/>
+        </w:rPr>
         <w:t>- [MATLAB &amp; Simulink + ThingSpeak](https://www.mathworks.com/hardware-support/thingspeak.html)</w:t>
       </w:r>
     </w:p>
     <w:p>
       <w:r>
-        <w:t>*Created for Hands-On Workshop · TechSource Systems*</w:t>
+        <w:rPr>
+          <w:i/>
+          <w:sz w:val="20"/>
+        </w:rPr>
+        <w:t>Created for Hands-On Workshop · TechSource Systems</w:t>
       </w:r>
     </w:p>
     <w:sectPr>
-      <w:headerReference w:type="default" r:id="rId24"/>
+      <w:headerReference w:type="default" r:id="rId25"/>
       <w:pgSz w:w="12240" w:h="15840"/>
       <w:pgMar w:top="1417" w:right="1417" w:bottom="1417" w:left="1417" w:header="720" w:footer="720" w:gutter="0"/>
       <w:cols w:space="720"/>

--- a/workshop instruction/WS1 - Simulink IoT with ThingSpeak and ESP32_en.docx
+++ b/workshop instruction/WS1 - Simulink IoT with ThingSpeak and ESP32_en.docx
@@ -1277,7 +1277,7 @@
         <w:rPr>
           <w:sz w:val="20"/>
         </w:rPr>
-        <w:t xml:space="preserve"> Keep this chart next to the board while you wire the sensor, the DAC loop-back, and the fan output:</w:t>
+        <w:t xml:space="preserve"> Keep this chart next to the board while you jumper the DAC loop-back and locate the FanControl LED:</w:t>
       </w:r>
     </w:p>
     <w:p>
@@ -1360,7 +1360,7 @@
           <w:i/>
           <w:sz w:val="18"/>
         </w:rPr>
-        <w:t xml:space="preserve"> GPIO numbers — read the GPIO and ADC labels instead. This workshop uses the analogue inputs on </w:t>
+        <w:t xml:space="preserve"> GPIO numbers — read the GPIO and ADC labels instead. This workshop uses the analogue inputs </w:t>
       </w:r>
       <w:r>
         <w:rPr>
@@ -1368,14 +1368,14 @@
           <w:i/>
           <w:sz w:val="18"/>
         </w:rPr>
-        <w:t>pins 4 and 5</w:t>
+        <w:t>A4/A5</w:t>
       </w:r>
       <w:r>
         <w:rPr>
           <w:i/>
           <w:sz w:val="18"/>
         </w:rPr>
-        <w:t xml:space="preserve">, the DAC loop-back on </w:t>
+        <w:t xml:space="preserve"> (</w:t>
       </w:r>
       <w:r>
         <w:rPr>
@@ -1383,14 +1383,14 @@
           <w:i/>
           <w:sz w:val="18"/>
         </w:rPr>
-        <w:t>DAC1/DAC2</w:t>
+        <w:t>GPIO32/GPIO33</w:t>
       </w:r>
       <w:r>
         <w:rPr>
           <w:i/>
           <w:sz w:val="18"/>
         </w:rPr>
-        <w:t xml:space="preserve">, and the digital output on </w:t>
+        <w:t xml:space="preserve">), the DAC loop-back </w:t>
       </w:r>
       <w:r>
         <w:rPr>
@@ -1398,7 +1398,7 @@
           <w:i/>
           <w:sz w:val="18"/>
         </w:rPr>
-        <w:t>pin 2</w:t>
+        <w:t>DAC1/DAC2</w:t>
       </w:r>
       <w:r>
         <w:rPr>
@@ -1409,18 +1409,48 @@
       </w:r>
       <w:r>
         <w:rPr>
-          <w:rFonts w:ascii="Consolas" w:hAnsi="Consolas"/>
-          <w:i/>
-          <w:sz w:val="16"/>
-        </w:rPr>
-        <w:t>D2</w:t>
-      </w:r>
-      <w:r>
-        <w:rPr>
+          <w:b/>
           <w:i/>
           <w:sz w:val="18"/>
         </w:rPr>
-        <w:t>).</w:t>
+        <w:t>GPIO25/GPIO26</w:t>
+      </w:r>
+      <w:r>
+        <w:rPr>
+          <w:i/>
+          <w:sz w:val="18"/>
+        </w:rPr>
+        <w:t xml:space="preserve">), and the digital output </w:t>
+      </w:r>
+      <w:r>
+        <w:rPr>
+          <w:b/>
+          <w:i/>
+          <w:sz w:val="18"/>
+        </w:rPr>
+        <w:t>D2</w:t>
+      </w:r>
+      <w:r>
+        <w:rPr>
+          <w:i/>
+          <w:sz w:val="18"/>
+        </w:rPr>
+        <w:t xml:space="preserve"> (</w:t>
+      </w:r>
+      <w:r>
+        <w:rPr>
+          <w:b/>
+          <w:i/>
+          <w:sz w:val="18"/>
+        </w:rPr>
+        <w:t>GPIO2</w:t>
+      </w:r>
+      <w:r>
+        <w:rPr>
+          <w:i/>
+          <w:sz w:val="18"/>
+        </w:rPr>
+        <w:t>, the board's onboard LED).</w:t>
       </w:r>
     </w:p>
     <w:p>

--- a/workshop instruction/WS1 - Simulink IoT with ThingSpeak and ESP32_en.docx
+++ b/workshop instruction/WS1 - Simulink IoT with ThingSpeak and ESP32_en.docx
@@ -90,7 +90,7 @@
                 <w:rFonts w:ascii="Calibri" w:hAnsi="Calibri"/>
                 <w:sz w:val="20"/>
               </w:rPr>
-              <w:t>120 minutes (30 min IoT setup + 40 min model build + 30 min deploy &amp; live data + 20 min challenge)</w:t>
+              <w:t>100 minutes (30 min IoT setup + 40 min model build + 30 min deploy &amp; live data)</w:t>
             </w:r>
           </w:p>
         </w:tc>
@@ -295,7 +295,7 @@
         <w:rPr>
           <w:sz w:val="20"/>
         </w:rPr>
-        <w:t xml:space="preserve">In this 2-hour hands-on workshop you build a </w:t>
+        <w:t xml:space="preserve">In this 100-minute hands-on workshop you build a </w:t>
       </w:r>
       <w:r>
         <w:rPr>
@@ -564,7 +564,7 @@
         <w:rPr>
           <w:sz w:val="20"/>
         </w:rPr>
-        <w:t>You work through the workshop in six phases:</w:t>
+        <w:t>You work through the workshop in five phases:</w:t>
       </w:r>
     </w:p>
     <w:p>
@@ -670,27 +670,6 @@
           <w:sz w:val="20"/>
         </w:rPr>
         <w:t xml:space="preserve"> — run in external (Monitor &amp; Tune) mode, watch the ThingSpeak charts update.</w:t>
-      </w:r>
-    </w:p>
-    <w:p>
-      <w:r>
-        <w:rPr>
-          <w:sz w:val="20"/>
-        </w:rPr>
-        <w:t xml:space="preserve">6. ✅ </w:t>
-      </w:r>
-      <w:r>
-        <w:rPr>
-          <w:b/>
-          <w:sz w:val="20"/>
-        </w:rPr>
-        <w:t>Challenge</w:t>
-      </w:r>
-      <w:r>
-        <w:rPr>
-          <w:sz w:val="20"/>
-        </w:rPr>
-        <w:t xml:space="preserve"> — change the update rate, add a field, and watch the physical output react.</w:t>
       </w:r>
     </w:p>
     <w:p>
@@ -1451,40 +1430,6 @@
           <w:sz w:val="18"/>
         </w:rPr>
         <w:t>, the board's onboard LED).</w:t>
-      </w:r>
-    </w:p>
-    <w:p>
-      <w:r>
-        <w:rPr>
-          <w:sz w:val="20"/>
-        </w:rPr>
-        <w:t xml:space="preserve">🎤 </w:t>
-      </w:r>
-      <w:r>
-        <w:rPr>
-          <w:b/>
-          <w:sz w:val="20"/>
-        </w:rPr>
-        <w:t>Narration (presenter):</w:t>
-      </w:r>
-      <w:r>
-        <w:rPr>
-          <w:sz w:val="20"/>
-        </w:rPr>
-        <w:t xml:space="preserve"> "Everything in IoT comes back to three questions: </w:t>
-      </w:r>
-      <w:r>
-        <w:rPr>
-          <w:i/>
-          <w:sz w:val="20"/>
-        </w:rPr>
-        <w:t>how do I get data in, where does it go, and how do I get it back?</w:t>
-      </w:r>
-      <w:r>
-        <w:rPr>
-          <w:sz w:val="20"/>
-        </w:rPr>
-        <w:t xml:space="preserve"> Today the ESP32 is our gateway — it reads the sensor, publishes over MQTT to ThingSpeak, and reads its own channel back. That is a complete IoT loop."</w:t>
       </w:r>
     </w:p>
     <w:p>
@@ -2394,79 +2339,6 @@
       </w:r>
     </w:p>
     <w:p>
-      <w:r>
-        <w:rPr>
-          <w:sz w:val="20"/>
-        </w:rPr>
-        <w:t xml:space="preserve">🎤 </w:t>
-      </w:r>
-      <w:r>
-        <w:rPr>
-          <w:b/>
-          <w:sz w:val="20"/>
-        </w:rPr>
-        <w:t>Narration (presenter):</w:t>
-      </w:r>
-      <w:r>
-        <w:rPr>
-          <w:sz w:val="20"/>
-        </w:rPr>
-        <w:t xml:space="preserve"> "Notice the field names — </w:t>
-      </w:r>
-      <w:r>
-        <w:rPr>
-          <w:rFonts w:ascii="Consolas" w:hAnsi="Consolas"/>
-          <w:sz w:val="18"/>
-        </w:rPr>
-        <w:t>TemperatureData</w:t>
-      </w:r>
-      <w:r>
-        <w:rPr>
-          <w:sz w:val="20"/>
-        </w:rPr>
-        <w:t xml:space="preserve">, </w:t>
-      </w:r>
-      <w:r>
-        <w:rPr>
-          <w:rFonts w:ascii="Consolas" w:hAnsi="Consolas"/>
-          <w:sz w:val="18"/>
-        </w:rPr>
-        <w:t>ThresholdData</w:t>
-      </w:r>
-      <w:r>
-        <w:rPr>
-          <w:sz w:val="20"/>
-        </w:rPr>
-        <w:t xml:space="preserve">, </w:t>
-      </w:r>
-      <w:r>
-        <w:rPr>
-          <w:rFonts w:ascii="Consolas" w:hAnsi="Consolas"/>
-          <w:sz w:val="18"/>
-        </w:rPr>
-        <w:t>FanControl</w:t>
-      </w:r>
-      <w:r>
-        <w:rPr>
-          <w:sz w:val="20"/>
-        </w:rPr>
-        <w:t xml:space="preserve">. Those are not just labels. ThingSpeak stores every value in a numbered field, and the model builds the message </w:t>
-      </w:r>
-      <w:r>
-        <w:rPr>
-          <w:rFonts w:ascii="Consolas" w:hAnsi="Consolas"/>
-          <w:sz w:val="18"/>
-        </w:rPr>
-        <w:t>field1=…&amp;field2=…&amp;field3=…</w:t>
-      </w:r>
-      <w:r>
-        <w:rPr>
-          <w:sz w:val="20"/>
-        </w:rPr>
-        <w:t xml:space="preserve"> that exactly matches this channel. Get the names wrong and the data lands in the wrong field."</w:t>
-      </w:r>
-    </w:p>
-    <w:p>
       <w:pPr>
         <w:pStyle w:val="Heading1"/>
       </w:pPr>
@@ -2930,79 +2802,6 @@
           <w:sz w:val="20"/>
         </w:rPr>
         <w:t xml:space="preserve"> — visualize scaled values and on/off states.</w:t>
-      </w:r>
-    </w:p>
-    <w:p>
-      <w:r>
-        <w:rPr>
-          <w:sz w:val="20"/>
-        </w:rPr>
-        <w:t xml:space="preserve">🎤 </w:t>
-      </w:r>
-      <w:r>
-        <w:rPr>
-          <w:b/>
-          <w:sz w:val="20"/>
-        </w:rPr>
-        <w:t>Narration (presenter):</w:t>
-      </w:r>
-      <w:r>
-        <w:rPr>
-          <w:sz w:val="20"/>
-        </w:rPr>
-        <w:t xml:space="preserve"> "The starter model is the wiring harness — all the </w:t>
-      </w:r>
-      <w:r>
-        <w:rPr>
-          <w:i/>
-          <w:sz w:val="20"/>
-        </w:rPr>
-        <w:t>plumbing</w:t>
-      </w:r>
-      <w:r>
-        <w:rPr>
-          <w:sz w:val="20"/>
-        </w:rPr>
-        <w:t xml:space="preserve"> is already there. Notice the </w:t>
-      </w:r>
-      <w:r>
-        <w:rPr>
-          <w:rFonts w:ascii="Consolas" w:hAnsi="Consolas"/>
-          <w:sz w:val="18"/>
-        </w:rPr>
-        <w:t>GoTo</w:t>
-      </w:r>
-      <w:r>
-        <w:rPr>
-          <w:sz w:val="20"/>
-        </w:rPr>
-        <w:t>/</w:t>
-      </w:r>
-      <w:r>
-        <w:rPr>
-          <w:rFonts w:ascii="Consolas" w:hAnsi="Consolas"/>
-          <w:sz w:val="18"/>
-        </w:rPr>
-        <w:t>From</w:t>
-      </w:r>
-      <w:r>
-        <w:rPr>
-          <w:sz w:val="20"/>
-        </w:rPr>
-        <w:t xml:space="preserve"> tags: they work like named buses so we can route a signal across the canvas without drawing every wire. Your job now is to add the </w:t>
-      </w:r>
-      <w:r>
-        <w:rPr>
-          <w:i/>
-          <w:sz w:val="20"/>
-        </w:rPr>
-        <w:t>engine</w:t>
-      </w:r>
-      <w:r>
-        <w:rPr>
-          <w:sz w:val="20"/>
-        </w:rPr>
-        <w:t>: the real ADC inputs, the threshold logic, and the IoT blocks that talk to ThingSpeak."</w:t>
       </w:r>
     </w:p>
     <w:p>
@@ -6883,27 +6682,6 @@
       </w:r>
     </w:p>
     <w:p>
-      <w:r>
-        <w:rPr>
-          <w:sz w:val="20"/>
-        </w:rPr>
-        <w:t xml:space="preserve">🎤 </w:t>
-      </w:r>
-      <w:r>
-        <w:rPr>
-          <w:b/>
-          <w:sz w:val="20"/>
-        </w:rPr>
-        <w:t>Narration (presenter):</w:t>
-      </w:r>
-      <w:r>
-        <w:rPr>
-          <w:sz w:val="20"/>
-        </w:rPr>
-        <w:t xml:space="preserve"> "This is the IoT loop made visible: the ESP32 reads → publishes over MQTT → ThingSpeak stores it → the model reads its own channel back. If you can see Field 3 flipping in the cloud while you drag the knob, every link in the chain works."</w:t>
-      </w:r>
-    </w:p>
-    <w:p>
       <w:pPr>
         <w:pStyle w:val="Heading1"/>
       </w:pPr>
@@ -7372,88 +7150,7 @@
         <w:pStyle w:val="Heading1"/>
       </w:pPr>
       <w:r>
-        <w:t>10. Challenge (~10 min)</w:t>
-      </w:r>
-    </w:p>
-    <w:p>
-      <w:r>
-        <w:rPr>
-          <w:sz w:val="20"/>
-        </w:rPr>
-        <w:t xml:space="preserve">1. </w:t>
-      </w:r>
-      <w:r>
-        <w:rPr>
-          <w:b/>
-          <w:sz w:val="20"/>
-        </w:rPr>
-        <w:t>Speed it up:</w:t>
-      </w:r>
-      <w:r>
-        <w:rPr>
-          <w:sz w:val="20"/>
-        </w:rPr>
-        <w:t xml:space="preserve"> change the </w:t>
-      </w:r>
-      <w:r>
-        <w:rPr>
-          <w:b/>
-          <w:sz w:val="20"/>
-        </w:rPr>
-        <w:t>Update interval</w:t>
-      </w:r>
-      <w:r>
-        <w:rPr>
-          <w:sz w:val="20"/>
-        </w:rPr>
-        <w:t xml:space="preserve"> of </w:t>
-      </w:r>
-      <w:r>
-        <w:rPr>
-          <w:i/>
-          <w:sz w:val="20"/>
-        </w:rPr>
-        <w:t>WiFi MQTT Publish</w:t>
-      </w:r>
-      <w:r>
-        <w:rPr>
-          <w:sz w:val="20"/>
-        </w:rPr>
-        <w:t xml:space="preserve"> from </w:t>
-      </w:r>
-      <w:r>
-        <w:rPr>
-          <w:rFonts w:ascii="Consolas" w:hAnsi="Consolas"/>
-          <w:sz w:val="18"/>
-        </w:rPr>
-        <w:t>60</w:t>
-      </w:r>
-      <w:r>
-        <w:rPr>
-          <w:sz w:val="20"/>
-        </w:rPr>
-        <w:t xml:space="preserve"> to </w:t>
-      </w:r>
-      <w:r>
-        <w:rPr>
-          <w:rFonts w:ascii="Consolas" w:hAnsi="Consolas"/>
-          <w:sz w:val="18"/>
-        </w:rPr>
-        <w:t>30</w:t>
-      </w:r>
-      <w:r>
-        <w:rPr>
-          <w:sz w:val="20"/>
-        </w:rPr>
-        <w:t xml:space="preserve"> seconds. Re-run and watch the Field 1 chart update twice as fast. Keep in mind ThingSpeak's free-tier write limits.</w:t>
-      </w:r>
-    </w:p>
-    <w:p>
-      <w:pPr>
-        <w:pStyle w:val="Heading1"/>
-      </w:pPr>
-      <w:r>
-        <w:t>11. Summary</w:t>
+        <w:t>10. Summary</w:t>
       </w:r>
     </w:p>
     <w:tbl>
@@ -7925,7 +7622,7 @@
         <w:pStyle w:val="Heading1"/>
       </w:pPr>
       <w:r>
-        <w:t>12. Troubleshooting</w:t>
+        <w:t>11. Troubleshooting</w:t>
       </w:r>
     </w:p>
     <w:tbl>
@@ -8432,7 +8129,7 @@
         <w:pStyle w:val="Heading1"/>
       </w:pPr>
       <w:r>
-        <w:t>13. MathWorks References</w:t>
+        <w:t>12. MathWorks References</w:t>
       </w:r>
     </w:p>
     <w:p>
